--- a/entregables/material_suplementario.docx
+++ b/entregables/material_suplementario.docx
@@ -108,7 +108,7 @@
         <w:t xml:space="preserve"> </w:t>
       </w:r>
       <w:r>
-        <w:t xml:space="preserve">— Notes S1–S3, Tables S1–S17 and Figures S1–S3.</w:t>
+        <w:t xml:space="preserve">— Notes S1–S3, Tables S1–S19 and Figures S1–S3.</w:t>
       </w:r>
       <w:r>
         <w:br/>
@@ -278,13 +278,13 @@
           <w:b/>
           <w:bCs/>
         </w:rPr>
-        <w:t xml:space="preserve">Tables S1–S17:</w:t>
+        <w:t xml:space="preserve">Tables S1–S19:</w:t>
       </w:r>
       <w:r>
         <w:t xml:space="preserve"> </w:t>
       </w:r>
       <w:r>
-        <w:t xml:space="preserve">variable dictionary, hyperparameters, departmental results, computational profile, conformal coverage, population evaluation, paired significance, spatial blocks, lead time, sampling, full benchmark, ablation, M1 baseline, gated policy, SHAP, cost-loss and data audit.</w:t>
+        <w:t xml:space="preserve">variable dictionary, hyperparameters, departmental results, computational profile, conformal coverage, population evaluation, paired significance, spatial blocks, lead time, sampling, full benchmark, ablation, M1 baseline, gated policy, confirmation holdout, coupled baseline, SHAP, cost-loss and data audit.</w:t>
       </w:r>
     </w:p>
     <w:p>
@@ -12579,7 +12579,7 @@
         <w:pStyle w:val="BodyText"/>
       </w:pPr>
       <w:r>
-        <w:t xml:space="preserve">M1 = biophysical only; M2 = macro-anchor baseline; M3 = multiscale socio-ecological hybrid. Holdout = 50-km spatial block; Held-in = reference cells not excluded from training. The confirmation holdout is not used here.</w:t>
+        <w:t xml:space="preserve">M1 = biophysical only; M2 = macro-anchor baseline; M3 = multiscale socio-ecological hybrid. Holdout = 50-km spatial block; Held-in = reference cells not excluded from training. The confirmation holdout is evaluated separately in Table S18.</w:t>
       </w:r>
     </w:p>
     <w:p>
@@ -32939,6 +32939,1775 @@
       </w:pPr>
       <w:r>
         <w:t xml:space="preserve">Population-level metrics after prior correction: Chaco ROC-AUC 0.8081, PR-AUC 0.0009, precision 0.077 %, recall 30.873 %, F0.5 0.0010; Oriental ROC-AUC 0.7598, PR-AUC 0.0019, precision 0.210 %, recall 18.546 %, F0.5 0.0026. Cutoffs: Chaco 0.2218 sample / 0.000436 population; Oriental 0.2186 sample / 0.001158 population.</w:t>
+      </w:r>
+    </w:p>
+    <w:p>
+      <w:pPr>
+        <w:pStyle w:val="BodyText"/>
+      </w:pPr>
+      <w:r>
+        <w:rPr>
+          <w:b/>
+          <w:bCs/>
+        </w:rPr>
+        <w:t xml:space="preserve">Table S18.</w:t>
+      </w:r>
+      <w:r>
+        <w:t xml:space="preserve"> </w:t>
+      </w:r>
+      <w:r>
+        <w:t xml:space="preserve">Independent spatial confirmation holdout on 2023. Models were retrained excluding the 31 confirmation blocks and their 20-km buffer; the cutoff was selected on held-in 2023 cells and applied once to the confirmation cells.</w:t>
+      </w:r>
+    </w:p>
+    <w:tbl>
+      <w:tblPr>
+        <w:tblStyle w:val="Table"/>
+        <w:tblW w:type="pct" w:w="5000"/>
+        <w:tblLayout w:type="fixed"/>
+        <w:tblLook w:firstRow="1" w:lastRow="0" w:firstColumn="0" w:lastColumn="0" w:noHBand="0" w:noVBand="0" w:val="0020"/>
+      </w:tblPr>
+      <w:tblGrid>
+        <w:gridCol w:w="792"/>
+        <w:gridCol w:w="792"/>
+        <w:gridCol w:w="792"/>
+        <w:gridCol w:w="792"/>
+        <w:gridCol w:w="792"/>
+        <w:gridCol w:w="792"/>
+        <w:gridCol w:w="792"/>
+        <w:gridCol w:w="792"/>
+        <w:gridCol w:w="792"/>
+        <w:gridCol w:w="792"/>
+      </w:tblGrid>
+      <w:tr>
+        <w:trPr>
+          <w:tblHeader w:val="on"/>
+        </w:trPr>
+        <w:tc>
+          <w:tcPr/>
+          <w:p>
+            <w:pPr>
+              <w:pStyle w:val="Compact"/>
+              <w:jc w:val="left"/>
+            </w:pPr>
+            <w:r>
+              <w:t xml:space="preserve">Region</w:t>
+            </w:r>
+          </w:p>
+        </w:tc>
+        <w:tc>
+          <w:tcPr/>
+          <w:p>
+            <w:pPr>
+              <w:pStyle w:val="Compact"/>
+              <w:jc w:val="left"/>
+            </w:pPr>
+            <w:r>
+              <w:t xml:space="preserve">Model</w:t>
+            </w:r>
+          </w:p>
+        </w:tc>
+        <w:tc>
+          <w:tcPr/>
+          <w:p>
+            <w:pPr>
+              <w:pStyle w:val="Compact"/>
+              <w:jc w:val="left"/>
+            </w:pPr>
+            <w:r>
+              <w:t xml:space="preserve">Evaluation</w:t>
+            </w:r>
+          </w:p>
+        </w:tc>
+        <w:tc>
+          <w:tcPr/>
+          <w:p>
+            <w:pPr>
+              <w:pStyle w:val="Compact"/>
+              <w:jc w:val="right"/>
+            </w:pPr>
+            <w:r>
+              <w:t xml:space="preserve">n</w:t>
+            </w:r>
+          </w:p>
+        </w:tc>
+        <w:tc>
+          <w:tcPr/>
+          <w:p>
+            <w:pPr>
+              <w:pStyle w:val="Compact"/>
+              <w:jc w:val="right"/>
+            </w:pPr>
+            <w:r>
+              <w:t xml:space="preserve">Positives</w:t>
+            </w:r>
+          </w:p>
+        </w:tc>
+        <w:tc>
+          <w:tcPr/>
+          <w:p>
+            <w:pPr>
+              <w:pStyle w:val="Compact"/>
+              <w:jc w:val="right"/>
+            </w:pPr>
+            <w:r>
+              <w:t xml:space="preserve">ROC-AUC</w:t>
+            </w:r>
+          </w:p>
+        </w:tc>
+        <w:tc>
+          <w:tcPr/>
+          <w:p>
+            <w:pPr>
+              <w:pStyle w:val="Compact"/>
+              <w:jc w:val="right"/>
+            </w:pPr>
+            <w:r>
+              <w:t xml:space="preserve">PR-AUC</w:t>
+            </w:r>
+          </w:p>
+        </w:tc>
+        <w:tc>
+          <w:tcPr/>
+          <w:p>
+            <w:pPr>
+              <w:pStyle w:val="Compact"/>
+              <w:jc w:val="right"/>
+            </w:pPr>
+            <w:r>
+              <w:t xml:space="preserve">Precision</w:t>
+            </w:r>
+          </w:p>
+        </w:tc>
+        <w:tc>
+          <w:tcPr/>
+          <w:p>
+            <w:pPr>
+              <w:pStyle w:val="Compact"/>
+              <w:jc w:val="right"/>
+            </w:pPr>
+            <w:r>
+              <w:t xml:space="preserve">Recall</w:t>
+            </w:r>
+          </w:p>
+        </w:tc>
+        <w:tc>
+          <w:tcPr/>
+          <w:p>
+            <w:pPr>
+              <w:pStyle w:val="Compact"/>
+              <w:jc w:val="right"/>
+            </w:pPr>
+            <w:r>
+              <w:t xml:space="preserve">F0.5</w:t>
+            </w:r>
+          </w:p>
+        </w:tc>
+      </w:tr>
+      <w:tr>
+        <w:tc>
+          <w:tcPr/>
+          <w:p>
+            <w:pPr>
+              <w:pStyle w:val="Compact"/>
+              <w:jc w:val="left"/>
+            </w:pPr>
+            <w:r>
+              <w:t xml:space="preserve">Chaco</w:t>
+            </w:r>
+          </w:p>
+        </w:tc>
+        <w:tc>
+          <w:tcPr/>
+          <w:p>
+            <w:pPr>
+              <w:pStyle w:val="Compact"/>
+              <w:jc w:val="left"/>
+            </w:pPr>
+            <w:r>
+              <w:t xml:space="preserve">M1</w:t>
+            </w:r>
+          </w:p>
+        </w:tc>
+        <w:tc>
+          <w:tcPr/>
+          <w:p>
+            <w:pPr>
+              <w:pStyle w:val="Compact"/>
+              <w:jc w:val="left"/>
+            </w:pPr>
+            <w:r>
+              <w:t xml:space="preserve">Confirmation</w:t>
+            </w:r>
+          </w:p>
+        </w:tc>
+        <w:tc>
+          <w:tcPr/>
+          <w:p>
+            <w:pPr>
+              <w:pStyle w:val="Compact"/>
+              <w:jc w:val="right"/>
+            </w:pPr>
+            <w:r>
+              <w:t xml:space="preserve">16,579</w:t>
+            </w:r>
+          </w:p>
+        </w:tc>
+        <w:tc>
+          <w:tcPr/>
+          <w:p>
+            <w:pPr>
+              <w:pStyle w:val="Compact"/>
+              <w:jc w:val="right"/>
+            </w:pPr>
+            <w:r>
+              <w:t xml:space="preserve">1,404</w:t>
+            </w:r>
+          </w:p>
+        </w:tc>
+        <w:tc>
+          <w:tcPr/>
+          <w:p>
+            <w:pPr>
+              <w:pStyle w:val="Compact"/>
+              <w:jc w:val="right"/>
+            </w:pPr>
+            <w:r>
+              <w:t xml:space="preserve">0.6435</w:t>
+            </w:r>
+          </w:p>
+        </w:tc>
+        <w:tc>
+          <w:tcPr/>
+          <w:p>
+            <w:pPr>
+              <w:pStyle w:val="Compact"/>
+              <w:jc w:val="right"/>
+            </w:pPr>
+            <w:r>
+              <w:t xml:space="preserve">0.1263</w:t>
+            </w:r>
+          </w:p>
+        </w:tc>
+        <w:tc>
+          <w:tcPr/>
+          <w:p>
+            <w:pPr>
+              <w:pStyle w:val="Compact"/>
+              <w:jc w:val="right"/>
+            </w:pPr>
+            <w:r>
+              <w:t xml:space="preserve">14.57 %</w:t>
+            </w:r>
+          </w:p>
+        </w:tc>
+        <w:tc>
+          <w:tcPr/>
+          <w:p>
+            <w:pPr>
+              <w:pStyle w:val="Compact"/>
+              <w:jc w:val="right"/>
+            </w:pPr>
+            <w:r>
+              <w:t xml:space="preserve">9.26 %</w:t>
+            </w:r>
+          </w:p>
+        </w:tc>
+        <w:tc>
+          <w:tcPr/>
+          <w:p>
+            <w:pPr>
+              <w:pStyle w:val="Compact"/>
+              <w:jc w:val="right"/>
+            </w:pPr>
+            <w:r>
+              <w:t xml:space="preserve">0.1307</w:t>
+            </w:r>
+          </w:p>
+        </w:tc>
+      </w:tr>
+      <w:tr>
+        <w:tc>
+          <w:tcPr/>
+          <w:p>
+            <w:pPr>
+              <w:pStyle w:val="Compact"/>
+              <w:jc w:val="left"/>
+            </w:pPr>
+            <w:r>
+              <w:t xml:space="preserve">Chaco</w:t>
+            </w:r>
+          </w:p>
+        </w:tc>
+        <w:tc>
+          <w:tcPr/>
+          <w:p>
+            <w:pPr>
+              <w:pStyle w:val="Compact"/>
+              <w:jc w:val="left"/>
+            </w:pPr>
+            <w:r>
+              <w:t xml:space="preserve">M2</w:t>
+            </w:r>
+          </w:p>
+        </w:tc>
+        <w:tc>
+          <w:tcPr/>
+          <w:p>
+            <w:pPr>
+              <w:pStyle w:val="Compact"/>
+              <w:jc w:val="left"/>
+            </w:pPr>
+            <w:r>
+              <w:t xml:space="preserve">Confirmation</w:t>
+            </w:r>
+          </w:p>
+        </w:tc>
+        <w:tc>
+          <w:tcPr/>
+          <w:p>
+            <w:pPr>
+              <w:pStyle w:val="Compact"/>
+              <w:jc w:val="right"/>
+            </w:pPr>
+            <w:r>
+              <w:t xml:space="preserve">16,579</w:t>
+            </w:r>
+          </w:p>
+        </w:tc>
+        <w:tc>
+          <w:tcPr/>
+          <w:p>
+            <w:pPr>
+              <w:pStyle w:val="Compact"/>
+              <w:jc w:val="right"/>
+            </w:pPr>
+            <w:r>
+              <w:t xml:space="preserve">1,404</w:t>
+            </w:r>
+          </w:p>
+        </w:tc>
+        <w:tc>
+          <w:tcPr/>
+          <w:p>
+            <w:pPr>
+              <w:pStyle w:val="Compact"/>
+              <w:jc w:val="right"/>
+            </w:pPr>
+            <w:r>
+              <w:t xml:space="preserve">0.6871</w:t>
+            </w:r>
+          </w:p>
+        </w:tc>
+        <w:tc>
+          <w:tcPr/>
+          <w:p>
+            <w:pPr>
+              <w:pStyle w:val="Compact"/>
+              <w:jc w:val="right"/>
+            </w:pPr>
+            <w:r>
+              <w:t xml:space="preserve">0.1759</w:t>
+            </w:r>
+          </w:p>
+        </w:tc>
+        <w:tc>
+          <w:tcPr/>
+          <w:p>
+            <w:pPr>
+              <w:pStyle w:val="Compact"/>
+              <w:jc w:val="right"/>
+            </w:pPr>
+            <w:r>
+              <w:t xml:space="preserve">44.44 %</w:t>
+            </w:r>
+          </w:p>
+        </w:tc>
+        <w:tc>
+          <w:tcPr/>
+          <w:p>
+            <w:pPr>
+              <w:pStyle w:val="Compact"/>
+              <w:jc w:val="right"/>
+            </w:pPr>
+            <w:r>
+              <w:t xml:space="preserve">0.57 %</w:t>
+            </w:r>
+          </w:p>
+        </w:tc>
+        <w:tc>
+          <w:tcPr/>
+          <w:p>
+            <w:pPr>
+              <w:pStyle w:val="Compact"/>
+              <w:jc w:val="right"/>
+            </w:pPr>
+            <w:r>
+              <w:t xml:space="preserve">0.0271</w:t>
+            </w:r>
+          </w:p>
+        </w:tc>
+      </w:tr>
+      <w:tr>
+        <w:tc>
+          <w:tcPr/>
+          <w:p>
+            <w:pPr>
+              <w:pStyle w:val="Compact"/>
+              <w:jc w:val="left"/>
+            </w:pPr>
+            <w:r>
+              <w:t xml:space="preserve">Chaco</w:t>
+            </w:r>
+          </w:p>
+        </w:tc>
+        <w:tc>
+          <w:tcPr/>
+          <w:p>
+            <w:pPr>
+              <w:pStyle w:val="Compact"/>
+              <w:jc w:val="left"/>
+            </w:pPr>
+            <w:r>
+              <w:t xml:space="preserve">M3</w:t>
+            </w:r>
+          </w:p>
+        </w:tc>
+        <w:tc>
+          <w:tcPr/>
+          <w:p>
+            <w:pPr>
+              <w:pStyle w:val="Compact"/>
+              <w:jc w:val="left"/>
+            </w:pPr>
+            <w:r>
+              <w:t xml:space="preserve">Confirmation</w:t>
+            </w:r>
+          </w:p>
+        </w:tc>
+        <w:tc>
+          <w:tcPr/>
+          <w:p>
+            <w:pPr>
+              <w:pStyle w:val="Compact"/>
+              <w:jc w:val="right"/>
+            </w:pPr>
+            <w:r>
+              <w:t xml:space="preserve">16,579</w:t>
+            </w:r>
+          </w:p>
+        </w:tc>
+        <w:tc>
+          <w:tcPr/>
+          <w:p>
+            <w:pPr>
+              <w:pStyle w:val="Compact"/>
+              <w:jc w:val="right"/>
+            </w:pPr>
+            <w:r>
+              <w:t xml:space="preserve">1,404</w:t>
+            </w:r>
+          </w:p>
+        </w:tc>
+        <w:tc>
+          <w:tcPr/>
+          <w:p>
+            <w:pPr>
+              <w:pStyle w:val="Compact"/>
+              <w:jc w:val="right"/>
+            </w:pPr>
+            <w:r>
+              <w:t xml:space="preserve">0.6757</w:t>
+            </w:r>
+          </w:p>
+        </w:tc>
+        <w:tc>
+          <w:tcPr/>
+          <w:p>
+            <w:pPr>
+              <w:pStyle w:val="Compact"/>
+              <w:jc w:val="right"/>
+            </w:pPr>
+            <w:r>
+              <w:t xml:space="preserve">0.1663</w:t>
+            </w:r>
+          </w:p>
+        </w:tc>
+        <w:tc>
+          <w:tcPr/>
+          <w:p>
+            <w:pPr>
+              <w:pStyle w:val="Compact"/>
+              <w:jc w:val="right"/>
+            </w:pPr>
+            <w:r>
+              <w:t xml:space="preserve">60.00 %</w:t>
+            </w:r>
+          </w:p>
+        </w:tc>
+        <w:tc>
+          <w:tcPr/>
+          <w:p>
+            <w:pPr>
+              <w:pStyle w:val="Compact"/>
+              <w:jc w:val="right"/>
+            </w:pPr>
+            <w:r>
+              <w:t xml:space="preserve">0.43 %</w:t>
+            </w:r>
+          </w:p>
+        </w:tc>
+        <w:tc>
+          <w:tcPr/>
+          <w:p>
+            <w:pPr>
+              <w:pStyle w:val="Compact"/>
+              <w:jc w:val="right"/>
+            </w:pPr>
+            <w:r>
+              <w:t xml:space="preserve">0.0208</w:t>
+            </w:r>
+          </w:p>
+        </w:tc>
+      </w:tr>
+      <w:tr>
+        <w:tc>
+          <w:tcPr/>
+          <w:p>
+            <w:pPr>
+              <w:pStyle w:val="Compact"/>
+              <w:jc w:val="left"/>
+            </w:pPr>
+            <w:r>
+              <w:t xml:space="preserve">Chaco</w:t>
+            </w:r>
+          </w:p>
+        </w:tc>
+        <w:tc>
+          <w:tcPr/>
+          <w:p>
+            <w:pPr>
+              <w:pStyle w:val="Compact"/>
+              <w:jc w:val="left"/>
+            </w:pPr>
+            <w:r>
+              <w:t xml:space="preserve">M3/M2 gated</w:t>
+            </w:r>
+          </w:p>
+        </w:tc>
+        <w:tc>
+          <w:tcPr/>
+          <w:p>
+            <w:pPr>
+              <w:pStyle w:val="Compact"/>
+              <w:jc w:val="left"/>
+            </w:pPr>
+            <w:r>
+              <w:t xml:space="preserve">Confirmation</w:t>
+            </w:r>
+          </w:p>
+        </w:tc>
+        <w:tc>
+          <w:tcPr/>
+          <w:p>
+            <w:pPr>
+              <w:pStyle w:val="Compact"/>
+              <w:jc w:val="right"/>
+            </w:pPr>
+            <w:r>
+              <w:t xml:space="preserve">16,579</w:t>
+            </w:r>
+          </w:p>
+        </w:tc>
+        <w:tc>
+          <w:tcPr/>
+          <w:p>
+            <w:pPr>
+              <w:pStyle w:val="Compact"/>
+              <w:jc w:val="right"/>
+            </w:pPr>
+            <w:r>
+              <w:t xml:space="preserve">1,404</w:t>
+            </w:r>
+          </w:p>
+        </w:tc>
+        <w:tc>
+          <w:tcPr/>
+          <w:p>
+            <w:pPr>
+              <w:pStyle w:val="Compact"/>
+              <w:jc w:val="right"/>
+            </w:pPr>
+            <w:r>
+              <w:t xml:space="preserve">0.6871</w:t>
+            </w:r>
+          </w:p>
+        </w:tc>
+        <w:tc>
+          <w:tcPr/>
+          <w:p>
+            <w:pPr>
+              <w:pStyle w:val="Compact"/>
+              <w:jc w:val="right"/>
+            </w:pPr>
+            <w:r>
+              <w:t xml:space="preserve">0.1759</w:t>
+            </w:r>
+          </w:p>
+        </w:tc>
+        <w:tc>
+          <w:tcPr/>
+          <w:p>
+            <w:pPr>
+              <w:pStyle w:val="Compact"/>
+              <w:jc w:val="right"/>
+            </w:pPr>
+            <w:r>
+              <w:t xml:space="preserve">54.55 %</w:t>
+            </w:r>
+          </w:p>
+        </w:tc>
+        <w:tc>
+          <w:tcPr/>
+          <w:p>
+            <w:pPr>
+              <w:pStyle w:val="Compact"/>
+              <w:jc w:val="right"/>
+            </w:pPr>
+            <w:r>
+              <w:t xml:space="preserve">0.43 %</w:t>
+            </w:r>
+          </w:p>
+        </w:tc>
+        <w:tc>
+          <w:tcPr/>
+          <w:p>
+            <w:pPr>
+              <w:pStyle w:val="Compact"/>
+              <w:jc w:val="right"/>
+            </w:pPr>
+            <w:r>
+              <w:t xml:space="preserve">0.0207</w:t>
+            </w:r>
+          </w:p>
+        </w:tc>
+      </w:tr>
+      <w:tr>
+        <w:tc>
+          <w:tcPr/>
+          <w:p>
+            <w:pPr>
+              <w:pStyle w:val="Compact"/>
+              <w:jc w:val="left"/>
+            </w:pPr>
+            <w:r>
+              <w:t xml:space="preserve">Oriental</w:t>
+            </w:r>
+          </w:p>
+        </w:tc>
+        <w:tc>
+          <w:tcPr/>
+          <w:p>
+            <w:pPr>
+              <w:pStyle w:val="Compact"/>
+              <w:jc w:val="left"/>
+            </w:pPr>
+            <w:r>
+              <w:t xml:space="preserve">M1</w:t>
+            </w:r>
+          </w:p>
+        </w:tc>
+        <w:tc>
+          <w:tcPr/>
+          <w:p>
+            <w:pPr>
+              <w:pStyle w:val="Compact"/>
+              <w:jc w:val="left"/>
+            </w:pPr>
+            <w:r>
+              <w:t xml:space="preserve">Confirmation</w:t>
+            </w:r>
+          </w:p>
+        </w:tc>
+        <w:tc>
+          <w:tcPr/>
+          <w:p>
+            <w:pPr>
+              <w:pStyle w:val="Compact"/>
+              <w:jc w:val="right"/>
+            </w:pPr>
+            <w:r>
+              <w:t xml:space="preserve">14,551</w:t>
+            </w:r>
+          </w:p>
+        </w:tc>
+        <w:tc>
+          <w:tcPr/>
+          <w:p>
+            <w:pPr>
+              <w:pStyle w:val="Compact"/>
+              <w:jc w:val="right"/>
+            </w:pPr>
+            <w:r>
+              <w:t xml:space="preserve">1,615</w:t>
+            </w:r>
+          </w:p>
+        </w:tc>
+        <w:tc>
+          <w:tcPr/>
+          <w:p>
+            <w:pPr>
+              <w:pStyle w:val="Compact"/>
+              <w:jc w:val="right"/>
+            </w:pPr>
+            <w:r>
+              <w:t xml:space="preserve">0.6388</w:t>
+            </w:r>
+          </w:p>
+        </w:tc>
+        <w:tc>
+          <w:tcPr/>
+          <w:p>
+            <w:pPr>
+              <w:pStyle w:val="Compact"/>
+              <w:jc w:val="right"/>
+            </w:pPr>
+            <w:r>
+              <w:t xml:space="preserve">0.1735</w:t>
+            </w:r>
+          </w:p>
+        </w:tc>
+        <w:tc>
+          <w:tcPr/>
+          <w:p>
+            <w:pPr>
+              <w:pStyle w:val="Compact"/>
+              <w:jc w:val="right"/>
+            </w:pPr>
+            <w:r>
+              <w:t xml:space="preserve">20.48 %</w:t>
+            </w:r>
+          </w:p>
+        </w:tc>
+        <w:tc>
+          <w:tcPr/>
+          <w:p>
+            <w:pPr>
+              <w:pStyle w:val="Compact"/>
+              <w:jc w:val="right"/>
+            </w:pPr>
+            <w:r>
+              <w:t xml:space="preserve">25.57 %</w:t>
+            </w:r>
+          </w:p>
+        </w:tc>
+        <w:tc>
+          <w:tcPr/>
+          <w:p>
+            <w:pPr>
+              <w:pStyle w:val="Compact"/>
+              <w:jc w:val="right"/>
+            </w:pPr>
+            <w:r>
+              <w:t xml:space="preserve">0.2133</w:t>
+            </w:r>
+          </w:p>
+        </w:tc>
+      </w:tr>
+      <w:tr>
+        <w:tc>
+          <w:tcPr/>
+          <w:p>
+            <w:pPr>
+              <w:pStyle w:val="Compact"/>
+              <w:jc w:val="left"/>
+            </w:pPr>
+            <w:r>
+              <w:t xml:space="preserve">Oriental</w:t>
+            </w:r>
+          </w:p>
+        </w:tc>
+        <w:tc>
+          <w:tcPr/>
+          <w:p>
+            <w:pPr>
+              <w:pStyle w:val="Compact"/>
+              <w:jc w:val="left"/>
+            </w:pPr>
+            <w:r>
+              <w:t xml:space="preserve">M2</w:t>
+            </w:r>
+          </w:p>
+        </w:tc>
+        <w:tc>
+          <w:tcPr/>
+          <w:p>
+            <w:pPr>
+              <w:pStyle w:val="Compact"/>
+              <w:jc w:val="left"/>
+            </w:pPr>
+            <w:r>
+              <w:t xml:space="preserve">Confirmation</w:t>
+            </w:r>
+          </w:p>
+        </w:tc>
+        <w:tc>
+          <w:tcPr/>
+          <w:p>
+            <w:pPr>
+              <w:pStyle w:val="Compact"/>
+              <w:jc w:val="right"/>
+            </w:pPr>
+            <w:r>
+              <w:t xml:space="preserve">14,551</w:t>
+            </w:r>
+          </w:p>
+        </w:tc>
+        <w:tc>
+          <w:tcPr/>
+          <w:p>
+            <w:pPr>
+              <w:pStyle w:val="Compact"/>
+              <w:jc w:val="right"/>
+            </w:pPr>
+            <w:r>
+              <w:t xml:space="preserve">1,615</w:t>
+            </w:r>
+          </w:p>
+        </w:tc>
+        <w:tc>
+          <w:tcPr/>
+          <w:p>
+            <w:pPr>
+              <w:pStyle w:val="Compact"/>
+              <w:jc w:val="right"/>
+            </w:pPr>
+            <w:r>
+              <w:t xml:space="preserve">0.6621</w:t>
+            </w:r>
+          </w:p>
+        </w:tc>
+        <w:tc>
+          <w:tcPr/>
+          <w:p>
+            <w:pPr>
+              <w:pStyle w:val="Compact"/>
+              <w:jc w:val="right"/>
+            </w:pPr>
+            <w:r>
+              <w:t xml:space="preserve">0.1842</w:t>
+            </w:r>
+          </w:p>
+        </w:tc>
+        <w:tc>
+          <w:tcPr/>
+          <w:p>
+            <w:pPr>
+              <w:pStyle w:val="Compact"/>
+              <w:jc w:val="right"/>
+            </w:pPr>
+            <w:r>
+              <w:t xml:space="preserve">25.00 %</w:t>
+            </w:r>
+          </w:p>
+        </w:tc>
+        <w:tc>
+          <w:tcPr/>
+          <w:p>
+            <w:pPr>
+              <w:pStyle w:val="Compact"/>
+              <w:jc w:val="right"/>
+            </w:pPr>
+            <w:r>
+              <w:t xml:space="preserve">0.12 %</w:t>
+            </w:r>
+          </w:p>
+        </w:tc>
+        <w:tc>
+          <w:tcPr/>
+          <w:p>
+            <w:pPr>
+              <w:pStyle w:val="Compact"/>
+              <w:jc w:val="right"/>
+            </w:pPr>
+            <w:r>
+              <w:t xml:space="preserve">0.0061</w:t>
+            </w:r>
+          </w:p>
+        </w:tc>
+      </w:tr>
+      <w:tr>
+        <w:tc>
+          <w:tcPr/>
+          <w:p>
+            <w:pPr>
+              <w:pStyle w:val="Compact"/>
+              <w:jc w:val="left"/>
+            </w:pPr>
+            <w:r>
+              <w:t xml:space="preserve">Oriental</w:t>
+            </w:r>
+          </w:p>
+        </w:tc>
+        <w:tc>
+          <w:tcPr/>
+          <w:p>
+            <w:pPr>
+              <w:pStyle w:val="Compact"/>
+              <w:jc w:val="left"/>
+            </w:pPr>
+            <w:r>
+              <w:t xml:space="preserve">M3</w:t>
+            </w:r>
+          </w:p>
+        </w:tc>
+        <w:tc>
+          <w:tcPr/>
+          <w:p>
+            <w:pPr>
+              <w:pStyle w:val="Compact"/>
+              <w:jc w:val="left"/>
+            </w:pPr>
+            <w:r>
+              <w:t xml:space="preserve">Confirmation</w:t>
+            </w:r>
+          </w:p>
+        </w:tc>
+        <w:tc>
+          <w:tcPr/>
+          <w:p>
+            <w:pPr>
+              <w:pStyle w:val="Compact"/>
+              <w:jc w:val="right"/>
+            </w:pPr>
+            <w:r>
+              <w:t xml:space="preserve">14,551</w:t>
+            </w:r>
+          </w:p>
+        </w:tc>
+        <w:tc>
+          <w:tcPr/>
+          <w:p>
+            <w:pPr>
+              <w:pStyle w:val="Compact"/>
+              <w:jc w:val="right"/>
+            </w:pPr>
+            <w:r>
+              <w:t xml:space="preserve">1,615</w:t>
+            </w:r>
+          </w:p>
+        </w:tc>
+        <w:tc>
+          <w:tcPr/>
+          <w:p>
+            <w:pPr>
+              <w:pStyle w:val="Compact"/>
+              <w:jc w:val="right"/>
+            </w:pPr>
+            <w:r>
+              <w:t xml:space="preserve">0.6344</w:t>
+            </w:r>
+          </w:p>
+        </w:tc>
+        <w:tc>
+          <w:tcPr/>
+          <w:p>
+            <w:pPr>
+              <w:pStyle w:val="Compact"/>
+              <w:jc w:val="right"/>
+            </w:pPr>
+            <w:r>
+              <w:t xml:space="preserve">0.1700</w:t>
+            </w:r>
+          </w:p>
+        </w:tc>
+        <w:tc>
+          <w:tcPr/>
+          <w:p>
+            <w:pPr>
+              <w:pStyle w:val="Compact"/>
+              <w:jc w:val="right"/>
+            </w:pPr>
+            <w:r>
+              <w:t xml:space="preserve">50.00 %</w:t>
+            </w:r>
+          </w:p>
+        </w:tc>
+        <w:tc>
+          <w:tcPr/>
+          <w:p>
+            <w:pPr>
+              <w:pStyle w:val="Compact"/>
+              <w:jc w:val="right"/>
+            </w:pPr>
+            <w:r>
+              <w:t xml:space="preserve">0.06 %</w:t>
+            </w:r>
+          </w:p>
+        </w:tc>
+        <w:tc>
+          <w:tcPr/>
+          <w:p>
+            <w:pPr>
+              <w:pStyle w:val="Compact"/>
+              <w:jc w:val="right"/>
+            </w:pPr>
+            <w:r>
+              <w:t xml:space="preserve">0.0031</w:t>
+            </w:r>
+          </w:p>
+        </w:tc>
+      </w:tr>
+      <w:tr>
+        <w:tc>
+          <w:tcPr/>
+          <w:p>
+            <w:pPr>
+              <w:pStyle w:val="Compact"/>
+              <w:jc w:val="left"/>
+            </w:pPr>
+            <w:r>
+              <w:t xml:space="preserve">Oriental</w:t>
+            </w:r>
+          </w:p>
+        </w:tc>
+        <w:tc>
+          <w:tcPr/>
+          <w:p>
+            <w:pPr>
+              <w:pStyle w:val="Compact"/>
+              <w:jc w:val="left"/>
+            </w:pPr>
+            <w:r>
+              <w:t xml:space="preserve">M3/M2 gated</w:t>
+            </w:r>
+          </w:p>
+        </w:tc>
+        <w:tc>
+          <w:tcPr/>
+          <w:p>
+            <w:pPr>
+              <w:pStyle w:val="Compact"/>
+              <w:jc w:val="left"/>
+            </w:pPr>
+            <w:r>
+              <w:t xml:space="preserve">Confirmation</w:t>
+            </w:r>
+          </w:p>
+        </w:tc>
+        <w:tc>
+          <w:tcPr/>
+          <w:p>
+            <w:pPr>
+              <w:pStyle w:val="Compact"/>
+              <w:jc w:val="right"/>
+            </w:pPr>
+            <w:r>
+              <w:t xml:space="preserve">14,551</w:t>
+            </w:r>
+          </w:p>
+        </w:tc>
+        <w:tc>
+          <w:tcPr/>
+          <w:p>
+            <w:pPr>
+              <w:pStyle w:val="Compact"/>
+              <w:jc w:val="right"/>
+            </w:pPr>
+            <w:r>
+              <w:t xml:space="preserve">1,615</w:t>
+            </w:r>
+          </w:p>
+        </w:tc>
+        <w:tc>
+          <w:tcPr/>
+          <w:p>
+            <w:pPr>
+              <w:pStyle w:val="Compact"/>
+              <w:jc w:val="right"/>
+            </w:pPr>
+            <w:r>
+              <w:t xml:space="preserve">0.6621</w:t>
+            </w:r>
+          </w:p>
+        </w:tc>
+        <w:tc>
+          <w:tcPr/>
+          <w:p>
+            <w:pPr>
+              <w:pStyle w:val="Compact"/>
+              <w:jc w:val="right"/>
+            </w:pPr>
+            <w:r>
+              <w:t xml:space="preserve">0.1842</w:t>
+            </w:r>
+          </w:p>
+        </w:tc>
+        <w:tc>
+          <w:tcPr/>
+          <w:p>
+            <w:pPr>
+              <w:pStyle w:val="Compact"/>
+              <w:jc w:val="right"/>
+            </w:pPr>
+            <w:r>
+              <w:t xml:space="preserve">14.29 %</w:t>
+            </w:r>
+          </w:p>
+        </w:tc>
+        <w:tc>
+          <w:tcPr/>
+          <w:p>
+            <w:pPr>
+              <w:pStyle w:val="Compact"/>
+              <w:jc w:val="right"/>
+            </w:pPr>
+            <w:r>
+              <w:t xml:space="preserve">0.06 %</w:t>
+            </w:r>
+          </w:p>
+        </w:tc>
+        <w:tc>
+          <w:tcPr/>
+          <w:p>
+            <w:pPr>
+              <w:pStyle w:val="Compact"/>
+              <w:jc w:val="right"/>
+            </w:pPr>
+            <w:r>
+              <w:t xml:space="preserve">0.0030</w:t>
+            </w:r>
+          </w:p>
+        </w:tc>
+      </w:tr>
+    </w:tbl>
+    <w:p>
+      <w:pPr>
+        <w:pStyle w:val="BodyText"/>
+      </w:pPr>
+      <w:r>
+        <w:t xml:space="preserve">The held-in 2023 reference rows and full precision/recall/FP/FN counts are in</w:t>
+      </w:r>
+      <w:r>
+        <w:t xml:space="preserve"> </w:t>
+      </w:r>
+      <w:r>
+        <w:rPr>
+          <w:rStyle w:val="VerbatimChar"/>
+        </w:rPr>
+        <w:t xml:space="preserve">tablas/tablaS18_confirmacion_espacial_2023.csv</w:t>
+      </w:r>
+      <w:r>
+        <w:t xml:space="preserve">. The low recall at the frozen cutoff reflects the calibration shift between held-in and confirmation blocks; discrimination (ROC-AUC/PR-AUC) is the primary comparison.</w:t>
+      </w:r>
+    </w:p>
+    <w:p>
+      <w:pPr>
+        <w:pStyle w:val="BodyText"/>
+      </w:pPr>
+      <w:r>
+        <w:rPr>
+          <w:b/>
+          <w:bCs/>
+        </w:rPr>
+        <w:t xml:space="preserve">Table S19.</w:t>
+      </w:r>
+      <w:r>
+        <w:t xml:space="preserve"> </w:t>
+      </w:r>
+      <w:r>
+        <w:t xml:space="preserve">Coupled t-1 baseline versus the decoupled task architecture on the combined fire sample. The coupled baseline is a single binary fire-at-</w:t>
+      </w:r>
+      <w:r>
+        <w:rPr>
+          <w:rStyle w:val="VerbatimChar"/>
+        </w:rPr>
+        <w:t xml:space="preserve">t</w:t>
+      </w:r>
+      <w:r>
+        <w:t xml:space="preserve"> </w:t>
+      </w:r>
+      <w:r>
+        <w:t xml:space="preserve">model with the three causal t-1 fire features; the decoupled comparator uses M3 for ignition rows and the propagation model for propagation rows. Both use the same combined case-control test rows.</w:t>
+      </w:r>
+    </w:p>
+    <w:tbl>
+      <w:tblPr>
+        <w:tblStyle w:val="Table"/>
+        <w:tblW w:type="pct" w:w="5000"/>
+        <w:tblLayout w:type="fixed"/>
+        <w:tblLook w:firstRow="1" w:lastRow="0" w:firstColumn="0" w:lastColumn="0" w:noHBand="0" w:noVBand="0" w:val="0020"/>
+      </w:tblPr>
+      <w:tblGrid>
+        <w:gridCol w:w="879"/>
+        <w:gridCol w:w="879"/>
+        <w:gridCol w:w="879"/>
+        <w:gridCol w:w="879"/>
+        <w:gridCol w:w="879"/>
+        <w:gridCol w:w="879"/>
+        <w:gridCol w:w="879"/>
+        <w:gridCol w:w="879"/>
+        <w:gridCol w:w="879"/>
+      </w:tblGrid>
+      <w:tr>
+        <w:trPr>
+          <w:tblHeader w:val="on"/>
+        </w:trPr>
+        <w:tc>
+          <w:tcPr/>
+          <w:p>
+            <w:pPr>
+              <w:pStyle w:val="Compact"/>
+              <w:jc w:val="left"/>
+            </w:pPr>
+            <w:r>
+              <w:t xml:space="preserve">Region</w:t>
+            </w:r>
+          </w:p>
+        </w:tc>
+        <w:tc>
+          <w:tcPr/>
+          <w:p>
+            <w:pPr>
+              <w:pStyle w:val="Compact"/>
+              <w:jc w:val="left"/>
+            </w:pPr>
+            <w:r>
+              <w:t xml:space="preserve">Comparator</w:t>
+            </w:r>
+          </w:p>
+        </w:tc>
+        <w:tc>
+          <w:tcPr/>
+          <w:p>
+            <w:pPr>
+              <w:pStyle w:val="Compact"/>
+              <w:jc w:val="right"/>
+            </w:pPr>
+            <w:r>
+              <w:t xml:space="preserve">ROC-AUC</w:t>
+            </w:r>
+          </w:p>
+        </w:tc>
+        <w:tc>
+          <w:tcPr/>
+          <w:p>
+            <w:pPr>
+              <w:pStyle w:val="Compact"/>
+              <w:jc w:val="right"/>
+            </w:pPr>
+            <w:r>
+              <w:t xml:space="preserve">PR-AUC</w:t>
+            </w:r>
+          </w:p>
+        </w:tc>
+        <w:tc>
+          <w:tcPr/>
+          <w:p>
+            <w:pPr>
+              <w:pStyle w:val="Compact"/>
+              <w:jc w:val="right"/>
+            </w:pPr>
+            <w:r>
+              <w:t xml:space="preserve">Brier</w:t>
+            </w:r>
+          </w:p>
+        </w:tc>
+        <w:tc>
+          <w:tcPr/>
+          <w:p>
+            <w:pPr>
+              <w:pStyle w:val="Compact"/>
+              <w:jc w:val="right"/>
+            </w:pPr>
+            <w:r>
+              <w:t xml:space="preserve">BSS</w:t>
+            </w:r>
+          </w:p>
+        </w:tc>
+        <w:tc>
+          <w:tcPr/>
+          <w:p>
+            <w:pPr>
+              <w:pStyle w:val="Compact"/>
+              <w:jc w:val="right"/>
+            </w:pPr>
+            <w:r>
+              <w:t xml:space="preserve">ECE</w:t>
+            </w:r>
+          </w:p>
+        </w:tc>
+        <w:tc>
+          <w:tcPr/>
+          <w:p>
+            <w:pPr>
+              <w:pStyle w:val="Compact"/>
+              <w:jc w:val="right"/>
+            </w:pPr>
+            <w:r>
+              <w:t xml:space="preserve">n</w:t>
+            </w:r>
+          </w:p>
+        </w:tc>
+        <w:tc>
+          <w:tcPr/>
+          <w:p>
+            <w:pPr>
+              <w:pStyle w:val="Compact"/>
+              <w:jc w:val="right"/>
+            </w:pPr>
+            <w:r>
+              <w:t xml:space="preserve">Positives</w:t>
+            </w:r>
+          </w:p>
+        </w:tc>
+      </w:tr>
+      <w:tr>
+        <w:tc>
+          <w:tcPr/>
+          <w:p>
+            <w:pPr>
+              <w:pStyle w:val="Compact"/>
+              <w:jc w:val="left"/>
+            </w:pPr>
+            <w:r>
+              <w:t xml:space="preserve">Chaco</w:t>
+            </w:r>
+          </w:p>
+        </w:tc>
+        <w:tc>
+          <w:tcPr/>
+          <w:p>
+            <w:pPr>
+              <w:pStyle w:val="Compact"/>
+              <w:jc w:val="left"/>
+            </w:pPr>
+            <w:r>
+              <w:t xml:space="preserve">Coupled t-1</w:t>
+            </w:r>
+          </w:p>
+        </w:tc>
+        <w:tc>
+          <w:tcPr/>
+          <w:p>
+            <w:pPr>
+              <w:pStyle w:val="Compact"/>
+              <w:jc w:val="right"/>
+            </w:pPr>
+            <w:r>
+              <w:t xml:space="preserve">0.8862</w:t>
+            </w:r>
+          </w:p>
+        </w:tc>
+        <w:tc>
+          <w:tcPr/>
+          <w:p>
+            <w:pPr>
+              <w:pStyle w:val="Compact"/>
+              <w:jc w:val="right"/>
+            </w:pPr>
+            <w:r>
+              <w:t xml:space="preserve">0.6223</w:t>
+            </w:r>
+          </w:p>
+        </w:tc>
+        <w:tc>
+          <w:tcPr/>
+          <w:p>
+            <w:pPr>
+              <w:pStyle w:val="Compact"/>
+              <w:jc w:val="right"/>
+            </w:pPr>
+            <w:r>
+              <w:t xml:space="preserve">0.0513</w:t>
+            </w:r>
+          </w:p>
+        </w:tc>
+        <w:tc>
+          <w:tcPr/>
+          <w:p>
+            <w:pPr>
+              <w:pStyle w:val="Compact"/>
+              <w:jc w:val="right"/>
+            </w:pPr>
+            <w:r>
+              <w:t xml:space="preserve">0.3788</w:t>
+            </w:r>
+          </w:p>
+        </w:tc>
+        <w:tc>
+          <w:tcPr/>
+          <w:p>
+            <w:pPr>
+              <w:pStyle w:val="Compact"/>
+              <w:jc w:val="right"/>
+            </w:pPr>
+            <w:r>
+              <w:t xml:space="preserve">0.0091</w:t>
+            </w:r>
+          </w:p>
+        </w:tc>
+        <w:tc>
+          <w:tcPr/>
+          <w:p>
+            <w:pPr>
+              <w:pStyle w:val="Compact"/>
+              <w:jc w:val="right"/>
+            </w:pPr>
+            <w:r>
+              <w:t xml:space="preserve">753,071</w:t>
+            </w:r>
+          </w:p>
+        </w:tc>
+        <w:tc>
+          <w:tcPr/>
+          <w:p>
+            <w:pPr>
+              <w:pStyle w:val="Compact"/>
+              <w:jc w:val="right"/>
+            </w:pPr>
+            <w:r>
+              <w:t xml:space="preserve">68,461</w:t>
+            </w:r>
+          </w:p>
+        </w:tc>
+      </w:tr>
+      <w:tr>
+        <w:tc>
+          <w:tcPr/>
+          <w:p>
+            <w:pPr>
+              <w:pStyle w:val="Compact"/>
+              <w:jc w:val="left"/>
+            </w:pPr>
+            <w:r>
+              <w:t xml:space="preserve">Chaco</w:t>
+            </w:r>
+          </w:p>
+        </w:tc>
+        <w:tc>
+          <w:tcPr/>
+          <w:p>
+            <w:pPr>
+              <w:pStyle w:val="Compact"/>
+              <w:jc w:val="left"/>
+            </w:pPr>
+            <w:r>
+              <w:t xml:space="preserve">Decoupled task models</w:t>
+            </w:r>
+          </w:p>
+        </w:tc>
+        <w:tc>
+          <w:tcPr/>
+          <w:p>
+            <w:pPr>
+              <w:pStyle w:val="Compact"/>
+              <w:jc w:val="right"/>
+            </w:pPr>
+            <w:r>
+              <w:t xml:space="preserve">0.8868</w:t>
+            </w:r>
+          </w:p>
+        </w:tc>
+        <w:tc>
+          <w:tcPr/>
+          <w:p>
+            <w:pPr>
+              <w:pStyle w:val="Compact"/>
+              <w:jc w:val="right"/>
+            </w:pPr>
+            <w:r>
+              <w:t xml:space="preserve">0.6262</w:t>
+            </w:r>
+          </w:p>
+        </w:tc>
+        <w:tc>
+          <w:tcPr/>
+          <w:p>
+            <w:pPr>
+              <w:pStyle w:val="Compact"/>
+              <w:jc w:val="right"/>
+            </w:pPr>
+            <w:r>
+              <w:t xml:space="preserve">0.0510</w:t>
+            </w:r>
+          </w:p>
+        </w:tc>
+        <w:tc>
+          <w:tcPr/>
+          <w:p>
+            <w:pPr>
+              <w:pStyle w:val="Compact"/>
+              <w:jc w:val="right"/>
+            </w:pPr>
+            <w:r>
+              <w:t xml:space="preserve">0.3829</w:t>
+            </w:r>
+          </w:p>
+        </w:tc>
+        <w:tc>
+          <w:tcPr/>
+          <w:p>
+            <w:pPr>
+              <w:pStyle w:val="Compact"/>
+              <w:jc w:val="right"/>
+            </w:pPr>
+            <w:r>
+              <w:t xml:space="preserve">0.0084</w:t>
+            </w:r>
+          </w:p>
+        </w:tc>
+        <w:tc>
+          <w:tcPr/>
+          <w:p>
+            <w:pPr>
+              <w:pStyle w:val="Compact"/>
+              <w:jc w:val="right"/>
+            </w:pPr>
+            <w:r>
+              <w:t xml:space="preserve">753,071</w:t>
+            </w:r>
+          </w:p>
+        </w:tc>
+        <w:tc>
+          <w:tcPr/>
+          <w:p>
+            <w:pPr>
+              <w:pStyle w:val="Compact"/>
+              <w:jc w:val="right"/>
+            </w:pPr>
+            <w:r>
+              <w:t xml:space="preserve">68,461</w:t>
+            </w:r>
+          </w:p>
+        </w:tc>
+      </w:tr>
+      <w:tr>
+        <w:tc>
+          <w:tcPr/>
+          <w:p>
+            <w:pPr>
+              <w:pStyle w:val="Compact"/>
+              <w:jc w:val="left"/>
+            </w:pPr>
+            <w:r>
+              <w:t xml:space="preserve">Oriental</w:t>
+            </w:r>
+          </w:p>
+        </w:tc>
+        <w:tc>
+          <w:tcPr/>
+          <w:p>
+            <w:pPr>
+              <w:pStyle w:val="Compact"/>
+              <w:jc w:val="left"/>
+            </w:pPr>
+            <w:r>
+              <w:t xml:space="preserve">Coupled t-1</w:t>
+            </w:r>
+          </w:p>
+        </w:tc>
+        <w:tc>
+          <w:tcPr/>
+          <w:p>
+            <w:pPr>
+              <w:pStyle w:val="Compact"/>
+              <w:jc w:val="right"/>
+            </w:pPr>
+            <w:r>
+              <w:t xml:space="preserve">0.7871</w:t>
+            </w:r>
+          </w:p>
+        </w:tc>
+        <w:tc>
+          <w:tcPr/>
+          <w:p>
+            <w:pPr>
+              <w:pStyle w:val="Compact"/>
+              <w:jc w:val="right"/>
+            </w:pPr>
+            <w:r>
+              <w:t xml:space="preserve">0.3598</w:t>
+            </w:r>
+          </w:p>
+        </w:tc>
+        <w:tc>
+          <w:tcPr/>
+          <w:p>
+            <w:pPr>
+              <w:pStyle w:val="Compact"/>
+              <w:jc w:val="right"/>
+            </w:pPr>
+            <w:r>
+              <w:t xml:space="preserve">0.0701</w:t>
+            </w:r>
+          </w:p>
+        </w:tc>
+        <w:tc>
+          <w:tcPr/>
+          <w:p>
+            <w:pPr>
+              <w:pStyle w:val="Compact"/>
+              <w:jc w:val="right"/>
+            </w:pPr>
+            <w:r>
+              <w:t xml:space="preserve">0.1512</w:t>
+            </w:r>
+          </w:p>
+        </w:tc>
+        <w:tc>
+          <w:tcPr/>
+          <w:p>
+            <w:pPr>
+              <w:pStyle w:val="Compact"/>
+              <w:jc w:val="right"/>
+            </w:pPr>
+            <w:r>
+              <w:t xml:space="preserve">0.0089</w:t>
+            </w:r>
+          </w:p>
+        </w:tc>
+        <w:tc>
+          <w:tcPr/>
+          <w:p>
+            <w:pPr>
+              <w:pStyle w:val="Compact"/>
+              <w:jc w:val="right"/>
+            </w:pPr>
+            <w:r>
+              <w:t xml:space="preserve">1,060,895</w:t>
+            </w:r>
+          </w:p>
+        </w:tc>
+        <w:tc>
+          <w:tcPr/>
+          <w:p>
+            <w:pPr>
+              <w:pStyle w:val="Compact"/>
+              <w:jc w:val="right"/>
+            </w:pPr>
+            <w:r>
+              <w:t xml:space="preserve">96,445</w:t>
+            </w:r>
+          </w:p>
+        </w:tc>
+      </w:tr>
+      <w:tr>
+        <w:tc>
+          <w:tcPr/>
+          <w:p>
+            <w:pPr>
+              <w:pStyle w:val="Compact"/>
+              <w:jc w:val="left"/>
+            </w:pPr>
+            <w:r>
+              <w:t xml:space="preserve">Oriental</w:t>
+            </w:r>
+          </w:p>
+        </w:tc>
+        <w:tc>
+          <w:tcPr/>
+          <w:p>
+            <w:pPr>
+              <w:pStyle w:val="Compact"/>
+              <w:jc w:val="left"/>
+            </w:pPr>
+            <w:r>
+              <w:t xml:space="preserve">Decoupled task models</w:t>
+            </w:r>
+          </w:p>
+        </w:tc>
+        <w:tc>
+          <w:tcPr/>
+          <w:p>
+            <w:pPr>
+              <w:pStyle w:val="Compact"/>
+              <w:jc w:val="right"/>
+            </w:pPr>
+            <w:r>
+              <w:t xml:space="preserve">0.7806</w:t>
+            </w:r>
+          </w:p>
+        </w:tc>
+        <w:tc>
+          <w:tcPr/>
+          <w:p>
+            <w:pPr>
+              <w:pStyle w:val="Compact"/>
+              <w:jc w:val="right"/>
+            </w:pPr>
+            <w:r>
+              <w:t xml:space="preserve">0.3532</w:t>
+            </w:r>
+          </w:p>
+        </w:tc>
+        <w:tc>
+          <w:tcPr/>
+          <w:p>
+            <w:pPr>
+              <w:pStyle w:val="Compact"/>
+              <w:jc w:val="right"/>
+            </w:pPr>
+            <w:r>
+              <w:t xml:space="preserve">0.0705</w:t>
+            </w:r>
+          </w:p>
+        </w:tc>
+        <w:tc>
+          <w:tcPr/>
+          <w:p>
+            <w:pPr>
+              <w:pStyle w:val="Compact"/>
+              <w:jc w:val="right"/>
+            </w:pPr>
+            <w:r>
+              <w:t xml:space="preserve">0.1467</w:t>
+            </w:r>
+          </w:p>
+        </w:tc>
+        <w:tc>
+          <w:tcPr/>
+          <w:p>
+            <w:pPr>
+              <w:pStyle w:val="Compact"/>
+              <w:jc w:val="right"/>
+            </w:pPr>
+            <w:r>
+              <w:t xml:space="preserve">0.0090</w:t>
+            </w:r>
+          </w:p>
+        </w:tc>
+        <w:tc>
+          <w:tcPr/>
+          <w:p>
+            <w:pPr>
+              <w:pStyle w:val="Compact"/>
+              <w:jc w:val="right"/>
+            </w:pPr>
+            <w:r>
+              <w:t xml:space="preserve">1,060,895</w:t>
+            </w:r>
+          </w:p>
+        </w:tc>
+        <w:tc>
+          <w:tcPr/>
+          <w:p>
+            <w:pPr>
+              <w:pStyle w:val="Compact"/>
+              <w:jc w:val="right"/>
+            </w:pPr>
+            <w:r>
+              <w:t xml:space="preserve">96,445</w:t>
+            </w:r>
+          </w:p>
+        </w:tc>
+      </w:tr>
+    </w:tbl>
+    <w:p>
+      <w:pPr>
+        <w:pStyle w:val="BodyText"/>
+      </w:pPr>
+      <w:r>
+        <w:t xml:space="preserve">This is a comparator for the leakage discussion, not an operational model. Because both sides use the same gated case-control sample, it does not test the effect of removing the gate.</w:t>
       </w:r>
     </w:p>
     <w:bookmarkEnd w:id="24"/>

--- a/entregables/material_suplementario.docx
+++ b/entregables/material_suplementario.docx
@@ -108,7 +108,7 @@
         <w:t xml:space="preserve"> </w:t>
       </w:r>
       <w:r>
-        <w:t xml:space="preserve">— Notes S1–S3, Tables S1–S19 and Figures S1–S3.</w:t>
+        <w:t xml:space="preserve">— Notes S1–S3, Tables S1–S20 and Figures S1–S3.</w:t>
       </w:r>
       <w:r>
         <w:br/>
@@ -278,13 +278,13 @@
           <w:b/>
           <w:bCs/>
         </w:rPr>
-        <w:t xml:space="preserve">Tables S1–S19:</w:t>
+        <w:t xml:space="preserve">Tables S1–S20:</w:t>
       </w:r>
       <w:r>
         <w:t xml:space="preserve"> </w:t>
       </w:r>
       <w:r>
-        <w:t xml:space="preserve">variable dictionary, hyperparameters, departmental results, computational profile, conformal coverage, population evaluation, paired significance, spatial blocks, lead time, sampling, full benchmark, ablation, M1 baseline, gated policy, confirmation holdout, coupled baseline, SHAP, cost-loss and data audit.</w:t>
+        <w:t xml:space="preserve">variable dictionary, hyperparameters, departmental results, computational profile, conformal coverage, population evaluation, paired significance, spatial blocks, lead time, sampling, full benchmark, ablation, M1 baseline, gated policy, confirmation holdout, coupled baseline, D2 sensitivity, SHAP, cost-loss and data audit.</w:t>
       </w:r>
     </w:p>
     <w:p>
@@ -34708,6 +34708,2614 @@
       </w:pPr>
       <w:r>
         <w:t xml:space="preserve">This is a comparator for the leakage discussion, not an operational model. Because both sides use the same gated case-control sample, it does not test the effect of removing the gate.</w:t>
+      </w:r>
+    </w:p>
+    <w:p>
+      <w:pPr>
+        <w:pStyle w:val="BodyText"/>
+      </w:pPr>
+      <w:r>
+        <w:rPr>
+          <w:b/>
+          <w:bCs/>
+        </w:rPr>
+        <w:t xml:space="preserve">Table S20.</w:t>
+      </w:r>
+      <w:r>
+        <w:t xml:space="preserve"> </w:t>
+      </w:r>
+      <w:r>
+        <w:t xml:space="preserve">D2 sensitivity with full retraining. Each row is an independent run: the 1:10 ignition sample was regenerated, M1/M2/M3 were retrained, the cutoff was selected on 2023 and applied to 2024–2025. Priors and predictors were held fixed; only the D2 radius and same-cell window changed. The 25 km/10 d row is the reference under this harness.</w:t>
+      </w:r>
+    </w:p>
+    <w:tbl>
+      <w:tblPr>
+        <w:tblStyle w:val="Table"/>
+        <w:tblW w:type="pct" w:w="5000"/>
+        <w:tblLayout w:type="fixed"/>
+        <w:tblLook w:firstRow="1" w:lastRow="0" w:firstColumn="0" w:lastColumn="0" w:noHBand="0" w:noVBand="0" w:val="0020"/>
+      </w:tblPr>
+      <w:tblGrid>
+        <w:gridCol w:w="719"/>
+        <w:gridCol w:w="719"/>
+        <w:gridCol w:w="719"/>
+        <w:gridCol w:w="719"/>
+        <w:gridCol w:w="719"/>
+        <w:gridCol w:w="719"/>
+        <w:gridCol w:w="719"/>
+        <w:gridCol w:w="719"/>
+        <w:gridCol w:w="719"/>
+        <w:gridCol w:w="719"/>
+        <w:gridCol w:w="719"/>
+      </w:tblGrid>
+      <w:tr>
+        <w:trPr>
+          <w:tblHeader w:val="on"/>
+        </w:trPr>
+        <w:tc>
+          <w:tcPr/>
+          <w:p>
+            <w:pPr>
+              <w:pStyle w:val="Compact"/>
+              <w:jc w:val="right"/>
+            </w:pPr>
+            <w:r>
+              <w:t xml:space="preserve">R (km)</w:t>
+            </w:r>
+          </w:p>
+        </w:tc>
+        <w:tc>
+          <w:tcPr/>
+          <w:p>
+            <w:pPr>
+              <w:pStyle w:val="Compact"/>
+              <w:jc w:val="right"/>
+            </w:pPr>
+            <w:r>
+              <w:t xml:space="preserve">W (d)</w:t>
+            </w:r>
+          </w:p>
+        </w:tc>
+        <w:tc>
+          <w:tcPr/>
+          <w:p>
+            <w:pPr>
+              <w:pStyle w:val="Compact"/>
+              <w:jc w:val="left"/>
+            </w:pPr>
+            <w:r>
+              <w:t xml:space="preserve">Region</w:t>
+            </w:r>
+          </w:p>
+        </w:tc>
+        <w:tc>
+          <w:tcPr/>
+          <w:p>
+            <w:pPr>
+              <w:pStyle w:val="Compact"/>
+              <w:jc w:val="right"/>
+            </w:pPr>
+            <w:r>
+              <w:t xml:space="preserve">n 2023</w:t>
+            </w:r>
+          </w:p>
+        </w:tc>
+        <w:tc>
+          <w:tcPr/>
+          <w:p>
+            <w:pPr>
+              <w:pStyle w:val="Compact"/>
+              <w:jc w:val="right"/>
+            </w:pPr>
+            <w:r>
+              <w:t xml:space="preserve">Pos 2023</w:t>
+            </w:r>
+          </w:p>
+        </w:tc>
+        <w:tc>
+          <w:tcPr/>
+          <w:p>
+            <w:pPr>
+              <w:pStyle w:val="Compact"/>
+              <w:jc w:val="right"/>
+            </w:pPr>
+            <w:r>
+              <w:t xml:space="preserve">ROC 2023</w:t>
+            </w:r>
+          </w:p>
+        </w:tc>
+        <w:tc>
+          <w:tcPr/>
+          <w:p>
+            <w:pPr>
+              <w:pStyle w:val="Compact"/>
+              <w:jc w:val="right"/>
+            </w:pPr>
+            <w:r>
+              <w:t xml:space="preserve">PR 2023</w:t>
+            </w:r>
+          </w:p>
+        </w:tc>
+        <w:tc>
+          <w:tcPr/>
+          <w:p>
+            <w:pPr>
+              <w:pStyle w:val="Compact"/>
+              <w:jc w:val="right"/>
+            </w:pPr>
+            <w:r>
+              <w:t xml:space="preserve">n 2024–25</w:t>
+            </w:r>
+          </w:p>
+        </w:tc>
+        <w:tc>
+          <w:tcPr/>
+          <w:p>
+            <w:pPr>
+              <w:pStyle w:val="Compact"/>
+              <w:jc w:val="right"/>
+            </w:pPr>
+            <w:r>
+              <w:t xml:space="preserve">Pos 2024–25</w:t>
+            </w:r>
+          </w:p>
+        </w:tc>
+        <w:tc>
+          <w:tcPr/>
+          <w:p>
+            <w:pPr>
+              <w:pStyle w:val="Compact"/>
+              <w:jc w:val="right"/>
+            </w:pPr>
+            <w:r>
+              <w:t xml:space="preserve">ROC 2024–25</w:t>
+            </w:r>
+          </w:p>
+        </w:tc>
+        <w:tc>
+          <w:tcPr/>
+          <w:p>
+            <w:pPr>
+              <w:pStyle w:val="Compact"/>
+              <w:jc w:val="right"/>
+            </w:pPr>
+            <w:r>
+              <w:t xml:space="preserve">PR 2024–25</w:t>
+            </w:r>
+          </w:p>
+        </w:tc>
+      </w:tr>
+      <w:tr>
+        <w:tc>
+          <w:tcPr/>
+          <w:p>
+            <w:pPr>
+              <w:pStyle w:val="Compact"/>
+              <w:jc w:val="right"/>
+            </w:pPr>
+            <w:r>
+              <w:t xml:space="preserve">15</w:t>
+            </w:r>
+          </w:p>
+        </w:tc>
+        <w:tc>
+          <w:tcPr/>
+          <w:p>
+            <w:pPr>
+              <w:pStyle w:val="Compact"/>
+              <w:jc w:val="right"/>
+            </w:pPr>
+            <w:r>
+              <w:t xml:space="preserve">7</w:t>
+            </w:r>
+          </w:p>
+        </w:tc>
+        <w:tc>
+          <w:tcPr/>
+          <w:p>
+            <w:pPr>
+              <w:pStyle w:val="Compact"/>
+              <w:jc w:val="left"/>
+            </w:pPr>
+            <w:r>
+              <w:t xml:space="preserve">Chaco</w:t>
+            </w:r>
+          </w:p>
+        </w:tc>
+        <w:tc>
+          <w:tcPr/>
+          <w:p>
+            <w:pPr>
+              <w:pStyle w:val="Compact"/>
+              <w:jc w:val="right"/>
+            </w:pPr>
+            <w:r>
+              <w:t xml:space="preserve">139,139</w:t>
+            </w:r>
+          </w:p>
+        </w:tc>
+        <w:tc>
+          <w:tcPr/>
+          <w:p>
+            <w:pPr>
+              <w:pStyle w:val="Compact"/>
+              <w:jc w:val="right"/>
+            </w:pPr>
+            <w:r>
+              <w:t xml:space="preserve">12,649</w:t>
+            </w:r>
+          </w:p>
+        </w:tc>
+        <w:tc>
+          <w:tcPr/>
+          <w:p>
+            <w:pPr>
+              <w:pStyle w:val="Compact"/>
+              <w:jc w:val="right"/>
+            </w:pPr>
+            <w:r>
+              <w:t xml:space="preserve">0.7824</w:t>
+            </w:r>
+          </w:p>
+        </w:tc>
+        <w:tc>
+          <w:tcPr/>
+          <w:p>
+            <w:pPr>
+              <w:pStyle w:val="Compact"/>
+              <w:jc w:val="right"/>
+            </w:pPr>
+            <w:r>
+              <w:t xml:space="preserve">0.2499</w:t>
+            </w:r>
+          </w:p>
+        </w:tc>
+        <w:tc>
+          <w:tcPr/>
+          <w:p>
+            <w:pPr>
+              <w:pStyle w:val="Compact"/>
+              <w:jc w:val="right"/>
+            </w:pPr>
+            <w:r>
+              <w:t xml:space="preserve">250,470</w:t>
+            </w:r>
+          </w:p>
+        </w:tc>
+        <w:tc>
+          <w:tcPr/>
+          <w:p>
+            <w:pPr>
+              <w:pStyle w:val="Compact"/>
+              <w:jc w:val="right"/>
+            </w:pPr>
+            <w:r>
+              <w:t xml:space="preserve">22,770</w:t>
+            </w:r>
+          </w:p>
+        </w:tc>
+        <w:tc>
+          <w:tcPr/>
+          <w:p>
+            <w:pPr>
+              <w:pStyle w:val="Compact"/>
+              <w:jc w:val="right"/>
+            </w:pPr>
+            <w:r>
+              <w:t xml:space="preserve">0.7893</w:t>
+            </w:r>
+          </w:p>
+        </w:tc>
+        <w:tc>
+          <w:tcPr/>
+          <w:p>
+            <w:pPr>
+              <w:pStyle w:val="Compact"/>
+              <w:jc w:val="right"/>
+            </w:pPr>
+            <w:r>
+              <w:t xml:space="preserve">0.2667</w:t>
+            </w:r>
+          </w:p>
+        </w:tc>
+      </w:tr>
+      <w:tr>
+        <w:tc>
+          <w:tcPr/>
+          <w:p>
+            <w:pPr>
+              <w:pStyle w:val="Compact"/>
+              <w:jc w:val="right"/>
+            </w:pPr>
+            <w:r>
+              <w:t xml:space="preserve">15</w:t>
+            </w:r>
+          </w:p>
+        </w:tc>
+        <w:tc>
+          <w:tcPr/>
+          <w:p>
+            <w:pPr>
+              <w:pStyle w:val="Compact"/>
+              <w:jc w:val="right"/>
+            </w:pPr>
+            <w:r>
+              <w:t xml:space="preserve">7</w:t>
+            </w:r>
+          </w:p>
+        </w:tc>
+        <w:tc>
+          <w:tcPr/>
+          <w:p>
+            <w:pPr>
+              <w:pStyle w:val="Compact"/>
+              <w:jc w:val="left"/>
+            </w:pPr>
+            <w:r>
+              <w:t xml:space="preserve">Oriental</w:t>
+            </w:r>
+          </w:p>
+        </w:tc>
+        <w:tc>
+          <w:tcPr/>
+          <w:p>
+            <w:pPr>
+              <w:pStyle w:val="Compact"/>
+              <w:jc w:val="right"/>
+            </w:pPr>
+            <w:r>
+              <w:t xml:space="preserve">168,630</w:t>
+            </w:r>
+          </w:p>
+        </w:tc>
+        <w:tc>
+          <w:tcPr/>
+          <w:p>
+            <w:pPr>
+              <w:pStyle w:val="Compact"/>
+              <w:jc w:val="right"/>
+            </w:pPr>
+            <w:r>
+              <w:t xml:space="preserve">15,330</w:t>
+            </w:r>
+          </w:p>
+        </w:tc>
+        <w:tc>
+          <w:tcPr/>
+          <w:p>
+            <w:pPr>
+              <w:pStyle w:val="Compact"/>
+              <w:jc w:val="right"/>
+            </w:pPr>
+            <w:r>
+              <w:t xml:space="preserve">0.7630</w:t>
+            </w:r>
+          </w:p>
+        </w:tc>
+        <w:tc>
+          <w:tcPr/>
+          <w:p>
+            <w:pPr>
+              <w:pStyle w:val="Compact"/>
+              <w:jc w:val="right"/>
+            </w:pPr>
+            <w:r>
+              <w:t xml:space="preserve">0.2491</w:t>
+            </w:r>
+          </w:p>
+        </w:tc>
+        <w:tc>
+          <w:tcPr/>
+          <w:p>
+            <w:pPr>
+              <w:pStyle w:val="Compact"/>
+              <w:jc w:val="right"/>
+            </w:pPr>
+            <w:r>
+              <w:t xml:space="preserve">358,952</w:t>
+            </w:r>
+          </w:p>
+        </w:tc>
+        <w:tc>
+          <w:tcPr/>
+          <w:p>
+            <w:pPr>
+              <w:pStyle w:val="Compact"/>
+              <w:jc w:val="right"/>
+            </w:pPr>
+            <w:r>
+              <w:t xml:space="preserve">32,632</w:t>
+            </w:r>
+          </w:p>
+        </w:tc>
+        <w:tc>
+          <w:tcPr/>
+          <w:p>
+            <w:pPr>
+              <w:pStyle w:val="Compact"/>
+              <w:jc w:val="right"/>
+            </w:pPr>
+            <w:r>
+              <w:t xml:space="preserve">0.7525</w:t>
+            </w:r>
+          </w:p>
+        </w:tc>
+        <w:tc>
+          <w:tcPr/>
+          <w:p>
+            <w:pPr>
+              <w:pStyle w:val="Compact"/>
+              <w:jc w:val="right"/>
+            </w:pPr>
+            <w:r>
+              <w:t xml:space="preserve">0.2384</w:t>
+            </w:r>
+          </w:p>
+        </w:tc>
+      </w:tr>
+      <w:tr>
+        <w:tc>
+          <w:tcPr/>
+          <w:p>
+            <w:pPr>
+              <w:pStyle w:val="Compact"/>
+              <w:jc w:val="right"/>
+            </w:pPr>
+            <w:r>
+              <w:t xml:space="preserve">15</w:t>
+            </w:r>
+          </w:p>
+        </w:tc>
+        <w:tc>
+          <w:tcPr/>
+          <w:p>
+            <w:pPr>
+              <w:pStyle w:val="Compact"/>
+              <w:jc w:val="right"/>
+            </w:pPr>
+            <w:r>
+              <w:t xml:space="preserve">10</w:t>
+            </w:r>
+          </w:p>
+        </w:tc>
+        <w:tc>
+          <w:tcPr/>
+          <w:p>
+            <w:pPr>
+              <w:pStyle w:val="Compact"/>
+              <w:jc w:val="left"/>
+            </w:pPr>
+            <w:r>
+              <w:t xml:space="preserve">Chaco</w:t>
+            </w:r>
+          </w:p>
+        </w:tc>
+        <w:tc>
+          <w:tcPr/>
+          <w:p>
+            <w:pPr>
+              <w:pStyle w:val="Compact"/>
+              <w:jc w:val="right"/>
+            </w:pPr>
+            <w:r>
+              <w:t xml:space="preserve">135,300</w:t>
+            </w:r>
+          </w:p>
+        </w:tc>
+        <w:tc>
+          <w:tcPr/>
+          <w:p>
+            <w:pPr>
+              <w:pStyle w:val="Compact"/>
+              <w:jc w:val="right"/>
+            </w:pPr>
+            <w:r>
+              <w:t xml:space="preserve">12,300</w:t>
+            </w:r>
+          </w:p>
+        </w:tc>
+        <w:tc>
+          <w:tcPr/>
+          <w:p>
+            <w:pPr>
+              <w:pStyle w:val="Compact"/>
+              <w:jc w:val="right"/>
+            </w:pPr>
+            <w:r>
+              <w:t xml:space="preserve">0.7803</w:t>
+            </w:r>
+          </w:p>
+        </w:tc>
+        <w:tc>
+          <w:tcPr/>
+          <w:p>
+            <w:pPr>
+              <w:pStyle w:val="Compact"/>
+              <w:jc w:val="right"/>
+            </w:pPr>
+            <w:r>
+              <w:t xml:space="preserve">0.2458</w:t>
+            </w:r>
+          </w:p>
+        </w:tc>
+        <w:tc>
+          <w:tcPr/>
+          <w:p>
+            <w:pPr>
+              <w:pStyle w:val="Compact"/>
+              <w:jc w:val="right"/>
+            </w:pPr>
+            <w:r>
+              <w:t xml:space="preserve">243,518</w:t>
+            </w:r>
+          </w:p>
+        </w:tc>
+        <w:tc>
+          <w:tcPr/>
+          <w:p>
+            <w:pPr>
+              <w:pStyle w:val="Compact"/>
+              <w:jc w:val="right"/>
+            </w:pPr>
+            <w:r>
+              <w:t xml:space="preserve">22,138</w:t>
+            </w:r>
+          </w:p>
+        </w:tc>
+        <w:tc>
+          <w:tcPr/>
+          <w:p>
+            <w:pPr>
+              <w:pStyle w:val="Compact"/>
+              <w:jc w:val="right"/>
+            </w:pPr>
+            <w:r>
+              <w:t xml:space="preserve">0.7877</w:t>
+            </w:r>
+          </w:p>
+        </w:tc>
+        <w:tc>
+          <w:tcPr/>
+          <w:p>
+            <w:pPr>
+              <w:pStyle w:val="Compact"/>
+              <w:jc w:val="right"/>
+            </w:pPr>
+            <w:r>
+              <w:t xml:space="preserve">0.2638</w:t>
+            </w:r>
+          </w:p>
+        </w:tc>
+      </w:tr>
+      <w:tr>
+        <w:tc>
+          <w:tcPr/>
+          <w:p>
+            <w:pPr>
+              <w:pStyle w:val="Compact"/>
+              <w:jc w:val="right"/>
+            </w:pPr>
+            <w:r>
+              <w:t xml:space="preserve">15</w:t>
+            </w:r>
+          </w:p>
+        </w:tc>
+        <w:tc>
+          <w:tcPr/>
+          <w:p>
+            <w:pPr>
+              <w:pStyle w:val="Compact"/>
+              <w:jc w:val="right"/>
+            </w:pPr>
+            <w:r>
+              <w:t xml:space="preserve">10</w:t>
+            </w:r>
+          </w:p>
+        </w:tc>
+        <w:tc>
+          <w:tcPr/>
+          <w:p>
+            <w:pPr>
+              <w:pStyle w:val="Compact"/>
+              <w:jc w:val="left"/>
+            </w:pPr>
+            <w:r>
+              <w:t xml:space="preserve">Oriental</w:t>
+            </w:r>
+          </w:p>
+        </w:tc>
+        <w:tc>
+          <w:tcPr/>
+          <w:p>
+            <w:pPr>
+              <w:pStyle w:val="Compact"/>
+              <w:jc w:val="right"/>
+            </w:pPr>
+            <w:r>
+              <w:t xml:space="preserve">165,891</w:t>
+            </w:r>
+          </w:p>
+        </w:tc>
+        <w:tc>
+          <w:tcPr/>
+          <w:p>
+            <w:pPr>
+              <w:pStyle w:val="Compact"/>
+              <w:jc w:val="right"/>
+            </w:pPr>
+            <w:r>
+              <w:t xml:space="preserve">15,081</w:t>
+            </w:r>
+          </w:p>
+        </w:tc>
+        <w:tc>
+          <w:tcPr/>
+          <w:p>
+            <w:pPr>
+              <w:pStyle w:val="Compact"/>
+              <w:jc w:val="right"/>
+            </w:pPr>
+            <w:r>
+              <w:t xml:space="preserve">0.7613</w:t>
+            </w:r>
+          </w:p>
+        </w:tc>
+        <w:tc>
+          <w:tcPr/>
+          <w:p>
+            <w:pPr>
+              <w:pStyle w:val="Compact"/>
+              <w:jc w:val="right"/>
+            </w:pPr>
+            <w:r>
+              <w:t xml:space="preserve">0.2464</w:t>
+            </w:r>
+          </w:p>
+        </w:tc>
+        <w:tc>
+          <w:tcPr/>
+          <w:p>
+            <w:pPr>
+              <w:pStyle w:val="Compact"/>
+              <w:jc w:val="right"/>
+            </w:pPr>
+            <w:r>
+              <w:t xml:space="preserve">353,650</w:t>
+            </w:r>
+          </w:p>
+        </w:tc>
+        <w:tc>
+          <w:tcPr/>
+          <w:p>
+            <w:pPr>
+              <w:pStyle w:val="Compact"/>
+              <w:jc w:val="right"/>
+            </w:pPr>
+            <w:r>
+              <w:t xml:space="preserve">32,150</w:t>
+            </w:r>
+          </w:p>
+        </w:tc>
+        <w:tc>
+          <w:tcPr/>
+          <w:p>
+            <w:pPr>
+              <w:pStyle w:val="Compact"/>
+              <w:jc w:val="right"/>
+            </w:pPr>
+            <w:r>
+              <w:t xml:space="preserve">0.7515</w:t>
+            </w:r>
+          </w:p>
+        </w:tc>
+        <w:tc>
+          <w:tcPr/>
+          <w:p>
+            <w:pPr>
+              <w:pStyle w:val="Compact"/>
+              <w:jc w:val="right"/>
+            </w:pPr>
+            <w:r>
+              <w:t xml:space="preserve">0.2341</w:t>
+            </w:r>
+          </w:p>
+        </w:tc>
+      </w:tr>
+      <w:tr>
+        <w:tc>
+          <w:tcPr/>
+          <w:p>
+            <w:pPr>
+              <w:pStyle w:val="Compact"/>
+              <w:jc w:val="right"/>
+            </w:pPr>
+            <w:r>
+              <w:t xml:space="preserve">15</w:t>
+            </w:r>
+          </w:p>
+        </w:tc>
+        <w:tc>
+          <w:tcPr/>
+          <w:p>
+            <w:pPr>
+              <w:pStyle w:val="Compact"/>
+              <w:jc w:val="right"/>
+            </w:pPr>
+            <w:r>
+              <w:t xml:space="preserve">14</w:t>
+            </w:r>
+          </w:p>
+        </w:tc>
+        <w:tc>
+          <w:tcPr/>
+          <w:p>
+            <w:pPr>
+              <w:pStyle w:val="Compact"/>
+              <w:jc w:val="left"/>
+            </w:pPr>
+            <w:r>
+              <w:t xml:space="preserve">Chaco</w:t>
+            </w:r>
+          </w:p>
+        </w:tc>
+        <w:tc>
+          <w:tcPr/>
+          <w:p>
+            <w:pPr>
+              <w:pStyle w:val="Compact"/>
+              <w:jc w:val="right"/>
+            </w:pPr>
+            <w:r>
+              <w:t xml:space="preserve">131,549</w:t>
+            </w:r>
+          </w:p>
+        </w:tc>
+        <w:tc>
+          <w:tcPr/>
+          <w:p>
+            <w:pPr>
+              <w:pStyle w:val="Compact"/>
+              <w:jc w:val="right"/>
+            </w:pPr>
+            <w:r>
+              <w:t xml:space="preserve">11,959</w:t>
+            </w:r>
+          </w:p>
+        </w:tc>
+        <w:tc>
+          <w:tcPr/>
+          <w:p>
+            <w:pPr>
+              <w:pStyle w:val="Compact"/>
+              <w:jc w:val="right"/>
+            </w:pPr>
+            <w:r>
+              <w:t xml:space="preserve">0.7774</w:t>
+            </w:r>
+          </w:p>
+        </w:tc>
+        <w:tc>
+          <w:tcPr/>
+          <w:p>
+            <w:pPr>
+              <w:pStyle w:val="Compact"/>
+              <w:jc w:val="right"/>
+            </w:pPr>
+            <w:r>
+              <w:t xml:space="preserve">0.2406</w:t>
+            </w:r>
+          </w:p>
+        </w:tc>
+        <w:tc>
+          <w:tcPr/>
+          <w:p>
+            <w:pPr>
+              <w:pStyle w:val="Compact"/>
+              <w:jc w:val="right"/>
+            </w:pPr>
+            <w:r>
+              <w:t xml:space="preserve">236,368</w:t>
+            </w:r>
+          </w:p>
+        </w:tc>
+        <w:tc>
+          <w:tcPr/>
+          <w:p>
+            <w:pPr>
+              <w:pStyle w:val="Compact"/>
+              <w:jc w:val="right"/>
+            </w:pPr>
+            <w:r>
+              <w:t xml:space="preserve">21,488</w:t>
+            </w:r>
+          </w:p>
+        </w:tc>
+        <w:tc>
+          <w:tcPr/>
+          <w:p>
+            <w:pPr>
+              <w:pStyle w:val="Compact"/>
+              <w:jc w:val="right"/>
+            </w:pPr>
+            <w:r>
+              <w:t xml:space="preserve">0.7854</w:t>
+            </w:r>
+          </w:p>
+        </w:tc>
+        <w:tc>
+          <w:tcPr/>
+          <w:p>
+            <w:pPr>
+              <w:pStyle w:val="Compact"/>
+              <w:jc w:val="right"/>
+            </w:pPr>
+            <w:r>
+              <w:t xml:space="preserve">0.2572</w:t>
+            </w:r>
+          </w:p>
+        </w:tc>
+      </w:tr>
+      <w:tr>
+        <w:tc>
+          <w:tcPr/>
+          <w:p>
+            <w:pPr>
+              <w:pStyle w:val="Compact"/>
+              <w:jc w:val="right"/>
+            </w:pPr>
+            <w:r>
+              <w:t xml:space="preserve">15</w:t>
+            </w:r>
+          </w:p>
+        </w:tc>
+        <w:tc>
+          <w:tcPr/>
+          <w:p>
+            <w:pPr>
+              <w:pStyle w:val="Compact"/>
+              <w:jc w:val="right"/>
+            </w:pPr>
+            <w:r>
+              <w:t xml:space="preserve">14</w:t>
+            </w:r>
+          </w:p>
+        </w:tc>
+        <w:tc>
+          <w:tcPr/>
+          <w:p>
+            <w:pPr>
+              <w:pStyle w:val="Compact"/>
+              <w:jc w:val="left"/>
+            </w:pPr>
+            <w:r>
+              <w:t xml:space="preserve">Oriental</w:t>
+            </w:r>
+          </w:p>
+        </w:tc>
+        <w:tc>
+          <w:tcPr/>
+          <w:p>
+            <w:pPr>
+              <w:pStyle w:val="Compact"/>
+              <w:jc w:val="right"/>
+            </w:pPr>
+            <w:r>
+              <w:t xml:space="preserve">162,569</w:t>
+            </w:r>
+          </w:p>
+        </w:tc>
+        <w:tc>
+          <w:tcPr/>
+          <w:p>
+            <w:pPr>
+              <w:pStyle w:val="Compact"/>
+              <w:jc w:val="right"/>
+            </w:pPr>
+            <w:r>
+              <w:t xml:space="preserve">14,779</w:t>
+            </w:r>
+          </w:p>
+        </w:tc>
+        <w:tc>
+          <w:tcPr/>
+          <w:p>
+            <w:pPr>
+              <w:pStyle w:val="Compact"/>
+              <w:jc w:val="right"/>
+            </w:pPr>
+            <w:r>
+              <w:t xml:space="preserve">0.7592</w:t>
+            </w:r>
+          </w:p>
+        </w:tc>
+        <w:tc>
+          <w:tcPr/>
+          <w:p>
+            <w:pPr>
+              <w:pStyle w:val="Compact"/>
+              <w:jc w:val="right"/>
+            </w:pPr>
+            <w:r>
+              <w:t xml:space="preserve">0.2402</w:t>
+            </w:r>
+          </w:p>
+        </w:tc>
+        <w:tc>
+          <w:tcPr/>
+          <w:p>
+            <w:pPr>
+              <w:pStyle w:val="Compact"/>
+              <w:jc w:val="right"/>
+            </w:pPr>
+            <w:r>
+              <w:t xml:space="preserve">347,204</w:t>
+            </w:r>
+          </w:p>
+        </w:tc>
+        <w:tc>
+          <w:tcPr/>
+          <w:p>
+            <w:pPr>
+              <w:pStyle w:val="Compact"/>
+              <w:jc w:val="right"/>
+            </w:pPr>
+            <w:r>
+              <w:t xml:space="preserve">31,564</w:t>
+            </w:r>
+          </w:p>
+        </w:tc>
+        <w:tc>
+          <w:tcPr/>
+          <w:p>
+            <w:pPr>
+              <w:pStyle w:val="Compact"/>
+              <w:jc w:val="right"/>
+            </w:pPr>
+            <w:r>
+              <w:t xml:space="preserve">0.7501</w:t>
+            </w:r>
+          </w:p>
+        </w:tc>
+        <w:tc>
+          <w:tcPr/>
+          <w:p>
+            <w:pPr>
+              <w:pStyle w:val="Compact"/>
+              <w:jc w:val="right"/>
+            </w:pPr>
+            <w:r>
+              <w:t xml:space="preserve">0.2312</w:t>
+            </w:r>
+          </w:p>
+        </w:tc>
+      </w:tr>
+      <w:tr>
+        <w:tc>
+          <w:tcPr/>
+          <w:p>
+            <w:pPr>
+              <w:pStyle w:val="Compact"/>
+              <w:jc w:val="right"/>
+            </w:pPr>
+            <w:r>
+              <w:t xml:space="preserve">25</w:t>
+            </w:r>
+          </w:p>
+        </w:tc>
+        <w:tc>
+          <w:tcPr/>
+          <w:p>
+            <w:pPr>
+              <w:pStyle w:val="Compact"/>
+              <w:jc w:val="right"/>
+            </w:pPr>
+            <w:r>
+              <w:t xml:space="preserve">7</w:t>
+            </w:r>
+          </w:p>
+        </w:tc>
+        <w:tc>
+          <w:tcPr/>
+          <w:p>
+            <w:pPr>
+              <w:pStyle w:val="Compact"/>
+              <w:jc w:val="left"/>
+            </w:pPr>
+            <w:r>
+              <w:t xml:space="preserve">Chaco</w:t>
+            </w:r>
+          </w:p>
+        </w:tc>
+        <w:tc>
+          <w:tcPr/>
+          <w:p>
+            <w:pPr>
+              <w:pStyle w:val="Compact"/>
+              <w:jc w:val="right"/>
+            </w:pPr>
+            <w:r>
+              <w:t xml:space="preserve">100,408</w:t>
+            </w:r>
+          </w:p>
+        </w:tc>
+        <w:tc>
+          <w:tcPr/>
+          <w:p>
+            <w:pPr>
+              <w:pStyle w:val="Compact"/>
+              <w:jc w:val="right"/>
+            </w:pPr>
+            <w:r>
+              <w:t xml:space="preserve">9,128</w:t>
+            </w:r>
+          </w:p>
+        </w:tc>
+        <w:tc>
+          <w:tcPr/>
+          <w:p>
+            <w:pPr>
+              <w:pStyle w:val="Compact"/>
+              <w:jc w:val="right"/>
+            </w:pPr>
+            <w:r>
+              <w:t xml:space="preserve">0.7783</w:t>
+            </w:r>
+          </w:p>
+        </w:tc>
+        <w:tc>
+          <w:tcPr/>
+          <w:p>
+            <w:pPr>
+              <w:pStyle w:val="Compact"/>
+              <w:jc w:val="right"/>
+            </w:pPr>
+            <w:r>
+              <w:t xml:space="preserve">0.2417</w:t>
+            </w:r>
+          </w:p>
+        </w:tc>
+        <w:tc>
+          <w:tcPr/>
+          <w:p>
+            <w:pPr>
+              <w:pStyle w:val="Compact"/>
+              <w:jc w:val="right"/>
+            </w:pPr>
+            <w:r>
+              <w:t xml:space="preserve">181,852</w:t>
+            </w:r>
+          </w:p>
+        </w:tc>
+        <w:tc>
+          <w:tcPr/>
+          <w:p>
+            <w:pPr>
+              <w:pStyle w:val="Compact"/>
+              <w:jc w:val="right"/>
+            </w:pPr>
+            <w:r>
+              <w:t xml:space="preserve">16,532</w:t>
+            </w:r>
+          </w:p>
+        </w:tc>
+        <w:tc>
+          <w:tcPr/>
+          <w:p>
+            <w:pPr>
+              <w:pStyle w:val="Compact"/>
+              <w:jc w:val="right"/>
+            </w:pPr>
+            <w:r>
+              <w:t xml:space="preserve">0.7933</w:t>
+            </w:r>
+          </w:p>
+        </w:tc>
+        <w:tc>
+          <w:tcPr/>
+          <w:p>
+            <w:pPr>
+              <w:pStyle w:val="Compact"/>
+              <w:jc w:val="right"/>
+            </w:pPr>
+            <w:r>
+              <w:t xml:space="preserve">0.2658</w:t>
+            </w:r>
+          </w:p>
+        </w:tc>
+      </w:tr>
+      <w:tr>
+        <w:tc>
+          <w:tcPr/>
+          <w:p>
+            <w:pPr>
+              <w:pStyle w:val="Compact"/>
+              <w:jc w:val="right"/>
+            </w:pPr>
+            <w:r>
+              <w:t xml:space="preserve">25</w:t>
+            </w:r>
+          </w:p>
+        </w:tc>
+        <w:tc>
+          <w:tcPr/>
+          <w:p>
+            <w:pPr>
+              <w:pStyle w:val="Compact"/>
+              <w:jc w:val="right"/>
+            </w:pPr>
+            <w:r>
+              <w:t xml:space="preserve">7</w:t>
+            </w:r>
+          </w:p>
+        </w:tc>
+        <w:tc>
+          <w:tcPr/>
+          <w:p>
+            <w:pPr>
+              <w:pStyle w:val="Compact"/>
+              <w:jc w:val="left"/>
+            </w:pPr>
+            <w:r>
+              <w:t xml:space="preserve">Oriental</w:t>
+            </w:r>
+          </w:p>
+        </w:tc>
+        <w:tc>
+          <w:tcPr/>
+          <w:p>
+            <w:pPr>
+              <w:pStyle w:val="Compact"/>
+              <w:jc w:val="right"/>
+            </w:pPr>
+            <w:r>
+              <w:t xml:space="preserve">92,884</w:t>
+            </w:r>
+          </w:p>
+        </w:tc>
+        <w:tc>
+          <w:tcPr/>
+          <w:p>
+            <w:pPr>
+              <w:pStyle w:val="Compact"/>
+              <w:jc w:val="right"/>
+            </w:pPr>
+            <w:r>
+              <w:t xml:space="preserve">8,444</w:t>
+            </w:r>
+          </w:p>
+        </w:tc>
+        <w:tc>
+          <w:tcPr/>
+          <w:p>
+            <w:pPr>
+              <w:pStyle w:val="Compact"/>
+              <w:jc w:val="right"/>
+            </w:pPr>
+            <w:r>
+              <w:t xml:space="preserve">0.7664</w:t>
+            </w:r>
+          </w:p>
+        </w:tc>
+        <w:tc>
+          <w:tcPr/>
+          <w:p>
+            <w:pPr>
+              <w:pStyle w:val="Compact"/>
+              <w:jc w:val="right"/>
+            </w:pPr>
+            <w:r>
+              <w:t xml:space="preserve">0.2555</w:t>
+            </w:r>
+          </w:p>
+        </w:tc>
+        <w:tc>
+          <w:tcPr/>
+          <w:p>
+            <w:pPr>
+              <w:pStyle w:val="Compact"/>
+              <w:jc w:val="right"/>
+            </w:pPr>
+            <w:r>
+              <w:t xml:space="preserve">202,928</w:t>
+            </w:r>
+          </w:p>
+        </w:tc>
+        <w:tc>
+          <w:tcPr/>
+          <w:p>
+            <w:pPr>
+              <w:pStyle w:val="Compact"/>
+              <w:jc w:val="right"/>
+            </w:pPr>
+            <w:r>
+              <w:t xml:space="preserve">18,448</w:t>
+            </w:r>
+          </w:p>
+        </w:tc>
+        <w:tc>
+          <w:tcPr/>
+          <w:p>
+            <w:pPr>
+              <w:pStyle w:val="Compact"/>
+              <w:jc w:val="right"/>
+            </w:pPr>
+            <w:r>
+              <w:t xml:space="preserve">0.7547</w:t>
+            </w:r>
+          </w:p>
+        </w:tc>
+        <w:tc>
+          <w:tcPr/>
+          <w:p>
+            <w:pPr>
+              <w:pStyle w:val="Compact"/>
+              <w:jc w:val="right"/>
+            </w:pPr>
+            <w:r>
+              <w:t xml:space="preserve">0.2420</w:t>
+            </w:r>
+          </w:p>
+        </w:tc>
+      </w:tr>
+      <w:tr>
+        <w:tc>
+          <w:tcPr/>
+          <w:p>
+            <w:pPr>
+              <w:pStyle w:val="Compact"/>
+              <w:jc w:val="right"/>
+            </w:pPr>
+            <w:r>
+              <w:t xml:space="preserve">25</w:t>
+            </w:r>
+          </w:p>
+        </w:tc>
+        <w:tc>
+          <w:tcPr/>
+          <w:p>
+            <w:pPr>
+              <w:pStyle w:val="Compact"/>
+              <w:jc w:val="right"/>
+            </w:pPr>
+            <w:r>
+              <w:t xml:space="preserve">10</w:t>
+            </w:r>
+          </w:p>
+        </w:tc>
+        <w:tc>
+          <w:tcPr/>
+          <w:p>
+            <w:pPr>
+              <w:pStyle w:val="Compact"/>
+              <w:jc w:val="left"/>
+            </w:pPr>
+            <w:r>
+              <w:t xml:space="preserve">Chaco</w:t>
+            </w:r>
+          </w:p>
+        </w:tc>
+        <w:tc>
+          <w:tcPr/>
+          <w:p>
+            <w:pPr>
+              <w:pStyle w:val="Compact"/>
+              <w:jc w:val="right"/>
+            </w:pPr>
+            <w:r>
+              <w:t xml:space="preserve">97,383</w:t>
+            </w:r>
+          </w:p>
+        </w:tc>
+        <w:tc>
+          <w:tcPr/>
+          <w:p>
+            <w:pPr>
+              <w:pStyle w:val="Compact"/>
+              <w:jc w:val="right"/>
+            </w:pPr>
+            <w:r>
+              <w:t xml:space="preserve">8,853</w:t>
+            </w:r>
+          </w:p>
+        </w:tc>
+        <w:tc>
+          <w:tcPr/>
+          <w:p>
+            <w:pPr>
+              <w:pStyle w:val="Compact"/>
+              <w:jc w:val="right"/>
+            </w:pPr>
+            <w:r>
+              <w:t xml:space="preserve">0.7763</w:t>
+            </w:r>
+          </w:p>
+        </w:tc>
+        <w:tc>
+          <w:tcPr/>
+          <w:p>
+            <w:pPr>
+              <w:pStyle w:val="Compact"/>
+              <w:jc w:val="right"/>
+            </w:pPr>
+            <w:r>
+              <w:t xml:space="preserve">0.2422</w:t>
+            </w:r>
+          </w:p>
+        </w:tc>
+        <w:tc>
+          <w:tcPr/>
+          <w:p>
+            <w:pPr>
+              <w:pStyle w:val="Compact"/>
+              <w:jc w:val="right"/>
+            </w:pPr>
+            <w:r>
+              <w:t xml:space="preserve">176,616</w:t>
+            </w:r>
+          </w:p>
+        </w:tc>
+        <w:tc>
+          <w:tcPr/>
+          <w:p>
+            <w:pPr>
+              <w:pStyle w:val="Compact"/>
+              <w:jc w:val="right"/>
+            </w:pPr>
+            <w:r>
+              <w:t xml:space="preserve">16,056</w:t>
+            </w:r>
+          </w:p>
+        </w:tc>
+        <w:tc>
+          <w:tcPr/>
+          <w:p>
+            <w:pPr>
+              <w:pStyle w:val="Compact"/>
+              <w:jc w:val="right"/>
+            </w:pPr>
+            <w:r>
+              <w:t xml:space="preserve">0.7923</w:t>
+            </w:r>
+          </w:p>
+        </w:tc>
+        <w:tc>
+          <w:tcPr/>
+          <w:p>
+            <w:pPr>
+              <w:pStyle w:val="Compact"/>
+              <w:jc w:val="right"/>
+            </w:pPr>
+            <w:r>
+              <w:t xml:space="preserve">0.2600</w:t>
+            </w:r>
+          </w:p>
+        </w:tc>
+      </w:tr>
+      <w:tr>
+        <w:tc>
+          <w:tcPr/>
+          <w:p>
+            <w:pPr>
+              <w:pStyle w:val="Compact"/>
+              <w:jc w:val="right"/>
+            </w:pPr>
+            <w:r>
+              <w:t xml:space="preserve">25</w:t>
+            </w:r>
+          </w:p>
+        </w:tc>
+        <w:tc>
+          <w:tcPr/>
+          <w:p>
+            <w:pPr>
+              <w:pStyle w:val="Compact"/>
+              <w:jc w:val="right"/>
+            </w:pPr>
+            <w:r>
+              <w:t xml:space="preserve">10</w:t>
+            </w:r>
+          </w:p>
+        </w:tc>
+        <w:tc>
+          <w:tcPr/>
+          <w:p>
+            <w:pPr>
+              <w:pStyle w:val="Compact"/>
+              <w:jc w:val="left"/>
+            </w:pPr>
+            <w:r>
+              <w:t xml:space="preserve">Oriental</w:t>
+            </w:r>
+          </w:p>
+        </w:tc>
+        <w:tc>
+          <w:tcPr/>
+          <w:p>
+            <w:pPr>
+              <w:pStyle w:val="Compact"/>
+              <w:jc w:val="right"/>
+            </w:pPr>
+            <w:r>
+              <w:t xml:space="preserve">91,124</w:t>
+            </w:r>
+          </w:p>
+        </w:tc>
+        <w:tc>
+          <w:tcPr/>
+          <w:p>
+            <w:pPr>
+              <w:pStyle w:val="Compact"/>
+              <w:jc w:val="right"/>
+            </w:pPr>
+            <w:r>
+              <w:t xml:space="preserve">8,284</w:t>
+            </w:r>
+          </w:p>
+        </w:tc>
+        <w:tc>
+          <w:tcPr/>
+          <w:p>
+            <w:pPr>
+              <w:pStyle w:val="Compact"/>
+              <w:jc w:val="right"/>
+            </w:pPr>
+            <w:r>
+              <w:t xml:space="preserve">0.7622</w:t>
+            </w:r>
+          </w:p>
+        </w:tc>
+        <w:tc>
+          <w:tcPr/>
+          <w:p>
+            <w:pPr>
+              <w:pStyle w:val="Compact"/>
+              <w:jc w:val="right"/>
+            </w:pPr>
+            <w:r>
+              <w:t xml:space="preserve">0.2433</w:t>
+            </w:r>
+          </w:p>
+        </w:tc>
+        <w:tc>
+          <w:tcPr/>
+          <w:p>
+            <w:pPr>
+              <w:pStyle w:val="Compact"/>
+              <w:jc w:val="right"/>
+            </w:pPr>
+            <w:r>
+              <w:t xml:space="preserve">199,936</w:t>
+            </w:r>
+          </w:p>
+        </w:tc>
+        <w:tc>
+          <w:tcPr/>
+          <w:p>
+            <w:pPr>
+              <w:pStyle w:val="Compact"/>
+              <w:jc w:val="right"/>
+            </w:pPr>
+            <w:r>
+              <w:t xml:space="preserve">18,176</w:t>
+            </w:r>
+          </w:p>
+        </w:tc>
+        <w:tc>
+          <w:tcPr/>
+          <w:p>
+            <w:pPr>
+              <w:pStyle w:val="Compact"/>
+              <w:jc w:val="right"/>
+            </w:pPr>
+            <w:r>
+              <w:t xml:space="preserve">0.7526</w:t>
+            </w:r>
+          </w:p>
+        </w:tc>
+        <w:tc>
+          <w:tcPr/>
+          <w:p>
+            <w:pPr>
+              <w:pStyle w:val="Compact"/>
+              <w:jc w:val="right"/>
+            </w:pPr>
+            <w:r>
+              <w:t xml:space="preserve">0.2360</w:t>
+            </w:r>
+          </w:p>
+        </w:tc>
+      </w:tr>
+      <w:tr>
+        <w:tc>
+          <w:tcPr/>
+          <w:p>
+            <w:pPr>
+              <w:pStyle w:val="Compact"/>
+              <w:jc w:val="right"/>
+            </w:pPr>
+            <w:r>
+              <w:t xml:space="preserve">25</w:t>
+            </w:r>
+          </w:p>
+        </w:tc>
+        <w:tc>
+          <w:tcPr/>
+          <w:p>
+            <w:pPr>
+              <w:pStyle w:val="Compact"/>
+              <w:jc w:val="right"/>
+            </w:pPr>
+            <w:r>
+              <w:t xml:space="preserve">14</w:t>
+            </w:r>
+          </w:p>
+        </w:tc>
+        <w:tc>
+          <w:tcPr/>
+          <w:p>
+            <w:pPr>
+              <w:pStyle w:val="Compact"/>
+              <w:jc w:val="left"/>
+            </w:pPr>
+            <w:r>
+              <w:t xml:space="preserve">Chaco</w:t>
+            </w:r>
+          </w:p>
+        </w:tc>
+        <w:tc>
+          <w:tcPr/>
+          <w:p>
+            <w:pPr>
+              <w:pStyle w:val="Compact"/>
+              <w:jc w:val="right"/>
+            </w:pPr>
+            <w:r>
+              <w:t xml:space="preserve">94,468</w:t>
+            </w:r>
+          </w:p>
+        </w:tc>
+        <w:tc>
+          <w:tcPr/>
+          <w:p>
+            <w:pPr>
+              <w:pStyle w:val="Compact"/>
+              <w:jc w:val="right"/>
+            </w:pPr>
+            <w:r>
+              <w:t xml:space="preserve">8,588</w:t>
+            </w:r>
+          </w:p>
+        </w:tc>
+        <w:tc>
+          <w:tcPr/>
+          <w:p>
+            <w:pPr>
+              <w:pStyle w:val="Compact"/>
+              <w:jc w:val="right"/>
+            </w:pPr>
+            <w:r>
+              <w:t xml:space="preserve">0.7735</w:t>
+            </w:r>
+          </w:p>
+        </w:tc>
+        <w:tc>
+          <w:tcPr/>
+          <w:p>
+            <w:pPr>
+              <w:pStyle w:val="Compact"/>
+              <w:jc w:val="right"/>
+            </w:pPr>
+            <w:r>
+              <w:t xml:space="preserve">0.2379</w:t>
+            </w:r>
+          </w:p>
+        </w:tc>
+        <w:tc>
+          <w:tcPr/>
+          <w:p>
+            <w:pPr>
+              <w:pStyle w:val="Compact"/>
+              <w:jc w:val="right"/>
+            </w:pPr>
+            <w:r>
+              <w:t xml:space="preserve">171,281</w:t>
+            </w:r>
+          </w:p>
+        </w:tc>
+        <w:tc>
+          <w:tcPr/>
+          <w:p>
+            <w:pPr>
+              <w:pStyle w:val="Compact"/>
+              <w:jc w:val="right"/>
+            </w:pPr>
+            <w:r>
+              <w:t xml:space="preserve">15,571</w:t>
+            </w:r>
+          </w:p>
+        </w:tc>
+        <w:tc>
+          <w:tcPr/>
+          <w:p>
+            <w:pPr>
+              <w:pStyle w:val="Compact"/>
+              <w:jc w:val="right"/>
+            </w:pPr>
+            <w:r>
+              <w:t xml:space="preserve">0.7906</w:t>
+            </w:r>
+          </w:p>
+        </w:tc>
+        <w:tc>
+          <w:tcPr/>
+          <w:p>
+            <w:pPr>
+              <w:pStyle w:val="Compact"/>
+              <w:jc w:val="right"/>
+            </w:pPr>
+            <w:r>
+              <w:t xml:space="preserve">0.2550</w:t>
+            </w:r>
+          </w:p>
+        </w:tc>
+      </w:tr>
+      <w:tr>
+        <w:tc>
+          <w:tcPr/>
+          <w:p>
+            <w:pPr>
+              <w:pStyle w:val="Compact"/>
+              <w:jc w:val="right"/>
+            </w:pPr>
+            <w:r>
+              <w:t xml:space="preserve">25</w:t>
+            </w:r>
+          </w:p>
+        </w:tc>
+        <w:tc>
+          <w:tcPr/>
+          <w:p>
+            <w:pPr>
+              <w:pStyle w:val="Compact"/>
+              <w:jc w:val="right"/>
+            </w:pPr>
+            <w:r>
+              <w:t xml:space="preserve">14</w:t>
+            </w:r>
+          </w:p>
+        </w:tc>
+        <w:tc>
+          <w:tcPr/>
+          <w:p>
+            <w:pPr>
+              <w:pStyle w:val="Compact"/>
+              <w:jc w:val="left"/>
+            </w:pPr>
+            <w:r>
+              <w:t xml:space="preserve">Oriental</w:t>
+            </w:r>
+          </w:p>
+        </w:tc>
+        <w:tc>
+          <w:tcPr/>
+          <w:p>
+            <w:pPr>
+              <w:pStyle w:val="Compact"/>
+              <w:jc w:val="right"/>
+            </w:pPr>
+            <w:r>
+              <w:t xml:space="preserve">89,430</w:t>
+            </w:r>
+          </w:p>
+        </w:tc>
+        <w:tc>
+          <w:tcPr/>
+          <w:p>
+            <w:pPr>
+              <w:pStyle w:val="Compact"/>
+              <w:jc w:val="right"/>
+            </w:pPr>
+            <w:r>
+              <w:t xml:space="preserve">8,130</w:t>
+            </w:r>
+          </w:p>
+        </w:tc>
+        <w:tc>
+          <w:tcPr/>
+          <w:p>
+            <w:pPr>
+              <w:pStyle w:val="Compact"/>
+              <w:jc w:val="right"/>
+            </w:pPr>
+            <w:r>
+              <w:t xml:space="preserve">0.7608</w:t>
+            </w:r>
+          </w:p>
+        </w:tc>
+        <w:tc>
+          <w:tcPr/>
+          <w:p>
+            <w:pPr>
+              <w:pStyle w:val="Compact"/>
+              <w:jc w:val="right"/>
+            </w:pPr>
+            <w:r>
+              <w:t xml:space="preserve">0.2410</w:t>
+            </w:r>
+          </w:p>
+        </w:tc>
+        <w:tc>
+          <w:tcPr/>
+          <w:p>
+            <w:pPr>
+              <w:pStyle w:val="Compact"/>
+              <w:jc w:val="right"/>
+            </w:pPr>
+            <w:r>
+              <w:t xml:space="preserve">196,053</w:t>
+            </w:r>
+          </w:p>
+        </w:tc>
+        <w:tc>
+          <w:tcPr/>
+          <w:p>
+            <w:pPr>
+              <w:pStyle w:val="Compact"/>
+              <w:jc w:val="right"/>
+            </w:pPr>
+            <w:r>
+              <w:t xml:space="preserve">17,823</w:t>
+            </w:r>
+          </w:p>
+        </w:tc>
+        <w:tc>
+          <w:tcPr/>
+          <w:p>
+            <w:pPr>
+              <w:pStyle w:val="Compact"/>
+              <w:jc w:val="right"/>
+            </w:pPr>
+            <w:r>
+              <w:t xml:space="preserve">0.7505</w:t>
+            </w:r>
+          </w:p>
+        </w:tc>
+        <w:tc>
+          <w:tcPr/>
+          <w:p>
+            <w:pPr>
+              <w:pStyle w:val="Compact"/>
+              <w:jc w:val="right"/>
+            </w:pPr>
+            <w:r>
+              <w:t xml:space="preserve">0.2317</w:t>
+            </w:r>
+          </w:p>
+        </w:tc>
+      </w:tr>
+      <w:tr>
+        <w:tc>
+          <w:tcPr/>
+          <w:p>
+            <w:pPr>
+              <w:pStyle w:val="Compact"/>
+              <w:jc w:val="right"/>
+            </w:pPr>
+            <w:r>
+              <w:t xml:space="preserve">35</w:t>
+            </w:r>
+          </w:p>
+        </w:tc>
+        <w:tc>
+          <w:tcPr/>
+          <w:p>
+            <w:pPr>
+              <w:pStyle w:val="Compact"/>
+              <w:jc w:val="right"/>
+            </w:pPr>
+            <w:r>
+              <w:t xml:space="preserve">7</w:t>
+            </w:r>
+          </w:p>
+        </w:tc>
+        <w:tc>
+          <w:tcPr/>
+          <w:p>
+            <w:pPr>
+              <w:pStyle w:val="Compact"/>
+              <w:jc w:val="left"/>
+            </w:pPr>
+            <w:r>
+              <w:t xml:space="preserve">Chaco</w:t>
+            </w:r>
+          </w:p>
+        </w:tc>
+        <w:tc>
+          <w:tcPr/>
+          <w:p>
+            <w:pPr>
+              <w:pStyle w:val="Compact"/>
+              <w:jc w:val="right"/>
+            </w:pPr>
+            <w:r>
+              <w:t xml:space="preserve">73,051</w:t>
+            </w:r>
+          </w:p>
+        </w:tc>
+        <w:tc>
+          <w:tcPr/>
+          <w:p>
+            <w:pPr>
+              <w:pStyle w:val="Compact"/>
+              <w:jc w:val="right"/>
+            </w:pPr>
+            <w:r>
+              <w:t xml:space="preserve">6,641</w:t>
+            </w:r>
+          </w:p>
+        </w:tc>
+        <w:tc>
+          <w:tcPr/>
+          <w:p>
+            <w:pPr>
+              <w:pStyle w:val="Compact"/>
+              <w:jc w:val="right"/>
+            </w:pPr>
+            <w:r>
+              <w:t xml:space="preserve">0.7764</w:t>
+            </w:r>
+          </w:p>
+        </w:tc>
+        <w:tc>
+          <w:tcPr/>
+          <w:p>
+            <w:pPr>
+              <w:pStyle w:val="Compact"/>
+              <w:jc w:val="right"/>
+            </w:pPr>
+            <w:r>
+              <w:t xml:space="preserve">0.2428</w:t>
+            </w:r>
+          </w:p>
+        </w:tc>
+        <w:tc>
+          <w:tcPr/>
+          <w:p>
+            <w:pPr>
+              <w:pStyle w:val="Compact"/>
+              <w:jc w:val="right"/>
+            </w:pPr>
+            <w:r>
+              <w:t xml:space="preserve">130,449</w:t>
+            </w:r>
+          </w:p>
+        </w:tc>
+        <w:tc>
+          <w:tcPr/>
+          <w:p>
+            <w:pPr>
+              <w:pStyle w:val="Compact"/>
+              <w:jc w:val="right"/>
+            </w:pPr>
+            <w:r>
+              <w:t xml:space="preserve">11,859</w:t>
+            </w:r>
+          </w:p>
+        </w:tc>
+        <w:tc>
+          <w:tcPr/>
+          <w:p>
+            <w:pPr>
+              <w:pStyle w:val="Compact"/>
+              <w:jc w:val="right"/>
+            </w:pPr>
+            <w:r>
+              <w:t xml:space="preserve">0.7974</w:t>
+            </w:r>
+          </w:p>
+        </w:tc>
+        <w:tc>
+          <w:tcPr/>
+          <w:p>
+            <w:pPr>
+              <w:pStyle w:val="Compact"/>
+              <w:jc w:val="right"/>
+            </w:pPr>
+            <w:r>
+              <w:t xml:space="preserve">0.2672</w:t>
+            </w:r>
+          </w:p>
+        </w:tc>
+      </w:tr>
+      <w:tr>
+        <w:tc>
+          <w:tcPr/>
+          <w:p>
+            <w:pPr>
+              <w:pStyle w:val="Compact"/>
+              <w:jc w:val="right"/>
+            </w:pPr>
+            <w:r>
+              <w:t xml:space="preserve">35</w:t>
+            </w:r>
+          </w:p>
+        </w:tc>
+        <w:tc>
+          <w:tcPr/>
+          <w:p>
+            <w:pPr>
+              <w:pStyle w:val="Compact"/>
+              <w:jc w:val="right"/>
+            </w:pPr>
+            <w:r>
+              <w:t xml:space="preserve">7</w:t>
+            </w:r>
+          </w:p>
+        </w:tc>
+        <w:tc>
+          <w:tcPr/>
+          <w:p>
+            <w:pPr>
+              <w:pStyle w:val="Compact"/>
+              <w:jc w:val="left"/>
+            </w:pPr>
+            <w:r>
+              <w:t xml:space="preserve">Oriental</w:t>
+            </w:r>
+          </w:p>
+        </w:tc>
+        <w:tc>
+          <w:tcPr/>
+          <w:p>
+            <w:pPr>
+              <w:pStyle w:val="Compact"/>
+              <w:jc w:val="right"/>
+            </w:pPr>
+            <w:r>
+              <w:t xml:space="preserve">59,488</w:t>
+            </w:r>
+          </w:p>
+        </w:tc>
+        <w:tc>
+          <w:tcPr/>
+          <w:p>
+            <w:pPr>
+              <w:pStyle w:val="Compact"/>
+              <w:jc w:val="right"/>
+            </w:pPr>
+            <w:r>
+              <w:t xml:space="preserve">5,408</w:t>
+            </w:r>
+          </w:p>
+        </w:tc>
+        <w:tc>
+          <w:tcPr/>
+          <w:p>
+            <w:pPr>
+              <w:pStyle w:val="Compact"/>
+              <w:jc w:val="right"/>
+            </w:pPr>
+            <w:r>
+              <w:t xml:space="preserve">0.7676</w:t>
+            </w:r>
+          </w:p>
+        </w:tc>
+        <w:tc>
+          <w:tcPr/>
+          <w:p>
+            <w:pPr>
+              <w:pStyle w:val="Compact"/>
+              <w:jc w:val="right"/>
+            </w:pPr>
+            <w:r>
+              <w:t xml:space="preserve">0.2513</w:t>
+            </w:r>
+          </w:p>
+        </w:tc>
+        <w:tc>
+          <w:tcPr/>
+          <w:p>
+            <w:pPr>
+              <w:pStyle w:val="Compact"/>
+              <w:jc w:val="right"/>
+            </w:pPr>
+            <w:r>
+              <w:t xml:space="preserve">127,446</w:t>
+            </w:r>
+          </w:p>
+        </w:tc>
+        <w:tc>
+          <w:tcPr/>
+          <w:p>
+            <w:pPr>
+              <w:pStyle w:val="Compact"/>
+              <w:jc w:val="right"/>
+            </w:pPr>
+            <w:r>
+              <w:t xml:space="preserve">11,586</w:t>
+            </w:r>
+          </w:p>
+        </w:tc>
+        <w:tc>
+          <w:tcPr/>
+          <w:p>
+            <w:pPr>
+              <w:pStyle w:val="Compact"/>
+              <w:jc w:val="right"/>
+            </w:pPr>
+            <w:r>
+              <w:t xml:space="preserve">0.7531</w:t>
+            </w:r>
+          </w:p>
+        </w:tc>
+        <w:tc>
+          <w:tcPr/>
+          <w:p>
+            <w:pPr>
+              <w:pStyle w:val="Compact"/>
+              <w:jc w:val="right"/>
+            </w:pPr>
+            <w:r>
+              <w:t xml:space="preserve">0.2447</w:t>
+            </w:r>
+          </w:p>
+        </w:tc>
+      </w:tr>
+      <w:tr>
+        <w:tc>
+          <w:tcPr/>
+          <w:p>
+            <w:pPr>
+              <w:pStyle w:val="Compact"/>
+              <w:jc w:val="right"/>
+            </w:pPr>
+            <w:r>
+              <w:t xml:space="preserve">35</w:t>
+            </w:r>
+          </w:p>
+        </w:tc>
+        <w:tc>
+          <w:tcPr/>
+          <w:p>
+            <w:pPr>
+              <w:pStyle w:val="Compact"/>
+              <w:jc w:val="right"/>
+            </w:pPr>
+            <w:r>
+              <w:t xml:space="preserve">10</w:t>
+            </w:r>
+          </w:p>
+        </w:tc>
+        <w:tc>
+          <w:tcPr/>
+          <w:p>
+            <w:pPr>
+              <w:pStyle w:val="Compact"/>
+              <w:jc w:val="left"/>
+            </w:pPr>
+            <w:r>
+              <w:t xml:space="preserve">Chaco</w:t>
+            </w:r>
+          </w:p>
+        </w:tc>
+        <w:tc>
+          <w:tcPr/>
+          <w:p>
+            <w:pPr>
+              <w:pStyle w:val="Compact"/>
+              <w:jc w:val="right"/>
+            </w:pPr>
+            <w:r>
+              <w:t xml:space="preserve">70,598</w:t>
+            </w:r>
+          </w:p>
+        </w:tc>
+        <w:tc>
+          <w:tcPr/>
+          <w:p>
+            <w:pPr>
+              <w:pStyle w:val="Compact"/>
+              <w:jc w:val="right"/>
+            </w:pPr>
+            <w:r>
+              <w:t xml:space="preserve">6,418</w:t>
+            </w:r>
+          </w:p>
+        </w:tc>
+        <w:tc>
+          <w:tcPr/>
+          <w:p>
+            <w:pPr>
+              <w:pStyle w:val="Compact"/>
+              <w:jc w:val="right"/>
+            </w:pPr>
+            <w:r>
+              <w:t xml:space="preserve">0.7734</w:t>
+            </w:r>
+          </w:p>
+        </w:tc>
+        <w:tc>
+          <w:tcPr/>
+          <w:p>
+            <w:pPr>
+              <w:pStyle w:val="Compact"/>
+              <w:jc w:val="right"/>
+            </w:pPr>
+            <w:r>
+              <w:t xml:space="preserve">0.2361</w:t>
+            </w:r>
+          </w:p>
+        </w:tc>
+        <w:tc>
+          <w:tcPr/>
+          <w:p>
+            <w:pPr>
+              <w:pStyle w:val="Compact"/>
+              <w:jc w:val="right"/>
+            </w:pPr>
+            <w:r>
+              <w:t xml:space="preserve">126,357</w:t>
+            </w:r>
+          </w:p>
+        </w:tc>
+        <w:tc>
+          <w:tcPr/>
+          <w:p>
+            <w:pPr>
+              <w:pStyle w:val="Compact"/>
+              <w:jc w:val="right"/>
+            </w:pPr>
+            <w:r>
+              <w:t xml:space="preserve">11,487</w:t>
+            </w:r>
+          </w:p>
+        </w:tc>
+        <w:tc>
+          <w:tcPr/>
+          <w:p>
+            <w:pPr>
+              <w:pStyle w:val="Compact"/>
+              <w:jc w:val="right"/>
+            </w:pPr>
+            <w:r>
+              <w:t xml:space="preserve">0.7949</w:t>
+            </w:r>
+          </w:p>
+        </w:tc>
+        <w:tc>
+          <w:tcPr/>
+          <w:p>
+            <w:pPr>
+              <w:pStyle w:val="Compact"/>
+              <w:jc w:val="right"/>
+            </w:pPr>
+            <w:r>
+              <w:t xml:space="preserve">0.2612</w:t>
+            </w:r>
+          </w:p>
+        </w:tc>
+      </w:tr>
+      <w:tr>
+        <w:tc>
+          <w:tcPr/>
+          <w:p>
+            <w:pPr>
+              <w:pStyle w:val="Compact"/>
+              <w:jc w:val="right"/>
+            </w:pPr>
+            <w:r>
+              <w:t xml:space="preserve">35</w:t>
+            </w:r>
+          </w:p>
+        </w:tc>
+        <w:tc>
+          <w:tcPr/>
+          <w:p>
+            <w:pPr>
+              <w:pStyle w:val="Compact"/>
+              <w:jc w:val="right"/>
+            </w:pPr>
+            <w:r>
+              <w:t xml:space="preserve">10</w:t>
+            </w:r>
+          </w:p>
+        </w:tc>
+        <w:tc>
+          <w:tcPr/>
+          <w:p>
+            <w:pPr>
+              <w:pStyle w:val="Compact"/>
+              <w:jc w:val="left"/>
+            </w:pPr>
+            <w:r>
+              <w:t xml:space="preserve">Oriental</w:t>
+            </w:r>
+          </w:p>
+        </w:tc>
+        <w:tc>
+          <w:tcPr/>
+          <w:p>
+            <w:pPr>
+              <w:pStyle w:val="Compact"/>
+              <w:jc w:val="right"/>
+            </w:pPr>
+            <w:r>
+              <w:t xml:space="preserve">58,234</w:t>
+            </w:r>
+          </w:p>
+        </w:tc>
+        <w:tc>
+          <w:tcPr/>
+          <w:p>
+            <w:pPr>
+              <w:pStyle w:val="Compact"/>
+              <w:jc w:val="right"/>
+            </w:pPr>
+            <w:r>
+              <w:t xml:space="preserve">5,294</w:t>
+            </w:r>
+          </w:p>
+        </w:tc>
+        <w:tc>
+          <w:tcPr/>
+          <w:p>
+            <w:pPr>
+              <w:pStyle w:val="Compact"/>
+              <w:jc w:val="right"/>
+            </w:pPr>
+            <w:r>
+              <w:t xml:space="preserve">0.7634</w:t>
+            </w:r>
+          </w:p>
+        </w:tc>
+        <w:tc>
+          <w:tcPr/>
+          <w:p>
+            <w:pPr>
+              <w:pStyle w:val="Compact"/>
+              <w:jc w:val="right"/>
+            </w:pPr>
+            <w:r>
+              <w:t xml:space="preserve">0.2445</w:t>
+            </w:r>
+          </w:p>
+        </w:tc>
+        <w:tc>
+          <w:tcPr/>
+          <w:p>
+            <w:pPr>
+              <w:pStyle w:val="Compact"/>
+              <w:jc w:val="right"/>
+            </w:pPr>
+            <w:r>
+              <w:t xml:space="preserve">125,510</w:t>
+            </w:r>
+          </w:p>
+        </w:tc>
+        <w:tc>
+          <w:tcPr/>
+          <w:p>
+            <w:pPr>
+              <w:pStyle w:val="Compact"/>
+              <w:jc w:val="right"/>
+            </w:pPr>
+            <w:r>
+              <w:t xml:space="preserve">11,410</w:t>
+            </w:r>
+          </w:p>
+        </w:tc>
+        <w:tc>
+          <w:tcPr/>
+          <w:p>
+            <w:pPr>
+              <w:pStyle w:val="Compact"/>
+              <w:jc w:val="right"/>
+            </w:pPr>
+            <w:r>
+              <w:t xml:space="preserve">0.7523</w:t>
+            </w:r>
+          </w:p>
+        </w:tc>
+        <w:tc>
+          <w:tcPr/>
+          <w:p>
+            <w:pPr>
+              <w:pStyle w:val="Compact"/>
+              <w:jc w:val="right"/>
+            </w:pPr>
+            <w:r>
+              <w:t xml:space="preserve">0.2406</w:t>
+            </w:r>
+          </w:p>
+        </w:tc>
+      </w:tr>
+      <w:tr>
+        <w:tc>
+          <w:tcPr/>
+          <w:p>
+            <w:pPr>
+              <w:pStyle w:val="Compact"/>
+              <w:jc w:val="right"/>
+            </w:pPr>
+            <w:r>
+              <w:t xml:space="preserve">35</w:t>
+            </w:r>
+          </w:p>
+        </w:tc>
+        <w:tc>
+          <w:tcPr/>
+          <w:p>
+            <w:pPr>
+              <w:pStyle w:val="Compact"/>
+              <w:jc w:val="right"/>
+            </w:pPr>
+            <w:r>
+              <w:t xml:space="preserve">14</w:t>
+            </w:r>
+          </w:p>
+        </w:tc>
+        <w:tc>
+          <w:tcPr/>
+          <w:p>
+            <w:pPr>
+              <w:pStyle w:val="Compact"/>
+              <w:jc w:val="left"/>
+            </w:pPr>
+            <w:r>
+              <w:t xml:space="preserve">Chaco</w:t>
+            </w:r>
+          </w:p>
+        </w:tc>
+        <w:tc>
+          <w:tcPr/>
+          <w:p>
+            <w:pPr>
+              <w:pStyle w:val="Compact"/>
+              <w:jc w:val="right"/>
+            </w:pPr>
+            <w:r>
+              <w:t xml:space="preserve">68,420</w:t>
+            </w:r>
+          </w:p>
+        </w:tc>
+        <w:tc>
+          <w:tcPr/>
+          <w:p>
+            <w:pPr>
+              <w:pStyle w:val="Compact"/>
+              <w:jc w:val="right"/>
+            </w:pPr>
+            <w:r>
+              <w:t xml:space="preserve">6,220</w:t>
+            </w:r>
+          </w:p>
+        </w:tc>
+        <w:tc>
+          <w:tcPr/>
+          <w:p>
+            <w:pPr>
+              <w:pStyle w:val="Compact"/>
+              <w:jc w:val="right"/>
+            </w:pPr>
+            <w:r>
+              <w:t xml:space="preserve">0.7710</w:t>
+            </w:r>
+          </w:p>
+        </w:tc>
+        <w:tc>
+          <w:tcPr/>
+          <w:p>
+            <w:pPr>
+              <w:pStyle w:val="Compact"/>
+              <w:jc w:val="right"/>
+            </w:pPr>
+            <w:r>
+              <w:t xml:space="preserve">0.2342</w:t>
+            </w:r>
+          </w:p>
+        </w:tc>
+        <w:tc>
+          <w:tcPr/>
+          <w:p>
+            <w:pPr>
+              <w:pStyle w:val="Compact"/>
+              <w:jc w:val="right"/>
+            </w:pPr>
+            <w:r>
+              <w:t xml:space="preserve">122,386</w:t>
+            </w:r>
+          </w:p>
+        </w:tc>
+        <w:tc>
+          <w:tcPr/>
+          <w:p>
+            <w:pPr>
+              <w:pStyle w:val="Compact"/>
+              <w:jc w:val="right"/>
+            </w:pPr>
+            <w:r>
+              <w:t xml:space="preserve">11,126</w:t>
+            </w:r>
+          </w:p>
+        </w:tc>
+        <w:tc>
+          <w:tcPr/>
+          <w:p>
+            <w:pPr>
+              <w:pStyle w:val="Compact"/>
+              <w:jc w:val="right"/>
+            </w:pPr>
+            <w:r>
+              <w:t xml:space="preserve">0.7936</w:t>
+            </w:r>
+          </w:p>
+        </w:tc>
+        <w:tc>
+          <w:tcPr/>
+          <w:p>
+            <w:pPr>
+              <w:pStyle w:val="Compact"/>
+              <w:jc w:val="right"/>
+            </w:pPr>
+            <w:r>
+              <w:t xml:space="preserve">0.2548</w:t>
+            </w:r>
+          </w:p>
+        </w:tc>
+      </w:tr>
+      <w:tr>
+        <w:tc>
+          <w:tcPr/>
+          <w:p>
+            <w:pPr>
+              <w:pStyle w:val="Compact"/>
+              <w:jc w:val="right"/>
+            </w:pPr>
+            <w:r>
+              <w:t xml:space="preserve">35</w:t>
+            </w:r>
+          </w:p>
+        </w:tc>
+        <w:tc>
+          <w:tcPr/>
+          <w:p>
+            <w:pPr>
+              <w:pStyle w:val="Compact"/>
+              <w:jc w:val="right"/>
+            </w:pPr>
+            <w:r>
+              <w:t xml:space="preserve">14</w:t>
+            </w:r>
+          </w:p>
+        </w:tc>
+        <w:tc>
+          <w:tcPr/>
+          <w:p>
+            <w:pPr>
+              <w:pStyle w:val="Compact"/>
+              <w:jc w:val="left"/>
+            </w:pPr>
+            <w:r>
+              <w:t xml:space="preserve">Oriental</w:t>
+            </w:r>
+          </w:p>
+        </w:tc>
+        <w:tc>
+          <w:tcPr/>
+          <w:p>
+            <w:pPr>
+              <w:pStyle w:val="Compact"/>
+              <w:jc w:val="right"/>
+            </w:pPr>
+            <w:r>
+              <w:t xml:space="preserve">57,068</w:t>
+            </w:r>
+          </w:p>
+        </w:tc>
+        <w:tc>
+          <w:tcPr/>
+          <w:p>
+            <w:pPr>
+              <w:pStyle w:val="Compact"/>
+              <w:jc w:val="right"/>
+            </w:pPr>
+            <w:r>
+              <w:t xml:space="preserve">5,188</w:t>
+            </w:r>
+          </w:p>
+        </w:tc>
+        <w:tc>
+          <w:tcPr/>
+          <w:p>
+            <w:pPr>
+              <w:pStyle w:val="Compact"/>
+              <w:jc w:val="right"/>
+            </w:pPr>
+            <w:r>
+              <w:t xml:space="preserve">0.7616</w:t>
+            </w:r>
+          </w:p>
+        </w:tc>
+        <w:tc>
+          <w:tcPr/>
+          <w:p>
+            <w:pPr>
+              <w:pStyle w:val="Compact"/>
+              <w:jc w:val="right"/>
+            </w:pPr>
+            <w:r>
+              <w:t xml:space="preserve">0.2434</w:t>
+            </w:r>
+          </w:p>
+        </w:tc>
+        <w:tc>
+          <w:tcPr/>
+          <w:p>
+            <w:pPr>
+              <w:pStyle w:val="Compact"/>
+              <w:jc w:val="right"/>
+            </w:pPr>
+            <w:r>
+              <w:t xml:space="preserve">123,068</w:t>
+            </w:r>
+          </w:p>
+        </w:tc>
+        <w:tc>
+          <w:tcPr/>
+          <w:p>
+            <w:pPr>
+              <w:pStyle w:val="Compact"/>
+              <w:jc w:val="right"/>
+            </w:pPr>
+            <w:r>
+              <w:t xml:space="preserve">11,188</w:t>
+            </w:r>
+          </w:p>
+        </w:tc>
+        <w:tc>
+          <w:tcPr/>
+          <w:p>
+            <w:pPr>
+              <w:pStyle w:val="Compact"/>
+              <w:jc w:val="right"/>
+            </w:pPr>
+            <w:r>
+              <w:t xml:space="preserve">0.7499</w:t>
+            </w:r>
+          </w:p>
+        </w:tc>
+        <w:tc>
+          <w:tcPr/>
+          <w:p>
+            <w:pPr>
+              <w:pStyle w:val="Compact"/>
+              <w:jc w:val="right"/>
+            </w:pPr>
+            <w:r>
+              <w:t xml:space="preserve">0.2376</w:t>
+            </w:r>
+          </w:p>
+        </w:tc>
+      </w:tr>
+    </w:tbl>
+    <w:p>
+      <w:pPr>
+        <w:pStyle w:val="BodyText"/>
+      </w:pPr>
+      <w:r>
+        <w:t xml:space="preserve">The full table with M1, M2 and the gated policy is in</w:t>
+      </w:r>
+      <w:r>
+        <w:t xml:space="preserve"> </w:t>
+      </w:r>
+      <w:r>
+        <w:rPr>
+          <w:rStyle w:val="VerbatimChar"/>
+        </w:rPr>
+        <w:t xml:space="preserve">tablas/tablaS20_sensibilidad_d2.csv</w:t>
+      </w:r>
+      <w:r>
+        <w:t xml:space="preserve">. The 25 km/10 d row reproduces the same sample and features as the main partitions; its small difference from Table 10 reflects retraining inside this sensitivity harness, not a different target or sample. M3 beat M2 in all 18 region-by-evaluation comparisons (ΔROC +0.004 to +0.016). The 7-day window had the highest ROC-AUC in every region × radius pair, and the radius effect was small: 35 km was slightly better in Chaco and 25 km in Oriental. The ranking and the D2 conclusion are stable.</w:t>
       </w:r>
     </w:p>
     <w:bookmarkEnd w:id="24"/>

--- a/entregables/material_suplementario.docx
+++ b/entregables/material_suplementario.docx
@@ -23,7 +23,7 @@
         <w:pStyle w:val="Date"/>
       </w:pPr>
       <w:r>
-        <w:t xml:space="preserve">2026-10-27</w:t>
+        <w:t xml:space="preserve">2026-10-28</w:t>
       </w:r>
     </w:p>
     <w:p>
@@ -149,7 +149,7 @@
         </w:r>
       </w:hyperlink>
       <w:r>
-        <w:t xml:space="preserve">; GitHub release v2.0.0).</w:t>
+        <w:t xml:space="preserve">; GitHub release v2.0.1).</w:t>
       </w:r>
       <w:r>
         <w:br/>
@@ -165,7 +165,7 @@
         <w:t xml:space="preserve"> </w:t>
       </w:r>
       <w:r>
-        <w:t xml:space="preserve">processed data and test predictions are available in the v2.0.0 GitHub release under CC BY 4.0 and indexed by the data concept DOI</w:t>
+        <w:t xml:space="preserve">processed data and test predictions are available in the v2.0.1 GitHub release under CC BY 4.0 and indexed by the data concept DOI</w:t>
       </w:r>
       <w:r>
         <w:t xml:space="preserve"> </w:t>
@@ -37333,7 +37333,7 @@
         <w:pStyle w:val="FirstParagraph"/>
       </w:pPr>
       <w:r>
-        <w:t xml:space="preserve">Processed data, test predictions, trained models and derived tables are available in the v2.0.0 GitHub release under CC BY 4.0 and indexed by the data concept DOI</w:t>
+        <w:t xml:space="preserve">Processed data, test predictions, trained models and derived tables are available in the v2.0.1 GitHub release under CC BY 4.0 and indexed by the data concept DOI</w:t>
       </w:r>
       <w:r>
         <w:t xml:space="preserve"> </w:t>

--- a/entregables/material_suplementario.docx
+++ b/entregables/material_suplementario.docx
@@ -102,7 +102,22 @@
         <w:rPr>
           <w:rStyle w:val="VerbatimChar"/>
         </w:rPr>
-        <w:t xml:space="preserve">material_suplementario.pdf</w:t>
+        <w:t xml:space="preserve">material_suplementario.docx</w:t>
+      </w:r>
+      <w:r>
+        <w:t xml:space="preserve"> </w:t>
+      </w:r>
+      <w:r>
+        <w:t xml:space="preserve">/</w:t>
+      </w:r>
+      <w:r>
+        <w:t xml:space="preserve"> </w:t>
+      </w:r>
+      <w:r>
+        <w:rPr>
+          <w:rStyle w:val="VerbatimChar"/>
+        </w:rPr>
+        <w:t xml:space="preserve">.html</w:t>
       </w:r>
       <w:r>
         <w:t xml:space="preserve"> </w:t>
@@ -14110,7 +14125,7 @@
         <w:pStyle w:val="BodyText"/>
       </w:pPr>
       <w:r>
-        <w:t xml:space="preserve">The full benchmark includes M2, propagation, FWI, INPE and the climatological baseline. FWI and INPE are normalized indices, not calibrated probabilities.</w:t>
+        <w:t xml:space="preserve">The full benchmark includes M2, propagation, FWI, INPE and the climatological baseline. FWI and INPE are normalized indices, not calibrated probabilities. All cutoffs, including those of FWI and INPE, were selected on the 2023 validation set by maximizing F0.5 and then frozen for the 2024–2025 test; neither index received local calibration. FWI is reported on the Canadian index scale (0.3029 in Chaco, 2.1509 in Oriental) and INPE on a 0–1 risk scale (0.8963 in Chaco, 0.0750 in Oriental).</w:t>
       </w:r>
     </w:p>
     <w:p>
@@ -14129,6 +14144,2233 @@
       </w:r>
       <w:r>
         <w:t xml:space="preserve">Full benchmark on the retrospective 2024–2025 test.</w:t>
+      </w:r>
+    </w:p>
+    <w:tbl>
+      <w:tblPr>
+        <w:tblStyle w:val="Table"/>
+        <w:tblW w:type="pct" w:w="5000"/>
+        <w:tblLayout w:type="fixed"/>
+        <w:tblLook w:firstRow="1" w:lastRow="0" w:firstColumn="0" w:lastColumn="0" w:noHBand="0" w:noVBand="0" w:val="0020"/>
+      </w:tblPr>
+      <w:tblGrid>
+        <w:gridCol w:w="609"/>
+        <w:gridCol w:w="609"/>
+        <w:gridCol w:w="609"/>
+        <w:gridCol w:w="609"/>
+        <w:gridCol w:w="609"/>
+        <w:gridCol w:w="609"/>
+        <w:gridCol w:w="609"/>
+        <w:gridCol w:w="609"/>
+        <w:gridCol w:w="609"/>
+        <w:gridCol w:w="609"/>
+        <w:gridCol w:w="609"/>
+        <w:gridCol w:w="609"/>
+        <w:gridCol w:w="609"/>
+      </w:tblGrid>
+      <w:tr>
+        <w:trPr>
+          <w:tblHeader w:val="on"/>
+        </w:trPr>
+        <w:tc>
+          <w:tcPr/>
+          <w:p>
+            <w:pPr>
+              <w:pStyle w:val="Compact"/>
+            </w:pPr>
+            <w:r>
+              <w:t xml:space="preserve">Region</w:t>
+            </w:r>
+          </w:p>
+        </w:tc>
+        <w:tc>
+          <w:tcPr/>
+          <w:p>
+            <w:pPr>
+              <w:pStyle w:val="Compact"/>
+            </w:pPr>
+            <w:r>
+              <w:t xml:space="preserve">Task</w:t>
+            </w:r>
+          </w:p>
+        </w:tc>
+        <w:tc>
+          <w:tcPr/>
+          <w:p>
+            <w:pPr>
+              <w:pStyle w:val="Compact"/>
+            </w:pPr>
+            <w:r>
+              <w:t xml:space="preserve">Model</w:t>
+            </w:r>
+          </w:p>
+        </w:tc>
+        <w:tc>
+          <w:tcPr/>
+          <w:p>
+            <w:pPr>
+              <w:pStyle w:val="Compact"/>
+            </w:pPr>
+            <w:r>
+              <w:t xml:space="preserve">ROC-AUC</w:t>
+            </w:r>
+          </w:p>
+        </w:tc>
+        <w:tc>
+          <w:tcPr/>
+          <w:p>
+            <w:pPr>
+              <w:pStyle w:val="Compact"/>
+            </w:pPr>
+            <w:r>
+              <w:t xml:space="preserve">PR-AUC</w:t>
+            </w:r>
+          </w:p>
+        </w:tc>
+        <w:tc>
+          <w:tcPr/>
+          <w:p>
+            <w:pPr>
+              <w:pStyle w:val="Compact"/>
+            </w:pPr>
+            <w:r>
+              <w:t xml:space="preserve">Brier</w:t>
+            </w:r>
+          </w:p>
+        </w:tc>
+        <w:tc>
+          <w:tcPr/>
+          <w:p>
+            <w:pPr>
+              <w:pStyle w:val="Compact"/>
+            </w:pPr>
+            <w:r>
+              <w:t xml:space="preserve">BSS</w:t>
+            </w:r>
+          </w:p>
+        </w:tc>
+        <w:tc>
+          <w:tcPr/>
+          <w:p>
+            <w:pPr>
+              <w:pStyle w:val="Compact"/>
+            </w:pPr>
+            <w:r>
+              <w:t xml:space="preserve">ECE</w:t>
+            </w:r>
+          </w:p>
+        </w:tc>
+        <w:tc>
+          <w:tcPr/>
+          <w:p>
+            <w:pPr>
+              <w:pStyle w:val="Compact"/>
+            </w:pPr>
+            <w:r>
+              <w:t xml:space="preserve">Cutoff</w:t>
+            </w:r>
+          </w:p>
+        </w:tc>
+        <w:tc>
+          <w:tcPr/>
+          <w:p>
+            <w:pPr>
+              <w:pStyle w:val="Compact"/>
+            </w:pPr>
+            <w:r>
+              <w:t xml:space="preserve">Precision</w:t>
+            </w:r>
+          </w:p>
+        </w:tc>
+        <w:tc>
+          <w:tcPr/>
+          <w:p>
+            <w:pPr>
+              <w:pStyle w:val="Compact"/>
+            </w:pPr>
+            <w:r>
+              <w:t xml:space="preserve">Recall</w:t>
+            </w:r>
+          </w:p>
+        </w:tc>
+        <w:tc>
+          <w:tcPr/>
+          <w:p>
+            <w:pPr>
+              <w:pStyle w:val="Compact"/>
+            </w:pPr>
+            <w:r>
+              <w:t xml:space="preserve">F0.5</w:t>
+            </w:r>
+          </w:p>
+        </w:tc>
+        <w:tc>
+          <w:tcPr/>
+          <w:p>
+            <w:pPr>
+              <w:pStyle w:val="Compact"/>
+            </w:pPr>
+            <w:r>
+              <w:t xml:space="preserve">FP</w:t>
+            </w:r>
+          </w:p>
+        </w:tc>
+      </w:tr>
+      <w:tr>
+        <w:tc>
+          <w:tcPr/>
+          <w:p>
+            <w:pPr>
+              <w:pStyle w:val="Compact"/>
+            </w:pPr>
+            <w:r>
+              <w:t xml:space="preserve">Chaco</w:t>
+            </w:r>
+          </w:p>
+        </w:tc>
+        <w:tc>
+          <w:tcPr/>
+          <w:p>
+            <w:pPr>
+              <w:pStyle w:val="Compact"/>
+            </w:pPr>
+            <w:r>
+              <w:t xml:space="preserve">ignicion</w:t>
+            </w:r>
+          </w:p>
+        </w:tc>
+        <w:tc>
+          <w:tcPr/>
+          <w:p>
+            <w:pPr>
+              <w:pStyle w:val="Compact"/>
+            </w:pPr>
+            <w:r>
+              <w:t xml:space="preserve">Incendios_PY (Ignición Híbrida M3)</w:t>
+            </w:r>
+          </w:p>
+        </w:tc>
+        <w:tc>
+          <w:tcPr/>
+          <w:p>
+            <w:pPr>
+              <w:pStyle w:val="Compact"/>
+            </w:pPr>
+            <w:r>
+              <w:t xml:space="preserve">0.8021</w:t>
+            </w:r>
+          </w:p>
+        </w:tc>
+        <w:tc>
+          <w:tcPr/>
+          <w:p>
+            <w:pPr>
+              <w:pStyle w:val="Compact"/>
+            </w:pPr>
+            <w:r>
+              <w:t xml:space="preserve">0.2842</w:t>
+            </w:r>
+          </w:p>
+        </w:tc>
+        <w:tc>
+          <w:tcPr/>
+          <w:p>
+            <w:pPr>
+              <w:pStyle w:val="Compact"/>
+            </w:pPr>
+            <w:r>
+              <w:t xml:space="preserve">0.0733</w:t>
+            </w:r>
+          </w:p>
+        </w:tc>
+        <w:tc>
+          <w:tcPr/>
+          <w:p>
+            <w:pPr>
+              <w:pStyle w:val="Compact"/>
+            </w:pPr>
+            <w:r>
+              <w:t xml:space="preserve">0.1131</w:t>
+            </w:r>
+          </w:p>
+        </w:tc>
+        <w:tc>
+          <w:tcPr/>
+          <w:p>
+            <w:pPr>
+              <w:pStyle w:val="Compact"/>
+            </w:pPr>
+            <w:r>
+              <w:t xml:space="preserve">0.0082</w:t>
+            </w:r>
+          </w:p>
+        </w:tc>
+        <w:tc>
+          <w:tcPr/>
+          <w:p>
+            <w:pPr>
+              <w:pStyle w:val="Compact"/>
+            </w:pPr>
+            <w:r>
+              <w:t xml:space="preserve">0.2218</w:t>
+            </w:r>
+          </w:p>
+        </w:tc>
+        <w:tc>
+          <w:tcPr/>
+          <w:p>
+            <w:pPr>
+              <w:pStyle w:val="Compact"/>
+            </w:pPr>
+            <w:r>
+              <w:t xml:space="preserve">0.3282</w:t>
+            </w:r>
+          </w:p>
+        </w:tc>
+        <w:tc>
+          <w:tcPr/>
+          <w:p>
+            <w:pPr>
+              <w:pStyle w:val="Compact"/>
+            </w:pPr>
+            <w:r>
+              <w:t xml:space="preserve">0.3030</w:t>
+            </w:r>
+          </w:p>
+        </w:tc>
+        <w:tc>
+          <w:tcPr/>
+          <w:p>
+            <w:pPr>
+              <w:pStyle w:val="Compact"/>
+            </w:pPr>
+            <w:r>
+              <w:t xml:space="preserve">0.3228</w:t>
+            </w:r>
+          </w:p>
+        </w:tc>
+        <w:tc>
+          <w:tcPr/>
+          <w:p>
+            <w:pPr>
+              <w:pStyle w:val="Compact"/>
+            </w:pPr>
+            <w:r>
+              <w:t xml:space="preserve">9960</w:t>
+            </w:r>
+          </w:p>
+        </w:tc>
+      </w:tr>
+      <w:tr>
+        <w:tc>
+          <w:tcPr/>
+          <w:p>
+            <w:pPr>
+              <w:pStyle w:val="Compact"/>
+            </w:pPr>
+            <w:r>
+              <w:t xml:space="preserve">Chaco</w:t>
+            </w:r>
+          </w:p>
+        </w:tc>
+        <w:tc>
+          <w:tcPr/>
+          <w:p>
+            <w:pPr>
+              <w:pStyle w:val="Compact"/>
+            </w:pPr>
+            <w:r>
+              <w:t xml:space="preserve">ignicion</w:t>
+            </w:r>
+          </w:p>
+        </w:tc>
+        <w:tc>
+          <w:tcPr/>
+          <w:p>
+            <w:pPr>
+              <w:pStyle w:val="Compact"/>
+            </w:pPr>
+            <w:r>
+              <w:t xml:space="preserve">Incendios_PY (Ignición Base M2)</w:t>
+            </w:r>
+          </w:p>
+        </w:tc>
+        <w:tc>
+          <w:tcPr/>
+          <w:p>
+            <w:pPr>
+              <w:pStyle w:val="Compact"/>
+            </w:pPr>
+            <w:r>
+              <w:t xml:space="preserve">0.7991</w:t>
+            </w:r>
+          </w:p>
+        </w:tc>
+        <w:tc>
+          <w:tcPr/>
+          <w:p>
+            <w:pPr>
+              <w:pStyle w:val="Compact"/>
+            </w:pPr>
+            <w:r>
+              <w:t xml:space="preserve">0.2766</w:t>
+            </w:r>
+          </w:p>
+        </w:tc>
+        <w:tc>
+          <w:tcPr/>
+          <w:p>
+            <w:pPr>
+              <w:pStyle w:val="Compact"/>
+            </w:pPr>
+            <w:r>
+              <w:t xml:space="preserve">0.0737</w:t>
+            </w:r>
+          </w:p>
+        </w:tc>
+        <w:tc>
+          <w:tcPr/>
+          <w:p>
+            <w:pPr>
+              <w:pStyle w:val="Compact"/>
+            </w:pPr>
+            <w:r>
+              <w:t xml:space="preserve">0.1083</w:t>
+            </w:r>
+          </w:p>
+        </w:tc>
+        <w:tc>
+          <w:tcPr/>
+          <w:p>
+            <w:pPr>
+              <w:pStyle w:val="Compact"/>
+            </w:pPr>
+            <w:r>
+              <w:t xml:space="preserve">0.0104</w:t>
+            </w:r>
+          </w:p>
+        </w:tc>
+        <w:tc>
+          <w:tcPr/>
+          <w:p>
+            <w:pPr>
+              <w:pStyle w:val="Compact"/>
+            </w:pPr>
+            <w:r>
+              <w:t xml:space="preserve">0.2071</w:t>
+            </w:r>
+          </w:p>
+        </w:tc>
+        <w:tc>
+          <w:tcPr/>
+          <w:p>
+            <w:pPr>
+              <w:pStyle w:val="Compact"/>
+            </w:pPr>
+            <w:r>
+              <w:t xml:space="preserve">0.3328</w:t>
+            </w:r>
+          </w:p>
+        </w:tc>
+        <w:tc>
+          <w:tcPr/>
+          <w:p>
+            <w:pPr>
+              <w:pStyle w:val="Compact"/>
+            </w:pPr>
+            <w:r>
+              <w:t xml:space="preserve">0.2725</w:t>
+            </w:r>
+          </w:p>
+        </w:tc>
+        <w:tc>
+          <w:tcPr/>
+          <w:p>
+            <w:pPr>
+              <w:pStyle w:val="Compact"/>
+            </w:pPr>
+            <w:r>
+              <w:t xml:space="preserve">0.3187</w:t>
+            </w:r>
+          </w:p>
+        </w:tc>
+        <w:tc>
+          <w:tcPr/>
+          <w:p>
+            <w:pPr>
+              <w:pStyle w:val="Compact"/>
+            </w:pPr>
+            <w:r>
+              <w:t xml:space="preserve">8773</w:t>
+            </w:r>
+          </w:p>
+        </w:tc>
+      </w:tr>
+      <w:tr>
+        <w:tc>
+          <w:tcPr/>
+          <w:p>
+            <w:pPr>
+              <w:pStyle w:val="Compact"/>
+            </w:pPr>
+            <w:r>
+              <w:t xml:space="preserve">Chaco</w:t>
+            </w:r>
+          </w:p>
+        </w:tc>
+        <w:tc>
+          <w:tcPr/>
+          <w:p>
+            <w:pPr>
+              <w:pStyle w:val="Compact"/>
+            </w:pPr>
+            <w:r>
+              <w:t xml:space="preserve">ignicion</w:t>
+            </w:r>
+          </w:p>
+        </w:tc>
+        <w:tc>
+          <w:tcPr/>
+          <w:p>
+            <w:pPr>
+              <w:pStyle w:val="Compact"/>
+            </w:pPr>
+            <w:r>
+              <w:t xml:space="preserve">Canadian FWI completo</w:t>
+            </w:r>
+          </w:p>
+        </w:tc>
+        <w:tc>
+          <w:tcPr/>
+          <w:p>
+            <w:pPr>
+              <w:pStyle w:val="Compact"/>
+            </w:pPr>
+            <w:r>
+              <w:t xml:space="preserve">0.5173</w:t>
+            </w:r>
+          </w:p>
+        </w:tc>
+        <w:tc>
+          <w:tcPr/>
+          <w:p>
+            <w:pPr>
+              <w:pStyle w:val="Compact"/>
+            </w:pPr>
+            <w:r>
+              <w:t xml:space="preserve">0.0957</w:t>
+            </w:r>
+          </w:p>
+        </w:tc>
+        <w:tc>
+          <w:tcPr/>
+          <w:p>
+            <w:pPr>
+              <w:pStyle w:val="Compact"/>
+            </w:pPr>
+            <w:r>
+              <w:t xml:space="preserve">—</w:t>
+            </w:r>
+          </w:p>
+        </w:tc>
+        <w:tc>
+          <w:tcPr/>
+          <w:p>
+            <w:pPr>
+              <w:pStyle w:val="Compact"/>
+            </w:pPr>
+            <w:r>
+              <w:t xml:space="preserve">—</w:t>
+            </w:r>
+          </w:p>
+        </w:tc>
+        <w:tc>
+          <w:tcPr/>
+          <w:p>
+            <w:pPr>
+              <w:pStyle w:val="Compact"/>
+            </w:pPr>
+            <w:r>
+              <w:t xml:space="preserve">—</w:t>
+            </w:r>
+          </w:p>
+        </w:tc>
+        <w:tc>
+          <w:tcPr/>
+          <w:p>
+            <w:pPr>
+              <w:pStyle w:val="Compact"/>
+            </w:pPr>
+            <w:r>
+              <w:t xml:space="preserve">0.3029</w:t>
+            </w:r>
+          </w:p>
+        </w:tc>
+        <w:tc>
+          <w:tcPr/>
+          <w:p>
+            <w:pPr>
+              <w:pStyle w:val="Compact"/>
+            </w:pPr>
+            <w:r>
+              <w:t xml:space="preserve">0.0928</w:t>
+            </w:r>
+          </w:p>
+        </w:tc>
+        <w:tc>
+          <w:tcPr/>
+          <w:p>
+            <w:pPr>
+              <w:pStyle w:val="Compact"/>
+            </w:pPr>
+            <w:r>
+              <w:t xml:space="preserve">0.9608</w:t>
+            </w:r>
+          </w:p>
+        </w:tc>
+        <w:tc>
+          <w:tcPr/>
+          <w:p>
+            <w:pPr>
+              <w:pStyle w:val="Compact"/>
+            </w:pPr>
+            <w:r>
+              <w:t xml:space="preserve">0.1133</w:t>
+            </w:r>
+          </w:p>
+        </w:tc>
+        <w:tc>
+          <w:tcPr/>
+          <w:p>
+            <w:pPr>
+              <w:pStyle w:val="Compact"/>
+            </w:pPr>
+            <w:r>
+              <w:t xml:space="preserve">150807</w:t>
+            </w:r>
+          </w:p>
+        </w:tc>
+      </w:tr>
+      <w:tr>
+        <w:tc>
+          <w:tcPr/>
+          <w:p>
+            <w:pPr>
+              <w:pStyle w:val="Compact"/>
+            </w:pPr>
+            <w:r>
+              <w:t xml:space="preserve">Chaco</w:t>
+            </w:r>
+          </w:p>
+        </w:tc>
+        <w:tc>
+          <w:tcPr/>
+          <w:p>
+            <w:pPr>
+              <w:pStyle w:val="Compact"/>
+            </w:pPr>
+            <w:r>
+              <w:t xml:space="preserve">ignicion</w:t>
+            </w:r>
+          </w:p>
+        </w:tc>
+        <w:tc>
+          <w:tcPr/>
+          <w:p>
+            <w:pPr>
+              <w:pStyle w:val="Compact"/>
+            </w:pPr>
+            <w:r>
+              <w:t xml:space="preserve">INPE Risco de Fogo</w:t>
+            </w:r>
+          </w:p>
+        </w:tc>
+        <w:tc>
+          <w:tcPr/>
+          <w:p>
+            <w:pPr>
+              <w:pStyle w:val="Compact"/>
+            </w:pPr>
+            <w:r>
+              <w:t xml:space="preserve">0.5389</w:t>
+            </w:r>
+          </w:p>
+        </w:tc>
+        <w:tc>
+          <w:tcPr/>
+          <w:p>
+            <w:pPr>
+              <w:pStyle w:val="Compact"/>
+            </w:pPr>
+            <w:r>
+              <w:t xml:space="preserve">0.1031</w:t>
+            </w:r>
+          </w:p>
+        </w:tc>
+        <w:tc>
+          <w:tcPr/>
+          <w:p>
+            <w:pPr>
+              <w:pStyle w:val="Compact"/>
+            </w:pPr>
+            <w:r>
+              <w:t xml:space="preserve">—</w:t>
+            </w:r>
+          </w:p>
+        </w:tc>
+        <w:tc>
+          <w:tcPr/>
+          <w:p>
+            <w:pPr>
+              <w:pStyle w:val="Compact"/>
+            </w:pPr>
+            <w:r>
+              <w:t xml:space="preserve">—</w:t>
+            </w:r>
+          </w:p>
+        </w:tc>
+        <w:tc>
+          <w:tcPr/>
+          <w:p>
+            <w:pPr>
+              <w:pStyle w:val="Compact"/>
+            </w:pPr>
+            <w:r>
+              <w:t xml:space="preserve">—</w:t>
+            </w:r>
+          </w:p>
+        </w:tc>
+        <w:tc>
+          <w:tcPr/>
+          <w:p>
+            <w:pPr>
+              <w:pStyle w:val="Compact"/>
+            </w:pPr>
+            <w:r>
+              <w:t xml:space="preserve">0.8963</w:t>
+            </w:r>
+          </w:p>
+        </w:tc>
+        <w:tc>
+          <w:tcPr/>
+          <w:p>
+            <w:pPr>
+              <w:pStyle w:val="Compact"/>
+            </w:pPr>
+            <w:r>
+              <w:t xml:space="preserve">0.1172</w:t>
+            </w:r>
+          </w:p>
+        </w:tc>
+        <w:tc>
+          <w:tcPr/>
+          <w:p>
+            <w:pPr>
+              <w:pStyle w:val="Compact"/>
+            </w:pPr>
+            <w:r>
+              <w:t xml:space="preserve">0.1257</w:t>
+            </w:r>
+          </w:p>
+        </w:tc>
+        <w:tc>
+          <w:tcPr/>
+          <w:p>
+            <w:pPr>
+              <w:pStyle w:val="Compact"/>
+            </w:pPr>
+            <w:r>
+              <w:t xml:space="preserve">0.1188</w:t>
+            </w:r>
+          </w:p>
+        </w:tc>
+        <w:tc>
+          <w:tcPr/>
+          <w:p>
+            <w:pPr>
+              <w:pStyle w:val="Compact"/>
+            </w:pPr>
+            <w:r>
+              <w:t xml:space="preserve">15207</w:t>
+            </w:r>
+          </w:p>
+        </w:tc>
+      </w:tr>
+      <w:tr>
+        <w:tc>
+          <w:tcPr/>
+          <w:p>
+            <w:pPr>
+              <w:pStyle w:val="Compact"/>
+            </w:pPr>
+            <w:r>
+              <w:t xml:space="preserve">Chaco</w:t>
+            </w:r>
+          </w:p>
+        </w:tc>
+        <w:tc>
+          <w:tcPr/>
+          <w:p>
+            <w:pPr>
+              <w:pStyle w:val="Compact"/>
+            </w:pPr>
+            <w:r>
+              <w:t xml:space="preserve">ignicion</w:t>
+            </w:r>
+          </w:p>
+        </w:tc>
+        <w:tc>
+          <w:tcPr/>
+          <w:p>
+            <w:pPr>
+              <w:pStyle w:val="Compact"/>
+            </w:pPr>
+            <w:r>
+              <w:t xml:space="preserve">Línea Base Climatológica</w:t>
+            </w:r>
+          </w:p>
+        </w:tc>
+        <w:tc>
+          <w:tcPr/>
+          <w:p>
+            <w:pPr>
+              <w:pStyle w:val="Compact"/>
+            </w:pPr>
+            <w:r>
+              <w:t xml:space="preserve">0.5000</w:t>
+            </w:r>
+          </w:p>
+        </w:tc>
+        <w:tc>
+          <w:tcPr/>
+          <w:p>
+            <w:pPr>
+              <w:pStyle w:val="Compact"/>
+            </w:pPr>
+            <w:r>
+              <w:t xml:space="preserve">0.0909</w:t>
+            </w:r>
+          </w:p>
+        </w:tc>
+        <w:tc>
+          <w:tcPr/>
+          <w:p>
+            <w:pPr>
+              <w:pStyle w:val="Compact"/>
+            </w:pPr>
+            <w:r>
+              <w:t xml:space="preserve">0.0826</w:t>
+            </w:r>
+          </w:p>
+        </w:tc>
+        <w:tc>
+          <w:tcPr/>
+          <w:p>
+            <w:pPr>
+              <w:pStyle w:val="Compact"/>
+            </w:pPr>
+            <w:r>
+              <w:t xml:space="preserve">0.0000</w:t>
+            </w:r>
+          </w:p>
+        </w:tc>
+        <w:tc>
+          <w:tcPr/>
+          <w:p>
+            <w:pPr>
+              <w:pStyle w:val="Compact"/>
+            </w:pPr>
+            <w:r>
+              <w:t xml:space="preserve">0.0000</w:t>
+            </w:r>
+          </w:p>
+        </w:tc>
+        <w:tc>
+          <w:tcPr/>
+          <w:p>
+            <w:pPr>
+              <w:pStyle w:val="Compact"/>
+            </w:pPr>
+            <w:r>
+              <w:t xml:space="preserve">0.0909</w:t>
+            </w:r>
+          </w:p>
+        </w:tc>
+        <w:tc>
+          <w:tcPr/>
+          <w:p>
+            <w:pPr>
+              <w:pStyle w:val="Compact"/>
+            </w:pPr>
+            <w:r>
+              <w:t xml:space="preserve">0.0000</w:t>
+            </w:r>
+          </w:p>
+        </w:tc>
+        <w:tc>
+          <w:tcPr/>
+          <w:p>
+            <w:pPr>
+              <w:pStyle w:val="Compact"/>
+            </w:pPr>
+            <w:r>
+              <w:t xml:space="preserve">0.0000</w:t>
+            </w:r>
+          </w:p>
+        </w:tc>
+        <w:tc>
+          <w:tcPr/>
+          <w:p>
+            <w:pPr>
+              <w:pStyle w:val="Compact"/>
+            </w:pPr>
+            <w:r>
+              <w:t xml:space="preserve">0.0000</w:t>
+            </w:r>
+          </w:p>
+        </w:tc>
+        <w:tc>
+          <w:tcPr/>
+          <w:p>
+            <w:pPr>
+              <w:pStyle w:val="Compact"/>
+            </w:pPr>
+            <w:r>
+              <w:t xml:space="preserve">0</w:t>
+            </w:r>
+          </w:p>
+        </w:tc>
+      </w:tr>
+      <w:tr>
+        <w:tc>
+          <w:tcPr/>
+          <w:p>
+            <w:pPr>
+              <w:pStyle w:val="Compact"/>
+            </w:pPr>
+            <w:r>
+              <w:t xml:space="preserve">Chaco</w:t>
+            </w:r>
+          </w:p>
+        </w:tc>
+        <w:tc>
+          <w:tcPr/>
+          <w:p>
+            <w:pPr>
+              <w:pStyle w:val="Compact"/>
+            </w:pPr>
+            <w:r>
+              <w:t xml:space="preserve">propagacion</w:t>
+            </w:r>
+          </w:p>
+        </w:tc>
+        <w:tc>
+          <w:tcPr/>
+          <w:p>
+            <w:pPr>
+              <w:pStyle w:val="Compact"/>
+            </w:pPr>
+            <w:r>
+              <w:t xml:space="preserve">Incendios_PY (Propagación Táctica)</w:t>
+            </w:r>
+          </w:p>
+        </w:tc>
+        <w:tc>
+          <w:tcPr/>
+          <w:p>
+            <w:pPr>
+              <w:pStyle w:val="Compact"/>
+            </w:pPr>
+            <w:r>
+              <w:t xml:space="preserve">0.9039</w:t>
+            </w:r>
+          </w:p>
+        </w:tc>
+        <w:tc>
+          <w:tcPr/>
+          <w:p>
+            <w:pPr>
+              <w:pStyle w:val="Compact"/>
+            </w:pPr>
+            <w:r>
+              <w:t xml:space="preserve">0.6935</w:t>
+            </w:r>
+          </w:p>
+        </w:tc>
+        <w:tc>
+          <w:tcPr/>
+          <w:p>
+            <w:pPr>
+              <w:pStyle w:val="Compact"/>
+            </w:pPr>
+            <w:r>
+              <w:t xml:space="preserve">0.0442</w:t>
+            </w:r>
+          </w:p>
+        </w:tc>
+        <w:tc>
+          <w:tcPr/>
+          <w:p>
+            <w:pPr>
+              <w:pStyle w:val="Compact"/>
+            </w:pPr>
+            <w:r>
+              <w:t xml:space="preserve">0.4656</w:t>
+            </w:r>
+          </w:p>
+        </w:tc>
+        <w:tc>
+          <w:tcPr/>
+          <w:p>
+            <w:pPr>
+              <w:pStyle w:val="Compact"/>
+            </w:pPr>
+            <w:r>
+              <w:t xml:space="preserve">0.0086</w:t>
+            </w:r>
+          </w:p>
+        </w:tc>
+        <w:tc>
+          <w:tcPr/>
+          <w:p>
+            <w:pPr>
+              <w:pStyle w:val="Compact"/>
+            </w:pPr>
+            <w:r>
+              <w:t xml:space="preserve">0.5467</w:t>
+            </w:r>
+          </w:p>
+        </w:tc>
+        <w:tc>
+          <w:tcPr/>
+          <w:p>
+            <w:pPr>
+              <w:pStyle w:val="Compact"/>
+            </w:pPr>
+            <w:r>
+              <w:t xml:space="preserve">0.8369</w:t>
+            </w:r>
+          </w:p>
+        </w:tc>
+        <w:tc>
+          <w:tcPr/>
+          <w:p>
+            <w:pPr>
+              <w:pStyle w:val="Compact"/>
+            </w:pPr>
+            <w:r>
+              <w:t xml:space="preserve">0.5240</w:t>
+            </w:r>
+          </w:p>
+        </w:tc>
+        <w:tc>
+          <w:tcPr/>
+          <w:p>
+            <w:pPr>
+              <w:pStyle w:val="Compact"/>
+            </w:pPr>
+            <w:r>
+              <w:t xml:space="preserve">0.7476</w:t>
+            </w:r>
+          </w:p>
+        </w:tc>
+        <w:tc>
+          <w:tcPr/>
+          <w:p>
+            <w:pPr>
+              <w:pStyle w:val="Compact"/>
+            </w:pPr>
+            <w:r>
+              <w:t xml:space="preserve">5353</w:t>
+            </w:r>
+          </w:p>
+        </w:tc>
+      </w:tr>
+      <w:tr>
+        <w:tc>
+          <w:tcPr/>
+          <w:p>
+            <w:pPr>
+              <w:pStyle w:val="Compact"/>
+            </w:pPr>
+            <w:r>
+              <w:t xml:space="preserve">Chaco</w:t>
+            </w:r>
+          </w:p>
+        </w:tc>
+        <w:tc>
+          <w:tcPr/>
+          <w:p>
+            <w:pPr>
+              <w:pStyle w:val="Compact"/>
+            </w:pPr>
+            <w:r>
+              <w:t xml:space="preserve">propagacion</w:t>
+            </w:r>
+          </w:p>
+        </w:tc>
+        <w:tc>
+          <w:tcPr/>
+          <w:p>
+            <w:pPr>
+              <w:pStyle w:val="Compact"/>
+            </w:pPr>
+            <w:r>
+              <w:t xml:space="preserve">Línea Base Climatológica</w:t>
+            </w:r>
+          </w:p>
+        </w:tc>
+        <w:tc>
+          <w:tcPr/>
+          <w:p>
+            <w:pPr>
+              <w:pStyle w:val="Compact"/>
+            </w:pPr>
+            <w:r>
+              <w:t xml:space="preserve">0.5000</w:t>
+            </w:r>
+          </w:p>
+        </w:tc>
+        <w:tc>
+          <w:tcPr/>
+          <w:p>
+            <w:pPr>
+              <w:pStyle w:val="Compact"/>
+            </w:pPr>
+            <w:r>
+              <w:t xml:space="preserve">0.0909</w:t>
+            </w:r>
+          </w:p>
+        </w:tc>
+        <w:tc>
+          <w:tcPr/>
+          <w:p>
+            <w:pPr>
+              <w:pStyle w:val="Compact"/>
+            </w:pPr>
+            <w:r>
+              <w:t xml:space="preserve">0.0826</w:t>
+            </w:r>
+          </w:p>
+        </w:tc>
+        <w:tc>
+          <w:tcPr/>
+          <w:p>
+            <w:pPr>
+              <w:pStyle w:val="Compact"/>
+            </w:pPr>
+            <w:r>
+              <w:t xml:space="preserve">0.0000</w:t>
+            </w:r>
+          </w:p>
+        </w:tc>
+        <w:tc>
+          <w:tcPr/>
+          <w:p>
+            <w:pPr>
+              <w:pStyle w:val="Compact"/>
+            </w:pPr>
+            <w:r>
+              <w:t xml:space="preserve">0.0000</w:t>
+            </w:r>
+          </w:p>
+        </w:tc>
+        <w:tc>
+          <w:tcPr/>
+          <w:p>
+            <w:pPr>
+              <w:pStyle w:val="Compact"/>
+            </w:pPr>
+            <w:r>
+              <w:t xml:space="preserve">0.0909</w:t>
+            </w:r>
+          </w:p>
+        </w:tc>
+        <w:tc>
+          <w:tcPr/>
+          <w:p>
+            <w:pPr>
+              <w:pStyle w:val="Compact"/>
+            </w:pPr>
+            <w:r>
+              <w:t xml:space="preserve">0.0000</w:t>
+            </w:r>
+          </w:p>
+        </w:tc>
+        <w:tc>
+          <w:tcPr/>
+          <w:p>
+            <w:pPr>
+              <w:pStyle w:val="Compact"/>
+            </w:pPr>
+            <w:r>
+              <w:t xml:space="preserve">0.0000</w:t>
+            </w:r>
+          </w:p>
+        </w:tc>
+        <w:tc>
+          <w:tcPr/>
+          <w:p>
+            <w:pPr>
+              <w:pStyle w:val="Compact"/>
+            </w:pPr>
+            <w:r>
+              <w:t xml:space="preserve">0.0000</w:t>
+            </w:r>
+          </w:p>
+        </w:tc>
+        <w:tc>
+          <w:tcPr/>
+          <w:p>
+            <w:pPr>
+              <w:pStyle w:val="Compact"/>
+            </w:pPr>
+            <w:r>
+              <w:t xml:space="preserve">0</w:t>
+            </w:r>
+          </w:p>
+        </w:tc>
+      </w:tr>
+      <w:tr>
+        <w:tc>
+          <w:tcPr/>
+          <w:p>
+            <w:pPr>
+              <w:pStyle w:val="Compact"/>
+            </w:pPr>
+            <w:r>
+              <w:t xml:space="preserve">Oriental</w:t>
+            </w:r>
+          </w:p>
+        </w:tc>
+        <w:tc>
+          <w:tcPr/>
+          <w:p>
+            <w:pPr>
+              <w:pStyle w:val="Compact"/>
+            </w:pPr>
+            <w:r>
+              <w:t xml:space="preserve">ignicion</w:t>
+            </w:r>
+          </w:p>
+        </w:tc>
+        <w:tc>
+          <w:tcPr/>
+          <w:p>
+            <w:pPr>
+              <w:pStyle w:val="Compact"/>
+            </w:pPr>
+            <w:r>
+              <w:t xml:space="preserve">Incendios_PY (Ignición Híbrida M3)</w:t>
+            </w:r>
+          </w:p>
+        </w:tc>
+        <w:tc>
+          <w:tcPr/>
+          <w:p>
+            <w:pPr>
+              <w:pStyle w:val="Compact"/>
+            </w:pPr>
+            <w:r>
+              <w:t xml:space="preserve">0.7534</w:t>
+            </w:r>
+          </w:p>
+        </w:tc>
+        <w:tc>
+          <w:tcPr/>
+          <w:p>
+            <w:pPr>
+              <w:pStyle w:val="Compact"/>
+            </w:pPr>
+            <w:r>
+              <w:t xml:space="preserve">0.2340</w:t>
+            </w:r>
+          </w:p>
+        </w:tc>
+        <w:tc>
+          <w:tcPr/>
+          <w:p>
+            <w:pPr>
+              <w:pStyle w:val="Compact"/>
+            </w:pPr>
+            <w:r>
+              <w:t xml:space="preserve">0.0765</w:t>
+            </w:r>
+          </w:p>
+        </w:tc>
+        <w:tc>
+          <w:tcPr/>
+          <w:p>
+            <w:pPr>
+              <w:pStyle w:val="Compact"/>
+            </w:pPr>
+            <w:r>
+              <w:t xml:space="preserve">0.0748</w:t>
+            </w:r>
+          </w:p>
+        </w:tc>
+        <w:tc>
+          <w:tcPr/>
+          <w:p>
+            <w:pPr>
+              <w:pStyle w:val="Compact"/>
+            </w:pPr>
+            <w:r>
+              <w:t xml:space="preserve">0.0082</w:t>
+            </w:r>
+          </w:p>
+        </w:tc>
+        <w:tc>
+          <w:tcPr/>
+          <w:p>
+            <w:pPr>
+              <w:pStyle w:val="Compact"/>
+            </w:pPr>
+            <w:r>
+              <w:t xml:space="preserve">0.2186</w:t>
+            </w:r>
+          </w:p>
+        </w:tc>
+        <w:tc>
+          <w:tcPr/>
+          <w:p>
+            <w:pPr>
+              <w:pStyle w:val="Compact"/>
+            </w:pPr>
+            <w:r>
+              <w:t xml:space="preserve">0.3013</w:t>
+            </w:r>
+          </w:p>
+        </w:tc>
+        <w:tc>
+          <w:tcPr/>
+          <w:p>
+            <w:pPr>
+              <w:pStyle w:val="Compact"/>
+            </w:pPr>
+            <w:r>
+              <w:t xml:space="preserve">0.1859</w:t>
+            </w:r>
+          </w:p>
+        </w:tc>
+        <w:tc>
+          <w:tcPr/>
+          <w:p>
+            <w:pPr>
+              <w:pStyle w:val="Compact"/>
+            </w:pPr>
+            <w:r>
+              <w:t xml:space="preserve">0.2680</w:t>
+            </w:r>
+          </w:p>
+        </w:tc>
+        <w:tc>
+          <w:tcPr/>
+          <w:p>
+            <w:pPr>
+              <w:pStyle w:val="Compact"/>
+            </w:pPr>
+            <w:r>
+              <w:t xml:space="preserve">7835</w:t>
+            </w:r>
+          </w:p>
+        </w:tc>
+      </w:tr>
+      <w:tr>
+        <w:tc>
+          <w:tcPr/>
+          <w:p>
+            <w:pPr>
+              <w:pStyle w:val="Compact"/>
+            </w:pPr>
+            <w:r>
+              <w:t xml:space="preserve">Oriental</w:t>
+            </w:r>
+          </w:p>
+        </w:tc>
+        <w:tc>
+          <w:tcPr/>
+          <w:p>
+            <w:pPr>
+              <w:pStyle w:val="Compact"/>
+            </w:pPr>
+            <w:r>
+              <w:t xml:space="preserve">ignicion</w:t>
+            </w:r>
+          </w:p>
+        </w:tc>
+        <w:tc>
+          <w:tcPr/>
+          <w:p>
+            <w:pPr>
+              <w:pStyle w:val="Compact"/>
+            </w:pPr>
+            <w:r>
+              <w:t xml:space="preserve">Incendios_PY (Ignición Base M2)</w:t>
+            </w:r>
+          </w:p>
+        </w:tc>
+        <w:tc>
+          <w:tcPr/>
+          <w:p>
+            <w:pPr>
+              <w:pStyle w:val="Compact"/>
+            </w:pPr>
+            <w:r>
+              <w:t xml:space="preserve">0.7406</w:t>
+            </w:r>
+          </w:p>
+        </w:tc>
+        <w:tc>
+          <w:tcPr/>
+          <w:p>
+            <w:pPr>
+              <w:pStyle w:val="Compact"/>
+            </w:pPr>
+            <w:r>
+              <w:t xml:space="preserve">0.2146</w:t>
+            </w:r>
+          </w:p>
+        </w:tc>
+        <w:tc>
+          <w:tcPr/>
+          <w:p>
+            <w:pPr>
+              <w:pStyle w:val="Compact"/>
+            </w:pPr>
+            <w:r>
+              <w:t xml:space="preserve">0.0774</w:t>
+            </w:r>
+          </w:p>
+        </w:tc>
+        <w:tc>
+          <w:tcPr/>
+          <w:p>
+            <w:pPr>
+              <w:pStyle w:val="Compact"/>
+            </w:pPr>
+            <w:r>
+              <w:t xml:space="preserve">0.0640</w:t>
+            </w:r>
+          </w:p>
+        </w:tc>
+        <w:tc>
+          <w:tcPr/>
+          <w:p>
+            <w:pPr>
+              <w:pStyle w:val="Compact"/>
+            </w:pPr>
+            <w:r>
+              <w:t xml:space="preserve">0.0070</w:t>
+            </w:r>
+          </w:p>
+        </w:tc>
+        <w:tc>
+          <w:tcPr/>
+          <w:p>
+            <w:pPr>
+              <w:pStyle w:val="Compact"/>
+            </w:pPr>
+            <w:r>
+              <w:t xml:space="preserve">0.1983</w:t>
+            </w:r>
+          </w:p>
+        </w:tc>
+        <w:tc>
+          <w:tcPr/>
+          <w:p>
+            <w:pPr>
+              <w:pStyle w:val="Compact"/>
+            </w:pPr>
+            <w:r>
+              <w:t xml:space="preserve">0.2610</w:t>
+            </w:r>
+          </w:p>
+        </w:tc>
+        <w:tc>
+          <w:tcPr/>
+          <w:p>
+            <w:pPr>
+              <w:pStyle w:val="Compact"/>
+            </w:pPr>
+            <w:r>
+              <w:t xml:space="preserve">0.1958</w:t>
+            </w:r>
+          </w:p>
+        </w:tc>
+        <w:tc>
+          <w:tcPr/>
+          <w:p>
+            <w:pPr>
+              <w:pStyle w:val="Compact"/>
+            </w:pPr>
+            <w:r>
+              <w:t xml:space="preserve">0.2447</w:t>
+            </w:r>
+          </w:p>
+        </w:tc>
+        <w:tc>
+          <w:tcPr/>
+          <w:p>
+            <w:pPr>
+              <w:pStyle w:val="Compact"/>
+            </w:pPr>
+            <w:r>
+              <w:t xml:space="preserve">10075</w:t>
+            </w:r>
+          </w:p>
+        </w:tc>
+      </w:tr>
+      <w:tr>
+        <w:tc>
+          <w:tcPr/>
+          <w:p>
+            <w:pPr>
+              <w:pStyle w:val="Compact"/>
+            </w:pPr>
+            <w:r>
+              <w:t xml:space="preserve">Oriental</w:t>
+            </w:r>
+          </w:p>
+        </w:tc>
+        <w:tc>
+          <w:tcPr/>
+          <w:p>
+            <w:pPr>
+              <w:pStyle w:val="Compact"/>
+            </w:pPr>
+            <w:r>
+              <w:t xml:space="preserve">ignicion</w:t>
+            </w:r>
+          </w:p>
+        </w:tc>
+        <w:tc>
+          <w:tcPr/>
+          <w:p>
+            <w:pPr>
+              <w:pStyle w:val="Compact"/>
+            </w:pPr>
+            <w:r>
+              <w:t xml:space="preserve">Canadian FWI completo</w:t>
+            </w:r>
+          </w:p>
+        </w:tc>
+        <w:tc>
+          <w:tcPr/>
+          <w:p>
+            <w:pPr>
+              <w:pStyle w:val="Compact"/>
+            </w:pPr>
+            <w:r>
+              <w:t xml:space="preserve">0.5564</w:t>
+            </w:r>
+          </w:p>
+        </w:tc>
+        <w:tc>
+          <w:tcPr/>
+          <w:p>
+            <w:pPr>
+              <w:pStyle w:val="Compact"/>
+            </w:pPr>
+            <w:r>
+              <w:t xml:space="preserve">0.1061</w:t>
+            </w:r>
+          </w:p>
+        </w:tc>
+        <w:tc>
+          <w:tcPr/>
+          <w:p>
+            <w:pPr>
+              <w:pStyle w:val="Compact"/>
+            </w:pPr>
+            <w:r>
+              <w:t xml:space="preserve">—</w:t>
+            </w:r>
+          </w:p>
+        </w:tc>
+        <w:tc>
+          <w:tcPr/>
+          <w:p>
+            <w:pPr>
+              <w:pStyle w:val="Compact"/>
+            </w:pPr>
+            <w:r>
+              <w:t xml:space="preserve">—</w:t>
+            </w:r>
+          </w:p>
+        </w:tc>
+        <w:tc>
+          <w:tcPr/>
+          <w:p>
+            <w:pPr>
+              <w:pStyle w:val="Compact"/>
+            </w:pPr>
+            <w:r>
+              <w:t xml:space="preserve">—</w:t>
+            </w:r>
+          </w:p>
+        </w:tc>
+        <w:tc>
+          <w:tcPr/>
+          <w:p>
+            <w:pPr>
+              <w:pStyle w:val="Compact"/>
+            </w:pPr>
+            <w:r>
+              <w:t xml:space="preserve">2.1509</w:t>
+            </w:r>
+          </w:p>
+        </w:tc>
+        <w:tc>
+          <w:tcPr/>
+          <w:p>
+            <w:pPr>
+              <w:pStyle w:val="Compact"/>
+            </w:pPr>
+            <w:r>
+              <w:t xml:space="preserve">0.1076</w:t>
+            </w:r>
+          </w:p>
+        </w:tc>
+        <w:tc>
+          <w:tcPr/>
+          <w:p>
+            <w:pPr>
+              <w:pStyle w:val="Compact"/>
+            </w:pPr>
+            <w:r>
+              <w:t xml:space="preserve">0.3899</w:t>
+            </w:r>
+          </w:p>
+        </w:tc>
+        <w:tc>
+          <w:tcPr/>
+          <w:p>
+            <w:pPr>
+              <w:pStyle w:val="Compact"/>
+            </w:pPr>
+            <w:r>
+              <w:t xml:space="preserve">0.1258</w:t>
+            </w:r>
+          </w:p>
+        </w:tc>
+        <w:tc>
+          <w:tcPr/>
+          <w:p>
+            <w:pPr>
+              <w:pStyle w:val="Compact"/>
+            </w:pPr>
+            <w:r>
+              <w:t xml:space="preserve">58766</w:t>
+            </w:r>
+          </w:p>
+        </w:tc>
+      </w:tr>
+      <w:tr>
+        <w:tc>
+          <w:tcPr/>
+          <w:p>
+            <w:pPr>
+              <w:pStyle w:val="Compact"/>
+            </w:pPr>
+            <w:r>
+              <w:t xml:space="preserve">Oriental</w:t>
+            </w:r>
+          </w:p>
+        </w:tc>
+        <w:tc>
+          <w:tcPr/>
+          <w:p>
+            <w:pPr>
+              <w:pStyle w:val="Compact"/>
+            </w:pPr>
+            <w:r>
+              <w:t xml:space="preserve">ignicion</w:t>
+            </w:r>
+          </w:p>
+        </w:tc>
+        <w:tc>
+          <w:tcPr/>
+          <w:p>
+            <w:pPr>
+              <w:pStyle w:val="Compact"/>
+            </w:pPr>
+            <w:r>
+              <w:t xml:space="preserve">INPE Risco de Fogo</w:t>
+            </w:r>
+          </w:p>
+        </w:tc>
+        <w:tc>
+          <w:tcPr/>
+          <w:p>
+            <w:pPr>
+              <w:pStyle w:val="Compact"/>
+            </w:pPr>
+            <w:r>
+              <w:t xml:space="preserve">0.4990</w:t>
+            </w:r>
+          </w:p>
+        </w:tc>
+        <w:tc>
+          <w:tcPr/>
+          <w:p>
+            <w:pPr>
+              <w:pStyle w:val="Compact"/>
+            </w:pPr>
+            <w:r>
+              <w:t xml:space="preserve">0.0908</w:t>
+            </w:r>
+          </w:p>
+        </w:tc>
+        <w:tc>
+          <w:tcPr/>
+          <w:p>
+            <w:pPr>
+              <w:pStyle w:val="Compact"/>
+            </w:pPr>
+            <w:r>
+              <w:t xml:space="preserve">—</w:t>
+            </w:r>
+          </w:p>
+        </w:tc>
+        <w:tc>
+          <w:tcPr/>
+          <w:p>
+            <w:pPr>
+              <w:pStyle w:val="Compact"/>
+            </w:pPr>
+            <w:r>
+              <w:t xml:space="preserve">—</w:t>
+            </w:r>
+          </w:p>
+        </w:tc>
+        <w:tc>
+          <w:tcPr/>
+          <w:p>
+            <w:pPr>
+              <w:pStyle w:val="Compact"/>
+            </w:pPr>
+            <w:r>
+              <w:t xml:space="preserve">—</w:t>
+            </w:r>
+          </w:p>
+        </w:tc>
+        <w:tc>
+          <w:tcPr/>
+          <w:p>
+            <w:pPr>
+              <w:pStyle w:val="Compact"/>
+            </w:pPr>
+            <w:r>
+              <w:t xml:space="preserve">0.0750</w:t>
+            </w:r>
+          </w:p>
+        </w:tc>
+        <w:tc>
+          <w:tcPr/>
+          <w:p>
+            <w:pPr>
+              <w:pStyle w:val="Compact"/>
+            </w:pPr>
+            <w:r>
+              <w:t xml:space="preserve">0.0924</w:t>
+            </w:r>
+          </w:p>
+        </w:tc>
+        <w:tc>
+          <w:tcPr/>
+          <w:p>
+            <w:pPr>
+              <w:pStyle w:val="Compact"/>
+            </w:pPr>
+            <w:r>
+              <w:t xml:space="preserve">0.7947</w:t>
+            </w:r>
+          </w:p>
+        </w:tc>
+        <w:tc>
+          <w:tcPr/>
+          <w:p>
+            <w:pPr>
+              <w:pStyle w:val="Compact"/>
+            </w:pPr>
+            <w:r>
+              <w:t xml:space="preserve">0.1123</w:t>
+            </w:r>
+          </w:p>
+        </w:tc>
+        <w:tc>
+          <w:tcPr/>
+          <w:p>
+            <w:pPr>
+              <w:pStyle w:val="Compact"/>
+            </w:pPr>
+            <w:r>
+              <w:t xml:space="preserve">141802</w:t>
+            </w:r>
+          </w:p>
+        </w:tc>
+      </w:tr>
+      <w:tr>
+        <w:tc>
+          <w:tcPr/>
+          <w:p>
+            <w:pPr>
+              <w:pStyle w:val="Compact"/>
+            </w:pPr>
+            <w:r>
+              <w:t xml:space="preserve">Oriental</w:t>
+            </w:r>
+          </w:p>
+        </w:tc>
+        <w:tc>
+          <w:tcPr/>
+          <w:p>
+            <w:pPr>
+              <w:pStyle w:val="Compact"/>
+            </w:pPr>
+            <w:r>
+              <w:t xml:space="preserve">ignicion</w:t>
+            </w:r>
+          </w:p>
+        </w:tc>
+        <w:tc>
+          <w:tcPr/>
+          <w:p>
+            <w:pPr>
+              <w:pStyle w:val="Compact"/>
+            </w:pPr>
+            <w:r>
+              <w:t xml:space="preserve">Línea Base Climatológica</w:t>
+            </w:r>
+          </w:p>
+        </w:tc>
+        <w:tc>
+          <w:tcPr/>
+          <w:p>
+            <w:pPr>
+              <w:pStyle w:val="Compact"/>
+            </w:pPr>
+            <w:r>
+              <w:t xml:space="preserve">0.5000</w:t>
+            </w:r>
+          </w:p>
+        </w:tc>
+        <w:tc>
+          <w:tcPr/>
+          <w:p>
+            <w:pPr>
+              <w:pStyle w:val="Compact"/>
+            </w:pPr>
+            <w:r>
+              <w:t xml:space="preserve">0.0909</w:t>
+            </w:r>
+          </w:p>
+        </w:tc>
+        <w:tc>
+          <w:tcPr/>
+          <w:p>
+            <w:pPr>
+              <w:pStyle w:val="Compact"/>
+            </w:pPr>
+            <w:r>
+              <w:t xml:space="preserve">0.0826</w:t>
+            </w:r>
+          </w:p>
+        </w:tc>
+        <w:tc>
+          <w:tcPr/>
+          <w:p>
+            <w:pPr>
+              <w:pStyle w:val="Compact"/>
+            </w:pPr>
+            <w:r>
+              <w:t xml:space="preserve">0.0000</w:t>
+            </w:r>
+          </w:p>
+        </w:tc>
+        <w:tc>
+          <w:tcPr/>
+          <w:p>
+            <w:pPr>
+              <w:pStyle w:val="Compact"/>
+            </w:pPr>
+            <w:r>
+              <w:t xml:space="preserve">0.0000</w:t>
+            </w:r>
+          </w:p>
+        </w:tc>
+        <w:tc>
+          <w:tcPr/>
+          <w:p>
+            <w:pPr>
+              <w:pStyle w:val="Compact"/>
+            </w:pPr>
+            <w:r>
+              <w:t xml:space="preserve">0.0909</w:t>
+            </w:r>
+          </w:p>
+        </w:tc>
+        <w:tc>
+          <w:tcPr/>
+          <w:p>
+            <w:pPr>
+              <w:pStyle w:val="Compact"/>
+            </w:pPr>
+            <w:r>
+              <w:t xml:space="preserve">0.0000</w:t>
+            </w:r>
+          </w:p>
+        </w:tc>
+        <w:tc>
+          <w:tcPr/>
+          <w:p>
+            <w:pPr>
+              <w:pStyle w:val="Compact"/>
+            </w:pPr>
+            <w:r>
+              <w:t xml:space="preserve">0.0000</w:t>
+            </w:r>
+          </w:p>
+        </w:tc>
+        <w:tc>
+          <w:tcPr/>
+          <w:p>
+            <w:pPr>
+              <w:pStyle w:val="Compact"/>
+            </w:pPr>
+            <w:r>
+              <w:t xml:space="preserve">0.0000</w:t>
+            </w:r>
+          </w:p>
+        </w:tc>
+        <w:tc>
+          <w:tcPr/>
+          <w:p>
+            <w:pPr>
+              <w:pStyle w:val="Compact"/>
+            </w:pPr>
+            <w:r>
+              <w:t xml:space="preserve">0</w:t>
+            </w:r>
+          </w:p>
+        </w:tc>
+      </w:tr>
+      <w:tr>
+        <w:tc>
+          <w:tcPr/>
+          <w:p>
+            <w:pPr>
+              <w:pStyle w:val="Compact"/>
+            </w:pPr>
+            <w:r>
+              <w:t xml:space="preserve">Oriental</w:t>
+            </w:r>
+          </w:p>
+        </w:tc>
+        <w:tc>
+          <w:tcPr/>
+          <w:p>
+            <w:pPr>
+              <w:pStyle w:val="Compact"/>
+            </w:pPr>
+            <w:r>
+              <w:t xml:space="preserve">propagacion</w:t>
+            </w:r>
+          </w:p>
+        </w:tc>
+        <w:tc>
+          <w:tcPr/>
+          <w:p>
+            <w:pPr>
+              <w:pStyle w:val="Compact"/>
+            </w:pPr>
+            <w:r>
+              <w:t xml:space="preserve">Incendios_PY (Propagación Táctica)</w:t>
+            </w:r>
+          </w:p>
+        </w:tc>
+        <w:tc>
+          <w:tcPr/>
+          <w:p>
+            <w:pPr>
+              <w:pStyle w:val="Compact"/>
+            </w:pPr>
+            <w:r>
+              <w:t xml:space="preserve">0.7859</w:t>
+            </w:r>
+          </w:p>
+        </w:tc>
+        <w:tc>
+          <w:tcPr/>
+          <w:p>
+            <w:pPr>
+              <w:pStyle w:val="Compact"/>
+            </w:pPr>
+            <w:r>
+              <w:t xml:space="preserve">0.3752</w:t>
+            </w:r>
+          </w:p>
+        </w:tc>
+        <w:tc>
+          <w:tcPr/>
+          <w:p>
+            <w:pPr>
+              <w:pStyle w:val="Compact"/>
+            </w:pPr>
+            <w:r>
+              <w:t xml:space="preserve">0.0691</w:t>
+            </w:r>
+          </w:p>
+        </w:tc>
+        <w:tc>
+          <w:tcPr/>
+          <w:p>
+            <w:pPr>
+              <w:pStyle w:val="Compact"/>
+            </w:pPr>
+            <w:r>
+              <w:t xml:space="preserve">0.1633</w:t>
+            </w:r>
+          </w:p>
+        </w:tc>
+        <w:tc>
+          <w:tcPr/>
+          <w:p>
+            <w:pPr>
+              <w:pStyle w:val="Compact"/>
+            </w:pPr>
+            <w:r>
+              <w:t xml:space="preserve">0.0092</w:t>
+            </w:r>
+          </w:p>
+        </w:tc>
+        <w:tc>
+          <w:tcPr/>
+          <w:p>
+            <w:pPr>
+              <w:pStyle w:val="Compact"/>
+            </w:pPr>
+            <w:r>
+              <w:t xml:space="preserve">0.4320</w:t>
+            </w:r>
+          </w:p>
+        </w:tc>
+        <w:tc>
+          <w:tcPr/>
+          <w:p>
+            <w:pPr>
+              <w:pStyle w:val="Compact"/>
+            </w:pPr>
+            <w:r>
+              <w:t xml:space="preserve">0.6503</w:t>
+            </w:r>
+          </w:p>
+        </w:tc>
+        <w:tc>
+          <w:tcPr/>
+          <w:p>
+            <w:pPr>
+              <w:pStyle w:val="Compact"/>
+            </w:pPr>
+            <w:r>
+              <w:t xml:space="preserve">0.1984</w:t>
+            </w:r>
+          </w:p>
+        </w:tc>
+        <w:tc>
+          <w:tcPr/>
+          <w:p>
+            <w:pPr>
+              <w:pStyle w:val="Compact"/>
+            </w:pPr>
+            <w:r>
+              <w:t xml:space="preserve">0.4468</w:t>
+            </w:r>
+          </w:p>
+        </w:tc>
+        <w:tc>
+          <w:tcPr/>
+          <w:p>
+            <w:pPr>
+              <w:pStyle w:val="Compact"/>
+            </w:pPr>
+            <w:r>
+              <w:t xml:space="preserve">8351</w:t>
+            </w:r>
+          </w:p>
+        </w:tc>
+      </w:tr>
+      <w:tr>
+        <w:tc>
+          <w:tcPr/>
+          <w:p>
+            <w:pPr>
+              <w:pStyle w:val="Compact"/>
+            </w:pPr>
+            <w:r>
+              <w:t xml:space="preserve">Oriental</w:t>
+            </w:r>
+          </w:p>
+        </w:tc>
+        <w:tc>
+          <w:tcPr/>
+          <w:p>
+            <w:pPr>
+              <w:pStyle w:val="Compact"/>
+            </w:pPr>
+            <w:r>
+              <w:t xml:space="preserve">propagacion</w:t>
+            </w:r>
+          </w:p>
+        </w:tc>
+        <w:tc>
+          <w:tcPr/>
+          <w:p>
+            <w:pPr>
+              <w:pStyle w:val="Compact"/>
+            </w:pPr>
+            <w:r>
+              <w:t xml:space="preserve">Línea Base Climatológica</w:t>
+            </w:r>
+          </w:p>
+        </w:tc>
+        <w:tc>
+          <w:tcPr/>
+          <w:p>
+            <w:pPr>
+              <w:pStyle w:val="Compact"/>
+            </w:pPr>
+            <w:r>
+              <w:t xml:space="preserve">0.5000</w:t>
+            </w:r>
+          </w:p>
+        </w:tc>
+        <w:tc>
+          <w:tcPr/>
+          <w:p>
+            <w:pPr>
+              <w:pStyle w:val="Compact"/>
+            </w:pPr>
+            <w:r>
+              <w:t xml:space="preserve">0.0909</w:t>
+            </w:r>
+          </w:p>
+        </w:tc>
+        <w:tc>
+          <w:tcPr/>
+          <w:p>
+            <w:pPr>
+              <w:pStyle w:val="Compact"/>
+            </w:pPr>
+            <w:r>
+              <w:t xml:space="preserve">0.0826</w:t>
+            </w:r>
+          </w:p>
+        </w:tc>
+        <w:tc>
+          <w:tcPr/>
+          <w:p>
+            <w:pPr>
+              <w:pStyle w:val="Compact"/>
+            </w:pPr>
+            <w:r>
+              <w:t xml:space="preserve">0.0000</w:t>
+            </w:r>
+          </w:p>
+        </w:tc>
+        <w:tc>
+          <w:tcPr/>
+          <w:p>
+            <w:pPr>
+              <w:pStyle w:val="Compact"/>
+            </w:pPr>
+            <w:r>
+              <w:t xml:space="preserve">0.0000</w:t>
+            </w:r>
+          </w:p>
+        </w:tc>
+        <w:tc>
+          <w:tcPr/>
+          <w:p>
+            <w:pPr>
+              <w:pStyle w:val="Compact"/>
+            </w:pPr>
+            <w:r>
+              <w:t xml:space="preserve">0.0909</w:t>
+            </w:r>
+          </w:p>
+        </w:tc>
+        <w:tc>
+          <w:tcPr/>
+          <w:p>
+            <w:pPr>
+              <w:pStyle w:val="Compact"/>
+            </w:pPr>
+            <w:r>
+              <w:t xml:space="preserve">0.0000</w:t>
+            </w:r>
+          </w:p>
+        </w:tc>
+        <w:tc>
+          <w:tcPr/>
+          <w:p>
+            <w:pPr>
+              <w:pStyle w:val="Compact"/>
+            </w:pPr>
+            <w:r>
+              <w:t xml:space="preserve">0.0000</w:t>
+            </w:r>
+          </w:p>
+        </w:tc>
+        <w:tc>
+          <w:tcPr/>
+          <w:p>
+            <w:pPr>
+              <w:pStyle w:val="Compact"/>
+            </w:pPr>
+            <w:r>
+              <w:t xml:space="preserve">0.0000</w:t>
+            </w:r>
+          </w:p>
+        </w:tc>
+        <w:tc>
+          <w:tcPr/>
+          <w:p>
+            <w:pPr>
+              <w:pStyle w:val="Compact"/>
+            </w:pPr>
+            <w:r>
+              <w:t xml:space="preserve">0</w:t>
+            </w:r>
+          </w:p>
+        </w:tc>
+      </w:tr>
+    </w:tbl>
+    <w:p>
+      <w:pPr>
+        <w:pStyle w:val="BodyText"/>
+      </w:pPr>
+      <w:r>
+        <w:t xml:space="preserve">FWI = full Canadian Fire Weather Index; INPE = INPE Fire Risk; M2 = baseline ignition model in the ignition task and tactical propagation model in the propagation task; M3 = hybrid ignition model; Climatology = climatological baseline; Ign. = ignition; Prop. = propagation.</w:t>
+      </w:r>
+    </w:p>
+    <w:p>
+      <w:pPr>
+        <w:pStyle w:val="BodyText"/>
+      </w:pPr>
+      <w:r>
+        <w:rPr>
+          <w:b/>
+          <w:bCs/>
+        </w:rPr>
+        <w:t xml:space="preserve">Table S12.</w:t>
+      </w:r>
+      <w:r>
+        <w:t xml:space="preserve"> </w:t>
+      </w:r>
+      <w:r>
+        <w:t xml:space="preserve">Controlled ablation of M1, M2 and M3 on the retrospective 2024–2025 test.</w:t>
       </w:r>
     </w:p>
     <w:tbl>
@@ -14174,2067 +16416,6 @@
               <w:pStyle w:val="Compact"/>
             </w:pPr>
             <w:r>
-              <w:t xml:space="preserve">Task</w:t>
-            </w:r>
-          </w:p>
-        </w:tc>
-        <w:tc>
-          <w:tcPr/>
-          <w:p>
-            <w:pPr>
-              <w:pStyle w:val="Compact"/>
-            </w:pPr>
-            <w:r>
-              <w:t xml:space="preserve">Model</w:t>
-            </w:r>
-          </w:p>
-        </w:tc>
-        <w:tc>
-          <w:tcPr/>
-          <w:p>
-            <w:pPr>
-              <w:pStyle w:val="Compact"/>
-            </w:pPr>
-            <w:r>
-              <w:t xml:space="preserve">ROC-AUC</w:t>
-            </w:r>
-          </w:p>
-        </w:tc>
-        <w:tc>
-          <w:tcPr/>
-          <w:p>
-            <w:pPr>
-              <w:pStyle w:val="Compact"/>
-            </w:pPr>
-            <w:r>
-              <w:t xml:space="preserve">PR-AUC</w:t>
-            </w:r>
-          </w:p>
-        </w:tc>
-        <w:tc>
-          <w:tcPr/>
-          <w:p>
-            <w:pPr>
-              <w:pStyle w:val="Compact"/>
-            </w:pPr>
-            <w:r>
-              <w:t xml:space="preserve">Brier</w:t>
-            </w:r>
-          </w:p>
-        </w:tc>
-        <w:tc>
-          <w:tcPr/>
-          <w:p>
-            <w:pPr>
-              <w:pStyle w:val="Compact"/>
-            </w:pPr>
-            <w:r>
-              <w:t xml:space="preserve">BSS</w:t>
-            </w:r>
-          </w:p>
-        </w:tc>
-        <w:tc>
-          <w:tcPr/>
-          <w:p>
-            <w:pPr>
-              <w:pStyle w:val="Compact"/>
-            </w:pPr>
-            <w:r>
-              <w:t xml:space="preserve">ECE</w:t>
-            </w:r>
-          </w:p>
-        </w:tc>
-        <w:tc>
-          <w:tcPr/>
-          <w:p>
-            <w:pPr>
-              <w:pStyle w:val="Compact"/>
-            </w:pPr>
-            <w:r>
-              <w:t xml:space="preserve">Precision</w:t>
-            </w:r>
-          </w:p>
-        </w:tc>
-        <w:tc>
-          <w:tcPr/>
-          <w:p>
-            <w:pPr>
-              <w:pStyle w:val="Compact"/>
-            </w:pPr>
-            <w:r>
-              <w:t xml:space="preserve">Recall</w:t>
-            </w:r>
-          </w:p>
-        </w:tc>
-        <w:tc>
-          <w:tcPr/>
-          <w:p>
-            <w:pPr>
-              <w:pStyle w:val="Compact"/>
-            </w:pPr>
-            <w:r>
-              <w:t xml:space="preserve">F0.5</w:t>
-            </w:r>
-          </w:p>
-        </w:tc>
-        <w:tc>
-          <w:tcPr/>
-          <w:p>
-            <w:pPr>
-              <w:pStyle w:val="Compact"/>
-            </w:pPr>
-            <w:r>
-              <w:t xml:space="preserve">FP</w:t>
-            </w:r>
-          </w:p>
-        </w:tc>
-      </w:tr>
-      <w:tr>
-        <w:tc>
-          <w:tcPr/>
-          <w:p>
-            <w:pPr>
-              <w:pStyle w:val="Compact"/>
-            </w:pPr>
-            <w:r>
-              <w:t xml:space="preserve">Chaco</w:t>
-            </w:r>
-          </w:p>
-        </w:tc>
-        <w:tc>
-          <w:tcPr/>
-          <w:p>
-            <w:pPr>
-              <w:pStyle w:val="Compact"/>
-            </w:pPr>
-            <w:r>
-              <w:t xml:space="preserve">ignicion</w:t>
-            </w:r>
-          </w:p>
-        </w:tc>
-        <w:tc>
-          <w:tcPr/>
-          <w:p>
-            <w:pPr>
-              <w:pStyle w:val="Compact"/>
-            </w:pPr>
-            <w:r>
-              <w:t xml:space="preserve">Incendios_PY (Ignición Híbrida M3)</w:t>
-            </w:r>
-          </w:p>
-        </w:tc>
-        <w:tc>
-          <w:tcPr/>
-          <w:p>
-            <w:pPr>
-              <w:pStyle w:val="Compact"/>
-            </w:pPr>
-            <w:r>
-              <w:t xml:space="preserve">0.8021</w:t>
-            </w:r>
-          </w:p>
-        </w:tc>
-        <w:tc>
-          <w:tcPr/>
-          <w:p>
-            <w:pPr>
-              <w:pStyle w:val="Compact"/>
-            </w:pPr>
-            <w:r>
-              <w:t xml:space="preserve">0.2842</w:t>
-            </w:r>
-          </w:p>
-        </w:tc>
-        <w:tc>
-          <w:tcPr/>
-          <w:p>
-            <w:pPr>
-              <w:pStyle w:val="Compact"/>
-            </w:pPr>
-            <w:r>
-              <w:t xml:space="preserve">0.0733</w:t>
-            </w:r>
-          </w:p>
-        </w:tc>
-        <w:tc>
-          <w:tcPr/>
-          <w:p>
-            <w:pPr>
-              <w:pStyle w:val="Compact"/>
-            </w:pPr>
-            <w:r>
-              <w:t xml:space="preserve">0.1131</w:t>
-            </w:r>
-          </w:p>
-        </w:tc>
-        <w:tc>
-          <w:tcPr/>
-          <w:p>
-            <w:pPr>
-              <w:pStyle w:val="Compact"/>
-            </w:pPr>
-            <w:r>
-              <w:t xml:space="preserve">0.0082</w:t>
-            </w:r>
-          </w:p>
-        </w:tc>
-        <w:tc>
-          <w:tcPr/>
-          <w:p>
-            <w:pPr>
-              <w:pStyle w:val="Compact"/>
-            </w:pPr>
-            <w:r>
-              <w:t xml:space="preserve">0.3282</w:t>
-            </w:r>
-          </w:p>
-        </w:tc>
-        <w:tc>
-          <w:tcPr/>
-          <w:p>
-            <w:pPr>
-              <w:pStyle w:val="Compact"/>
-            </w:pPr>
-            <w:r>
-              <w:t xml:space="preserve">0.3030</w:t>
-            </w:r>
-          </w:p>
-        </w:tc>
-        <w:tc>
-          <w:tcPr/>
-          <w:p>
-            <w:pPr>
-              <w:pStyle w:val="Compact"/>
-            </w:pPr>
-            <w:r>
-              <w:t xml:space="preserve">0.3228</w:t>
-            </w:r>
-          </w:p>
-        </w:tc>
-        <w:tc>
-          <w:tcPr/>
-          <w:p>
-            <w:pPr>
-              <w:pStyle w:val="Compact"/>
-            </w:pPr>
-            <w:r>
-              <w:t xml:space="preserve">9960</w:t>
-            </w:r>
-          </w:p>
-        </w:tc>
-      </w:tr>
-      <w:tr>
-        <w:tc>
-          <w:tcPr/>
-          <w:p>
-            <w:pPr>
-              <w:pStyle w:val="Compact"/>
-            </w:pPr>
-            <w:r>
-              <w:t xml:space="preserve">Chaco</w:t>
-            </w:r>
-          </w:p>
-        </w:tc>
-        <w:tc>
-          <w:tcPr/>
-          <w:p>
-            <w:pPr>
-              <w:pStyle w:val="Compact"/>
-            </w:pPr>
-            <w:r>
-              <w:t xml:space="preserve">ignicion</w:t>
-            </w:r>
-          </w:p>
-        </w:tc>
-        <w:tc>
-          <w:tcPr/>
-          <w:p>
-            <w:pPr>
-              <w:pStyle w:val="Compact"/>
-            </w:pPr>
-            <w:r>
-              <w:t xml:space="preserve">Incendios_PY (Ignición Base M2)</w:t>
-            </w:r>
-          </w:p>
-        </w:tc>
-        <w:tc>
-          <w:tcPr/>
-          <w:p>
-            <w:pPr>
-              <w:pStyle w:val="Compact"/>
-            </w:pPr>
-            <w:r>
-              <w:t xml:space="preserve">0.7991</w:t>
-            </w:r>
-          </w:p>
-        </w:tc>
-        <w:tc>
-          <w:tcPr/>
-          <w:p>
-            <w:pPr>
-              <w:pStyle w:val="Compact"/>
-            </w:pPr>
-            <w:r>
-              <w:t xml:space="preserve">0.2766</w:t>
-            </w:r>
-          </w:p>
-        </w:tc>
-        <w:tc>
-          <w:tcPr/>
-          <w:p>
-            <w:pPr>
-              <w:pStyle w:val="Compact"/>
-            </w:pPr>
-            <w:r>
-              <w:t xml:space="preserve">0.0737</w:t>
-            </w:r>
-          </w:p>
-        </w:tc>
-        <w:tc>
-          <w:tcPr/>
-          <w:p>
-            <w:pPr>
-              <w:pStyle w:val="Compact"/>
-            </w:pPr>
-            <w:r>
-              <w:t xml:space="preserve">0.1083</w:t>
-            </w:r>
-          </w:p>
-        </w:tc>
-        <w:tc>
-          <w:tcPr/>
-          <w:p>
-            <w:pPr>
-              <w:pStyle w:val="Compact"/>
-            </w:pPr>
-            <w:r>
-              <w:t xml:space="preserve">0.0104</w:t>
-            </w:r>
-          </w:p>
-        </w:tc>
-        <w:tc>
-          <w:tcPr/>
-          <w:p>
-            <w:pPr>
-              <w:pStyle w:val="Compact"/>
-            </w:pPr>
-            <w:r>
-              <w:t xml:space="preserve">0.3328</w:t>
-            </w:r>
-          </w:p>
-        </w:tc>
-        <w:tc>
-          <w:tcPr/>
-          <w:p>
-            <w:pPr>
-              <w:pStyle w:val="Compact"/>
-            </w:pPr>
-            <w:r>
-              <w:t xml:space="preserve">0.2725</w:t>
-            </w:r>
-          </w:p>
-        </w:tc>
-        <w:tc>
-          <w:tcPr/>
-          <w:p>
-            <w:pPr>
-              <w:pStyle w:val="Compact"/>
-            </w:pPr>
-            <w:r>
-              <w:t xml:space="preserve">0.3187</w:t>
-            </w:r>
-          </w:p>
-        </w:tc>
-        <w:tc>
-          <w:tcPr/>
-          <w:p>
-            <w:pPr>
-              <w:pStyle w:val="Compact"/>
-            </w:pPr>
-            <w:r>
-              <w:t xml:space="preserve">8773</w:t>
-            </w:r>
-          </w:p>
-        </w:tc>
-      </w:tr>
-      <w:tr>
-        <w:tc>
-          <w:tcPr/>
-          <w:p>
-            <w:pPr>
-              <w:pStyle w:val="Compact"/>
-            </w:pPr>
-            <w:r>
-              <w:t xml:space="preserve">Chaco</w:t>
-            </w:r>
-          </w:p>
-        </w:tc>
-        <w:tc>
-          <w:tcPr/>
-          <w:p>
-            <w:pPr>
-              <w:pStyle w:val="Compact"/>
-            </w:pPr>
-            <w:r>
-              <w:t xml:space="preserve">ignicion</w:t>
-            </w:r>
-          </w:p>
-        </w:tc>
-        <w:tc>
-          <w:tcPr/>
-          <w:p>
-            <w:pPr>
-              <w:pStyle w:val="Compact"/>
-            </w:pPr>
-            <w:r>
-              <w:t xml:space="preserve">Canadian FWI completo</w:t>
-            </w:r>
-          </w:p>
-        </w:tc>
-        <w:tc>
-          <w:tcPr/>
-          <w:p>
-            <w:pPr>
-              <w:pStyle w:val="Compact"/>
-            </w:pPr>
-            <w:r>
-              <w:t xml:space="preserve">0.5173</w:t>
-            </w:r>
-          </w:p>
-        </w:tc>
-        <w:tc>
-          <w:tcPr/>
-          <w:p>
-            <w:pPr>
-              <w:pStyle w:val="Compact"/>
-            </w:pPr>
-            <w:r>
-              <w:t xml:space="preserve">0.0957</w:t>
-            </w:r>
-          </w:p>
-        </w:tc>
-        <w:tc>
-          <w:tcPr/>
-          <w:p>
-            <w:pPr>
-              <w:pStyle w:val="Compact"/>
-            </w:pPr>
-            <w:r>
-              <w:t xml:space="preserve">—</w:t>
-            </w:r>
-          </w:p>
-        </w:tc>
-        <w:tc>
-          <w:tcPr/>
-          <w:p>
-            <w:pPr>
-              <w:pStyle w:val="Compact"/>
-            </w:pPr>
-            <w:r>
-              <w:t xml:space="preserve">—</w:t>
-            </w:r>
-          </w:p>
-        </w:tc>
-        <w:tc>
-          <w:tcPr/>
-          <w:p>
-            <w:pPr>
-              <w:pStyle w:val="Compact"/>
-            </w:pPr>
-            <w:r>
-              <w:t xml:space="preserve">—</w:t>
-            </w:r>
-          </w:p>
-        </w:tc>
-        <w:tc>
-          <w:tcPr/>
-          <w:p>
-            <w:pPr>
-              <w:pStyle w:val="Compact"/>
-            </w:pPr>
-            <w:r>
-              <w:t xml:space="preserve">0.0928</w:t>
-            </w:r>
-          </w:p>
-        </w:tc>
-        <w:tc>
-          <w:tcPr/>
-          <w:p>
-            <w:pPr>
-              <w:pStyle w:val="Compact"/>
-            </w:pPr>
-            <w:r>
-              <w:t xml:space="preserve">0.9608</w:t>
-            </w:r>
-          </w:p>
-        </w:tc>
-        <w:tc>
-          <w:tcPr/>
-          <w:p>
-            <w:pPr>
-              <w:pStyle w:val="Compact"/>
-            </w:pPr>
-            <w:r>
-              <w:t xml:space="preserve">0.1133</w:t>
-            </w:r>
-          </w:p>
-        </w:tc>
-        <w:tc>
-          <w:tcPr/>
-          <w:p>
-            <w:pPr>
-              <w:pStyle w:val="Compact"/>
-            </w:pPr>
-            <w:r>
-              <w:t xml:space="preserve">150807</w:t>
-            </w:r>
-          </w:p>
-        </w:tc>
-      </w:tr>
-      <w:tr>
-        <w:tc>
-          <w:tcPr/>
-          <w:p>
-            <w:pPr>
-              <w:pStyle w:val="Compact"/>
-            </w:pPr>
-            <w:r>
-              <w:t xml:space="preserve">Chaco</w:t>
-            </w:r>
-          </w:p>
-        </w:tc>
-        <w:tc>
-          <w:tcPr/>
-          <w:p>
-            <w:pPr>
-              <w:pStyle w:val="Compact"/>
-            </w:pPr>
-            <w:r>
-              <w:t xml:space="preserve">ignicion</w:t>
-            </w:r>
-          </w:p>
-        </w:tc>
-        <w:tc>
-          <w:tcPr/>
-          <w:p>
-            <w:pPr>
-              <w:pStyle w:val="Compact"/>
-            </w:pPr>
-            <w:r>
-              <w:t xml:space="preserve">INPE Risco de Fogo</w:t>
-            </w:r>
-          </w:p>
-        </w:tc>
-        <w:tc>
-          <w:tcPr/>
-          <w:p>
-            <w:pPr>
-              <w:pStyle w:val="Compact"/>
-            </w:pPr>
-            <w:r>
-              <w:t xml:space="preserve">0.5389</w:t>
-            </w:r>
-          </w:p>
-        </w:tc>
-        <w:tc>
-          <w:tcPr/>
-          <w:p>
-            <w:pPr>
-              <w:pStyle w:val="Compact"/>
-            </w:pPr>
-            <w:r>
-              <w:t xml:space="preserve">0.1031</w:t>
-            </w:r>
-          </w:p>
-        </w:tc>
-        <w:tc>
-          <w:tcPr/>
-          <w:p>
-            <w:pPr>
-              <w:pStyle w:val="Compact"/>
-            </w:pPr>
-            <w:r>
-              <w:t xml:space="preserve">—</w:t>
-            </w:r>
-          </w:p>
-        </w:tc>
-        <w:tc>
-          <w:tcPr/>
-          <w:p>
-            <w:pPr>
-              <w:pStyle w:val="Compact"/>
-            </w:pPr>
-            <w:r>
-              <w:t xml:space="preserve">—</w:t>
-            </w:r>
-          </w:p>
-        </w:tc>
-        <w:tc>
-          <w:tcPr/>
-          <w:p>
-            <w:pPr>
-              <w:pStyle w:val="Compact"/>
-            </w:pPr>
-            <w:r>
-              <w:t xml:space="preserve">—</w:t>
-            </w:r>
-          </w:p>
-        </w:tc>
-        <w:tc>
-          <w:tcPr/>
-          <w:p>
-            <w:pPr>
-              <w:pStyle w:val="Compact"/>
-            </w:pPr>
-            <w:r>
-              <w:t xml:space="preserve">0.1172</w:t>
-            </w:r>
-          </w:p>
-        </w:tc>
-        <w:tc>
-          <w:tcPr/>
-          <w:p>
-            <w:pPr>
-              <w:pStyle w:val="Compact"/>
-            </w:pPr>
-            <w:r>
-              <w:t xml:space="preserve">0.1257</w:t>
-            </w:r>
-          </w:p>
-        </w:tc>
-        <w:tc>
-          <w:tcPr/>
-          <w:p>
-            <w:pPr>
-              <w:pStyle w:val="Compact"/>
-            </w:pPr>
-            <w:r>
-              <w:t xml:space="preserve">0.1188</w:t>
-            </w:r>
-          </w:p>
-        </w:tc>
-        <w:tc>
-          <w:tcPr/>
-          <w:p>
-            <w:pPr>
-              <w:pStyle w:val="Compact"/>
-            </w:pPr>
-            <w:r>
-              <w:t xml:space="preserve">15207</w:t>
-            </w:r>
-          </w:p>
-        </w:tc>
-      </w:tr>
-      <w:tr>
-        <w:tc>
-          <w:tcPr/>
-          <w:p>
-            <w:pPr>
-              <w:pStyle w:val="Compact"/>
-            </w:pPr>
-            <w:r>
-              <w:t xml:space="preserve">Chaco</w:t>
-            </w:r>
-          </w:p>
-        </w:tc>
-        <w:tc>
-          <w:tcPr/>
-          <w:p>
-            <w:pPr>
-              <w:pStyle w:val="Compact"/>
-            </w:pPr>
-            <w:r>
-              <w:t xml:space="preserve">ignicion</w:t>
-            </w:r>
-          </w:p>
-        </w:tc>
-        <w:tc>
-          <w:tcPr/>
-          <w:p>
-            <w:pPr>
-              <w:pStyle w:val="Compact"/>
-            </w:pPr>
-            <w:r>
-              <w:t xml:space="preserve">Línea Base Climatológica</w:t>
-            </w:r>
-          </w:p>
-        </w:tc>
-        <w:tc>
-          <w:tcPr/>
-          <w:p>
-            <w:pPr>
-              <w:pStyle w:val="Compact"/>
-            </w:pPr>
-            <w:r>
-              <w:t xml:space="preserve">0.5000</w:t>
-            </w:r>
-          </w:p>
-        </w:tc>
-        <w:tc>
-          <w:tcPr/>
-          <w:p>
-            <w:pPr>
-              <w:pStyle w:val="Compact"/>
-            </w:pPr>
-            <w:r>
-              <w:t xml:space="preserve">0.0909</w:t>
-            </w:r>
-          </w:p>
-        </w:tc>
-        <w:tc>
-          <w:tcPr/>
-          <w:p>
-            <w:pPr>
-              <w:pStyle w:val="Compact"/>
-            </w:pPr>
-            <w:r>
-              <w:t xml:space="preserve">0.0826</w:t>
-            </w:r>
-          </w:p>
-        </w:tc>
-        <w:tc>
-          <w:tcPr/>
-          <w:p>
-            <w:pPr>
-              <w:pStyle w:val="Compact"/>
-            </w:pPr>
-            <w:r>
-              <w:t xml:space="preserve">0.0000</w:t>
-            </w:r>
-          </w:p>
-        </w:tc>
-        <w:tc>
-          <w:tcPr/>
-          <w:p>
-            <w:pPr>
-              <w:pStyle w:val="Compact"/>
-            </w:pPr>
-            <w:r>
-              <w:t xml:space="preserve">0.0000</w:t>
-            </w:r>
-          </w:p>
-        </w:tc>
-        <w:tc>
-          <w:tcPr/>
-          <w:p>
-            <w:pPr>
-              <w:pStyle w:val="Compact"/>
-            </w:pPr>
-            <w:r>
-              <w:t xml:space="preserve">0.0000</w:t>
-            </w:r>
-          </w:p>
-        </w:tc>
-        <w:tc>
-          <w:tcPr/>
-          <w:p>
-            <w:pPr>
-              <w:pStyle w:val="Compact"/>
-            </w:pPr>
-            <w:r>
-              <w:t xml:space="preserve">0.0000</w:t>
-            </w:r>
-          </w:p>
-        </w:tc>
-        <w:tc>
-          <w:tcPr/>
-          <w:p>
-            <w:pPr>
-              <w:pStyle w:val="Compact"/>
-            </w:pPr>
-            <w:r>
-              <w:t xml:space="preserve">0.0000</w:t>
-            </w:r>
-          </w:p>
-        </w:tc>
-        <w:tc>
-          <w:tcPr/>
-          <w:p>
-            <w:pPr>
-              <w:pStyle w:val="Compact"/>
-            </w:pPr>
-            <w:r>
-              <w:t xml:space="preserve">0</w:t>
-            </w:r>
-          </w:p>
-        </w:tc>
-      </w:tr>
-      <w:tr>
-        <w:tc>
-          <w:tcPr/>
-          <w:p>
-            <w:pPr>
-              <w:pStyle w:val="Compact"/>
-            </w:pPr>
-            <w:r>
-              <w:t xml:space="preserve">Chaco</w:t>
-            </w:r>
-          </w:p>
-        </w:tc>
-        <w:tc>
-          <w:tcPr/>
-          <w:p>
-            <w:pPr>
-              <w:pStyle w:val="Compact"/>
-            </w:pPr>
-            <w:r>
-              <w:t xml:space="preserve">propagacion</w:t>
-            </w:r>
-          </w:p>
-        </w:tc>
-        <w:tc>
-          <w:tcPr/>
-          <w:p>
-            <w:pPr>
-              <w:pStyle w:val="Compact"/>
-            </w:pPr>
-            <w:r>
-              <w:t xml:space="preserve">Incendios_PY (Propagación Táctica)</w:t>
-            </w:r>
-          </w:p>
-        </w:tc>
-        <w:tc>
-          <w:tcPr/>
-          <w:p>
-            <w:pPr>
-              <w:pStyle w:val="Compact"/>
-            </w:pPr>
-            <w:r>
-              <w:t xml:space="preserve">0.9039</w:t>
-            </w:r>
-          </w:p>
-        </w:tc>
-        <w:tc>
-          <w:tcPr/>
-          <w:p>
-            <w:pPr>
-              <w:pStyle w:val="Compact"/>
-            </w:pPr>
-            <w:r>
-              <w:t xml:space="preserve">0.6935</w:t>
-            </w:r>
-          </w:p>
-        </w:tc>
-        <w:tc>
-          <w:tcPr/>
-          <w:p>
-            <w:pPr>
-              <w:pStyle w:val="Compact"/>
-            </w:pPr>
-            <w:r>
-              <w:t xml:space="preserve">0.0442</w:t>
-            </w:r>
-          </w:p>
-        </w:tc>
-        <w:tc>
-          <w:tcPr/>
-          <w:p>
-            <w:pPr>
-              <w:pStyle w:val="Compact"/>
-            </w:pPr>
-            <w:r>
-              <w:t xml:space="preserve">0.4656</w:t>
-            </w:r>
-          </w:p>
-        </w:tc>
-        <w:tc>
-          <w:tcPr/>
-          <w:p>
-            <w:pPr>
-              <w:pStyle w:val="Compact"/>
-            </w:pPr>
-            <w:r>
-              <w:t xml:space="preserve">0.0086</w:t>
-            </w:r>
-          </w:p>
-        </w:tc>
-        <w:tc>
-          <w:tcPr/>
-          <w:p>
-            <w:pPr>
-              <w:pStyle w:val="Compact"/>
-            </w:pPr>
-            <w:r>
-              <w:t xml:space="preserve">0.8369</w:t>
-            </w:r>
-          </w:p>
-        </w:tc>
-        <w:tc>
-          <w:tcPr/>
-          <w:p>
-            <w:pPr>
-              <w:pStyle w:val="Compact"/>
-            </w:pPr>
-            <w:r>
-              <w:t xml:space="preserve">0.5240</w:t>
-            </w:r>
-          </w:p>
-        </w:tc>
-        <w:tc>
-          <w:tcPr/>
-          <w:p>
-            <w:pPr>
-              <w:pStyle w:val="Compact"/>
-            </w:pPr>
-            <w:r>
-              <w:t xml:space="preserve">0.7476</w:t>
-            </w:r>
-          </w:p>
-        </w:tc>
-        <w:tc>
-          <w:tcPr/>
-          <w:p>
-            <w:pPr>
-              <w:pStyle w:val="Compact"/>
-            </w:pPr>
-            <w:r>
-              <w:t xml:space="preserve">5353</w:t>
-            </w:r>
-          </w:p>
-        </w:tc>
-      </w:tr>
-      <w:tr>
-        <w:tc>
-          <w:tcPr/>
-          <w:p>
-            <w:pPr>
-              <w:pStyle w:val="Compact"/>
-            </w:pPr>
-            <w:r>
-              <w:t xml:space="preserve">Chaco</w:t>
-            </w:r>
-          </w:p>
-        </w:tc>
-        <w:tc>
-          <w:tcPr/>
-          <w:p>
-            <w:pPr>
-              <w:pStyle w:val="Compact"/>
-            </w:pPr>
-            <w:r>
-              <w:t xml:space="preserve">propagacion</w:t>
-            </w:r>
-          </w:p>
-        </w:tc>
-        <w:tc>
-          <w:tcPr/>
-          <w:p>
-            <w:pPr>
-              <w:pStyle w:val="Compact"/>
-            </w:pPr>
-            <w:r>
-              <w:t xml:space="preserve">Línea Base Climatológica</w:t>
-            </w:r>
-          </w:p>
-        </w:tc>
-        <w:tc>
-          <w:tcPr/>
-          <w:p>
-            <w:pPr>
-              <w:pStyle w:val="Compact"/>
-            </w:pPr>
-            <w:r>
-              <w:t xml:space="preserve">0.5000</w:t>
-            </w:r>
-          </w:p>
-        </w:tc>
-        <w:tc>
-          <w:tcPr/>
-          <w:p>
-            <w:pPr>
-              <w:pStyle w:val="Compact"/>
-            </w:pPr>
-            <w:r>
-              <w:t xml:space="preserve">0.0909</w:t>
-            </w:r>
-          </w:p>
-        </w:tc>
-        <w:tc>
-          <w:tcPr/>
-          <w:p>
-            <w:pPr>
-              <w:pStyle w:val="Compact"/>
-            </w:pPr>
-            <w:r>
-              <w:t xml:space="preserve">0.0826</w:t>
-            </w:r>
-          </w:p>
-        </w:tc>
-        <w:tc>
-          <w:tcPr/>
-          <w:p>
-            <w:pPr>
-              <w:pStyle w:val="Compact"/>
-            </w:pPr>
-            <w:r>
-              <w:t xml:space="preserve">0.0000</w:t>
-            </w:r>
-          </w:p>
-        </w:tc>
-        <w:tc>
-          <w:tcPr/>
-          <w:p>
-            <w:pPr>
-              <w:pStyle w:val="Compact"/>
-            </w:pPr>
-            <w:r>
-              <w:t xml:space="preserve">0.0000</w:t>
-            </w:r>
-          </w:p>
-        </w:tc>
-        <w:tc>
-          <w:tcPr/>
-          <w:p>
-            <w:pPr>
-              <w:pStyle w:val="Compact"/>
-            </w:pPr>
-            <w:r>
-              <w:t xml:space="preserve">0.0000</w:t>
-            </w:r>
-          </w:p>
-        </w:tc>
-        <w:tc>
-          <w:tcPr/>
-          <w:p>
-            <w:pPr>
-              <w:pStyle w:val="Compact"/>
-            </w:pPr>
-            <w:r>
-              <w:t xml:space="preserve">0.0000</w:t>
-            </w:r>
-          </w:p>
-        </w:tc>
-        <w:tc>
-          <w:tcPr/>
-          <w:p>
-            <w:pPr>
-              <w:pStyle w:val="Compact"/>
-            </w:pPr>
-            <w:r>
-              <w:t xml:space="preserve">0.0000</w:t>
-            </w:r>
-          </w:p>
-        </w:tc>
-        <w:tc>
-          <w:tcPr/>
-          <w:p>
-            <w:pPr>
-              <w:pStyle w:val="Compact"/>
-            </w:pPr>
-            <w:r>
-              <w:t xml:space="preserve">0</w:t>
-            </w:r>
-          </w:p>
-        </w:tc>
-      </w:tr>
-      <w:tr>
-        <w:tc>
-          <w:tcPr/>
-          <w:p>
-            <w:pPr>
-              <w:pStyle w:val="Compact"/>
-            </w:pPr>
-            <w:r>
-              <w:t xml:space="preserve">Oriental</w:t>
-            </w:r>
-          </w:p>
-        </w:tc>
-        <w:tc>
-          <w:tcPr/>
-          <w:p>
-            <w:pPr>
-              <w:pStyle w:val="Compact"/>
-            </w:pPr>
-            <w:r>
-              <w:t xml:space="preserve">ignicion</w:t>
-            </w:r>
-          </w:p>
-        </w:tc>
-        <w:tc>
-          <w:tcPr/>
-          <w:p>
-            <w:pPr>
-              <w:pStyle w:val="Compact"/>
-            </w:pPr>
-            <w:r>
-              <w:t xml:space="preserve">Incendios_PY (Ignición Híbrida M3)</w:t>
-            </w:r>
-          </w:p>
-        </w:tc>
-        <w:tc>
-          <w:tcPr/>
-          <w:p>
-            <w:pPr>
-              <w:pStyle w:val="Compact"/>
-            </w:pPr>
-            <w:r>
-              <w:t xml:space="preserve">0.7534</w:t>
-            </w:r>
-          </w:p>
-        </w:tc>
-        <w:tc>
-          <w:tcPr/>
-          <w:p>
-            <w:pPr>
-              <w:pStyle w:val="Compact"/>
-            </w:pPr>
-            <w:r>
-              <w:t xml:space="preserve">0.2340</w:t>
-            </w:r>
-          </w:p>
-        </w:tc>
-        <w:tc>
-          <w:tcPr/>
-          <w:p>
-            <w:pPr>
-              <w:pStyle w:val="Compact"/>
-            </w:pPr>
-            <w:r>
-              <w:t xml:space="preserve">0.0765</w:t>
-            </w:r>
-          </w:p>
-        </w:tc>
-        <w:tc>
-          <w:tcPr/>
-          <w:p>
-            <w:pPr>
-              <w:pStyle w:val="Compact"/>
-            </w:pPr>
-            <w:r>
-              <w:t xml:space="preserve">0.0748</w:t>
-            </w:r>
-          </w:p>
-        </w:tc>
-        <w:tc>
-          <w:tcPr/>
-          <w:p>
-            <w:pPr>
-              <w:pStyle w:val="Compact"/>
-            </w:pPr>
-            <w:r>
-              <w:t xml:space="preserve">0.0082</w:t>
-            </w:r>
-          </w:p>
-        </w:tc>
-        <w:tc>
-          <w:tcPr/>
-          <w:p>
-            <w:pPr>
-              <w:pStyle w:val="Compact"/>
-            </w:pPr>
-            <w:r>
-              <w:t xml:space="preserve">0.3013</w:t>
-            </w:r>
-          </w:p>
-        </w:tc>
-        <w:tc>
-          <w:tcPr/>
-          <w:p>
-            <w:pPr>
-              <w:pStyle w:val="Compact"/>
-            </w:pPr>
-            <w:r>
-              <w:t xml:space="preserve">0.1859</w:t>
-            </w:r>
-          </w:p>
-        </w:tc>
-        <w:tc>
-          <w:tcPr/>
-          <w:p>
-            <w:pPr>
-              <w:pStyle w:val="Compact"/>
-            </w:pPr>
-            <w:r>
-              <w:t xml:space="preserve">0.2680</w:t>
-            </w:r>
-          </w:p>
-        </w:tc>
-        <w:tc>
-          <w:tcPr/>
-          <w:p>
-            <w:pPr>
-              <w:pStyle w:val="Compact"/>
-            </w:pPr>
-            <w:r>
-              <w:t xml:space="preserve">7835</w:t>
-            </w:r>
-          </w:p>
-        </w:tc>
-      </w:tr>
-      <w:tr>
-        <w:tc>
-          <w:tcPr/>
-          <w:p>
-            <w:pPr>
-              <w:pStyle w:val="Compact"/>
-            </w:pPr>
-            <w:r>
-              <w:t xml:space="preserve">Oriental</w:t>
-            </w:r>
-          </w:p>
-        </w:tc>
-        <w:tc>
-          <w:tcPr/>
-          <w:p>
-            <w:pPr>
-              <w:pStyle w:val="Compact"/>
-            </w:pPr>
-            <w:r>
-              <w:t xml:space="preserve">ignicion</w:t>
-            </w:r>
-          </w:p>
-        </w:tc>
-        <w:tc>
-          <w:tcPr/>
-          <w:p>
-            <w:pPr>
-              <w:pStyle w:val="Compact"/>
-            </w:pPr>
-            <w:r>
-              <w:t xml:space="preserve">Incendios_PY (Ignición Base M2)</w:t>
-            </w:r>
-          </w:p>
-        </w:tc>
-        <w:tc>
-          <w:tcPr/>
-          <w:p>
-            <w:pPr>
-              <w:pStyle w:val="Compact"/>
-            </w:pPr>
-            <w:r>
-              <w:t xml:space="preserve">0.7406</w:t>
-            </w:r>
-          </w:p>
-        </w:tc>
-        <w:tc>
-          <w:tcPr/>
-          <w:p>
-            <w:pPr>
-              <w:pStyle w:val="Compact"/>
-            </w:pPr>
-            <w:r>
-              <w:t xml:space="preserve">0.2146</w:t>
-            </w:r>
-          </w:p>
-        </w:tc>
-        <w:tc>
-          <w:tcPr/>
-          <w:p>
-            <w:pPr>
-              <w:pStyle w:val="Compact"/>
-            </w:pPr>
-            <w:r>
-              <w:t xml:space="preserve">0.0774</w:t>
-            </w:r>
-          </w:p>
-        </w:tc>
-        <w:tc>
-          <w:tcPr/>
-          <w:p>
-            <w:pPr>
-              <w:pStyle w:val="Compact"/>
-            </w:pPr>
-            <w:r>
-              <w:t xml:space="preserve">0.0640</w:t>
-            </w:r>
-          </w:p>
-        </w:tc>
-        <w:tc>
-          <w:tcPr/>
-          <w:p>
-            <w:pPr>
-              <w:pStyle w:val="Compact"/>
-            </w:pPr>
-            <w:r>
-              <w:t xml:space="preserve">0.0070</w:t>
-            </w:r>
-          </w:p>
-        </w:tc>
-        <w:tc>
-          <w:tcPr/>
-          <w:p>
-            <w:pPr>
-              <w:pStyle w:val="Compact"/>
-            </w:pPr>
-            <w:r>
-              <w:t xml:space="preserve">0.2610</w:t>
-            </w:r>
-          </w:p>
-        </w:tc>
-        <w:tc>
-          <w:tcPr/>
-          <w:p>
-            <w:pPr>
-              <w:pStyle w:val="Compact"/>
-            </w:pPr>
-            <w:r>
-              <w:t xml:space="preserve">0.1958</w:t>
-            </w:r>
-          </w:p>
-        </w:tc>
-        <w:tc>
-          <w:tcPr/>
-          <w:p>
-            <w:pPr>
-              <w:pStyle w:val="Compact"/>
-            </w:pPr>
-            <w:r>
-              <w:t xml:space="preserve">0.2447</w:t>
-            </w:r>
-          </w:p>
-        </w:tc>
-        <w:tc>
-          <w:tcPr/>
-          <w:p>
-            <w:pPr>
-              <w:pStyle w:val="Compact"/>
-            </w:pPr>
-            <w:r>
-              <w:t xml:space="preserve">10075</w:t>
-            </w:r>
-          </w:p>
-        </w:tc>
-      </w:tr>
-      <w:tr>
-        <w:tc>
-          <w:tcPr/>
-          <w:p>
-            <w:pPr>
-              <w:pStyle w:val="Compact"/>
-            </w:pPr>
-            <w:r>
-              <w:t xml:space="preserve">Oriental</w:t>
-            </w:r>
-          </w:p>
-        </w:tc>
-        <w:tc>
-          <w:tcPr/>
-          <w:p>
-            <w:pPr>
-              <w:pStyle w:val="Compact"/>
-            </w:pPr>
-            <w:r>
-              <w:t xml:space="preserve">ignicion</w:t>
-            </w:r>
-          </w:p>
-        </w:tc>
-        <w:tc>
-          <w:tcPr/>
-          <w:p>
-            <w:pPr>
-              <w:pStyle w:val="Compact"/>
-            </w:pPr>
-            <w:r>
-              <w:t xml:space="preserve">Canadian FWI completo</w:t>
-            </w:r>
-          </w:p>
-        </w:tc>
-        <w:tc>
-          <w:tcPr/>
-          <w:p>
-            <w:pPr>
-              <w:pStyle w:val="Compact"/>
-            </w:pPr>
-            <w:r>
-              <w:t xml:space="preserve">0.5564</w:t>
-            </w:r>
-          </w:p>
-        </w:tc>
-        <w:tc>
-          <w:tcPr/>
-          <w:p>
-            <w:pPr>
-              <w:pStyle w:val="Compact"/>
-            </w:pPr>
-            <w:r>
-              <w:t xml:space="preserve">0.1061</w:t>
-            </w:r>
-          </w:p>
-        </w:tc>
-        <w:tc>
-          <w:tcPr/>
-          <w:p>
-            <w:pPr>
-              <w:pStyle w:val="Compact"/>
-            </w:pPr>
-            <w:r>
-              <w:t xml:space="preserve">—</w:t>
-            </w:r>
-          </w:p>
-        </w:tc>
-        <w:tc>
-          <w:tcPr/>
-          <w:p>
-            <w:pPr>
-              <w:pStyle w:val="Compact"/>
-            </w:pPr>
-            <w:r>
-              <w:t xml:space="preserve">—</w:t>
-            </w:r>
-          </w:p>
-        </w:tc>
-        <w:tc>
-          <w:tcPr/>
-          <w:p>
-            <w:pPr>
-              <w:pStyle w:val="Compact"/>
-            </w:pPr>
-            <w:r>
-              <w:t xml:space="preserve">—</w:t>
-            </w:r>
-          </w:p>
-        </w:tc>
-        <w:tc>
-          <w:tcPr/>
-          <w:p>
-            <w:pPr>
-              <w:pStyle w:val="Compact"/>
-            </w:pPr>
-            <w:r>
-              <w:t xml:space="preserve">0.1076</w:t>
-            </w:r>
-          </w:p>
-        </w:tc>
-        <w:tc>
-          <w:tcPr/>
-          <w:p>
-            <w:pPr>
-              <w:pStyle w:val="Compact"/>
-            </w:pPr>
-            <w:r>
-              <w:t xml:space="preserve">0.3899</w:t>
-            </w:r>
-          </w:p>
-        </w:tc>
-        <w:tc>
-          <w:tcPr/>
-          <w:p>
-            <w:pPr>
-              <w:pStyle w:val="Compact"/>
-            </w:pPr>
-            <w:r>
-              <w:t xml:space="preserve">0.1258</w:t>
-            </w:r>
-          </w:p>
-        </w:tc>
-        <w:tc>
-          <w:tcPr/>
-          <w:p>
-            <w:pPr>
-              <w:pStyle w:val="Compact"/>
-            </w:pPr>
-            <w:r>
-              <w:t xml:space="preserve">58766</w:t>
-            </w:r>
-          </w:p>
-        </w:tc>
-      </w:tr>
-      <w:tr>
-        <w:tc>
-          <w:tcPr/>
-          <w:p>
-            <w:pPr>
-              <w:pStyle w:val="Compact"/>
-            </w:pPr>
-            <w:r>
-              <w:t xml:space="preserve">Oriental</w:t>
-            </w:r>
-          </w:p>
-        </w:tc>
-        <w:tc>
-          <w:tcPr/>
-          <w:p>
-            <w:pPr>
-              <w:pStyle w:val="Compact"/>
-            </w:pPr>
-            <w:r>
-              <w:t xml:space="preserve">ignicion</w:t>
-            </w:r>
-          </w:p>
-        </w:tc>
-        <w:tc>
-          <w:tcPr/>
-          <w:p>
-            <w:pPr>
-              <w:pStyle w:val="Compact"/>
-            </w:pPr>
-            <w:r>
-              <w:t xml:space="preserve">INPE Risco de Fogo</w:t>
-            </w:r>
-          </w:p>
-        </w:tc>
-        <w:tc>
-          <w:tcPr/>
-          <w:p>
-            <w:pPr>
-              <w:pStyle w:val="Compact"/>
-            </w:pPr>
-            <w:r>
-              <w:t xml:space="preserve">0.4990</w:t>
-            </w:r>
-          </w:p>
-        </w:tc>
-        <w:tc>
-          <w:tcPr/>
-          <w:p>
-            <w:pPr>
-              <w:pStyle w:val="Compact"/>
-            </w:pPr>
-            <w:r>
-              <w:t xml:space="preserve">0.0908</w:t>
-            </w:r>
-          </w:p>
-        </w:tc>
-        <w:tc>
-          <w:tcPr/>
-          <w:p>
-            <w:pPr>
-              <w:pStyle w:val="Compact"/>
-            </w:pPr>
-            <w:r>
-              <w:t xml:space="preserve">—</w:t>
-            </w:r>
-          </w:p>
-        </w:tc>
-        <w:tc>
-          <w:tcPr/>
-          <w:p>
-            <w:pPr>
-              <w:pStyle w:val="Compact"/>
-            </w:pPr>
-            <w:r>
-              <w:t xml:space="preserve">—</w:t>
-            </w:r>
-          </w:p>
-        </w:tc>
-        <w:tc>
-          <w:tcPr/>
-          <w:p>
-            <w:pPr>
-              <w:pStyle w:val="Compact"/>
-            </w:pPr>
-            <w:r>
-              <w:t xml:space="preserve">—</w:t>
-            </w:r>
-          </w:p>
-        </w:tc>
-        <w:tc>
-          <w:tcPr/>
-          <w:p>
-            <w:pPr>
-              <w:pStyle w:val="Compact"/>
-            </w:pPr>
-            <w:r>
-              <w:t xml:space="preserve">0.0924</w:t>
-            </w:r>
-          </w:p>
-        </w:tc>
-        <w:tc>
-          <w:tcPr/>
-          <w:p>
-            <w:pPr>
-              <w:pStyle w:val="Compact"/>
-            </w:pPr>
-            <w:r>
-              <w:t xml:space="preserve">0.7947</w:t>
-            </w:r>
-          </w:p>
-        </w:tc>
-        <w:tc>
-          <w:tcPr/>
-          <w:p>
-            <w:pPr>
-              <w:pStyle w:val="Compact"/>
-            </w:pPr>
-            <w:r>
-              <w:t xml:space="preserve">0.1123</w:t>
-            </w:r>
-          </w:p>
-        </w:tc>
-        <w:tc>
-          <w:tcPr/>
-          <w:p>
-            <w:pPr>
-              <w:pStyle w:val="Compact"/>
-            </w:pPr>
-            <w:r>
-              <w:t xml:space="preserve">141802</w:t>
-            </w:r>
-          </w:p>
-        </w:tc>
-      </w:tr>
-      <w:tr>
-        <w:tc>
-          <w:tcPr/>
-          <w:p>
-            <w:pPr>
-              <w:pStyle w:val="Compact"/>
-            </w:pPr>
-            <w:r>
-              <w:t xml:space="preserve">Oriental</w:t>
-            </w:r>
-          </w:p>
-        </w:tc>
-        <w:tc>
-          <w:tcPr/>
-          <w:p>
-            <w:pPr>
-              <w:pStyle w:val="Compact"/>
-            </w:pPr>
-            <w:r>
-              <w:t xml:space="preserve">ignicion</w:t>
-            </w:r>
-          </w:p>
-        </w:tc>
-        <w:tc>
-          <w:tcPr/>
-          <w:p>
-            <w:pPr>
-              <w:pStyle w:val="Compact"/>
-            </w:pPr>
-            <w:r>
-              <w:t xml:space="preserve">Línea Base Climatológica</w:t>
-            </w:r>
-          </w:p>
-        </w:tc>
-        <w:tc>
-          <w:tcPr/>
-          <w:p>
-            <w:pPr>
-              <w:pStyle w:val="Compact"/>
-            </w:pPr>
-            <w:r>
-              <w:t xml:space="preserve">0.5000</w:t>
-            </w:r>
-          </w:p>
-        </w:tc>
-        <w:tc>
-          <w:tcPr/>
-          <w:p>
-            <w:pPr>
-              <w:pStyle w:val="Compact"/>
-            </w:pPr>
-            <w:r>
-              <w:t xml:space="preserve">0.0909</w:t>
-            </w:r>
-          </w:p>
-        </w:tc>
-        <w:tc>
-          <w:tcPr/>
-          <w:p>
-            <w:pPr>
-              <w:pStyle w:val="Compact"/>
-            </w:pPr>
-            <w:r>
-              <w:t xml:space="preserve">0.0826</w:t>
-            </w:r>
-          </w:p>
-        </w:tc>
-        <w:tc>
-          <w:tcPr/>
-          <w:p>
-            <w:pPr>
-              <w:pStyle w:val="Compact"/>
-            </w:pPr>
-            <w:r>
-              <w:t xml:space="preserve">0.0000</w:t>
-            </w:r>
-          </w:p>
-        </w:tc>
-        <w:tc>
-          <w:tcPr/>
-          <w:p>
-            <w:pPr>
-              <w:pStyle w:val="Compact"/>
-            </w:pPr>
-            <w:r>
-              <w:t xml:space="preserve">0.0000</w:t>
-            </w:r>
-          </w:p>
-        </w:tc>
-        <w:tc>
-          <w:tcPr/>
-          <w:p>
-            <w:pPr>
-              <w:pStyle w:val="Compact"/>
-            </w:pPr>
-            <w:r>
-              <w:t xml:space="preserve">0.0000</w:t>
-            </w:r>
-          </w:p>
-        </w:tc>
-        <w:tc>
-          <w:tcPr/>
-          <w:p>
-            <w:pPr>
-              <w:pStyle w:val="Compact"/>
-            </w:pPr>
-            <w:r>
-              <w:t xml:space="preserve">0.0000</w:t>
-            </w:r>
-          </w:p>
-        </w:tc>
-        <w:tc>
-          <w:tcPr/>
-          <w:p>
-            <w:pPr>
-              <w:pStyle w:val="Compact"/>
-            </w:pPr>
-            <w:r>
-              <w:t xml:space="preserve">0.0000</w:t>
-            </w:r>
-          </w:p>
-        </w:tc>
-        <w:tc>
-          <w:tcPr/>
-          <w:p>
-            <w:pPr>
-              <w:pStyle w:val="Compact"/>
-            </w:pPr>
-            <w:r>
-              <w:t xml:space="preserve">0</w:t>
-            </w:r>
-          </w:p>
-        </w:tc>
-      </w:tr>
-      <w:tr>
-        <w:tc>
-          <w:tcPr/>
-          <w:p>
-            <w:pPr>
-              <w:pStyle w:val="Compact"/>
-            </w:pPr>
-            <w:r>
-              <w:t xml:space="preserve">Oriental</w:t>
-            </w:r>
-          </w:p>
-        </w:tc>
-        <w:tc>
-          <w:tcPr/>
-          <w:p>
-            <w:pPr>
-              <w:pStyle w:val="Compact"/>
-            </w:pPr>
-            <w:r>
-              <w:t xml:space="preserve">propagacion</w:t>
-            </w:r>
-          </w:p>
-        </w:tc>
-        <w:tc>
-          <w:tcPr/>
-          <w:p>
-            <w:pPr>
-              <w:pStyle w:val="Compact"/>
-            </w:pPr>
-            <w:r>
-              <w:t xml:space="preserve">Incendios_PY (Propagación Táctica)</w:t>
-            </w:r>
-          </w:p>
-        </w:tc>
-        <w:tc>
-          <w:tcPr/>
-          <w:p>
-            <w:pPr>
-              <w:pStyle w:val="Compact"/>
-            </w:pPr>
-            <w:r>
-              <w:t xml:space="preserve">0.7859</w:t>
-            </w:r>
-          </w:p>
-        </w:tc>
-        <w:tc>
-          <w:tcPr/>
-          <w:p>
-            <w:pPr>
-              <w:pStyle w:val="Compact"/>
-            </w:pPr>
-            <w:r>
-              <w:t xml:space="preserve">0.3752</w:t>
-            </w:r>
-          </w:p>
-        </w:tc>
-        <w:tc>
-          <w:tcPr/>
-          <w:p>
-            <w:pPr>
-              <w:pStyle w:val="Compact"/>
-            </w:pPr>
-            <w:r>
-              <w:t xml:space="preserve">0.0691</w:t>
-            </w:r>
-          </w:p>
-        </w:tc>
-        <w:tc>
-          <w:tcPr/>
-          <w:p>
-            <w:pPr>
-              <w:pStyle w:val="Compact"/>
-            </w:pPr>
-            <w:r>
-              <w:t xml:space="preserve">0.1633</w:t>
-            </w:r>
-          </w:p>
-        </w:tc>
-        <w:tc>
-          <w:tcPr/>
-          <w:p>
-            <w:pPr>
-              <w:pStyle w:val="Compact"/>
-            </w:pPr>
-            <w:r>
-              <w:t xml:space="preserve">0.0092</w:t>
-            </w:r>
-          </w:p>
-        </w:tc>
-        <w:tc>
-          <w:tcPr/>
-          <w:p>
-            <w:pPr>
-              <w:pStyle w:val="Compact"/>
-            </w:pPr>
-            <w:r>
-              <w:t xml:space="preserve">0.6503</w:t>
-            </w:r>
-          </w:p>
-        </w:tc>
-        <w:tc>
-          <w:tcPr/>
-          <w:p>
-            <w:pPr>
-              <w:pStyle w:val="Compact"/>
-            </w:pPr>
-            <w:r>
-              <w:t xml:space="preserve">0.1984</w:t>
-            </w:r>
-          </w:p>
-        </w:tc>
-        <w:tc>
-          <w:tcPr/>
-          <w:p>
-            <w:pPr>
-              <w:pStyle w:val="Compact"/>
-            </w:pPr>
-            <w:r>
-              <w:t xml:space="preserve">0.4468</w:t>
-            </w:r>
-          </w:p>
-        </w:tc>
-        <w:tc>
-          <w:tcPr/>
-          <w:p>
-            <w:pPr>
-              <w:pStyle w:val="Compact"/>
-            </w:pPr>
-            <w:r>
-              <w:t xml:space="preserve">8351</w:t>
-            </w:r>
-          </w:p>
-        </w:tc>
-      </w:tr>
-      <w:tr>
-        <w:tc>
-          <w:tcPr/>
-          <w:p>
-            <w:pPr>
-              <w:pStyle w:val="Compact"/>
-            </w:pPr>
-            <w:r>
-              <w:t xml:space="preserve">Oriental</w:t>
-            </w:r>
-          </w:p>
-        </w:tc>
-        <w:tc>
-          <w:tcPr/>
-          <w:p>
-            <w:pPr>
-              <w:pStyle w:val="Compact"/>
-            </w:pPr>
-            <w:r>
-              <w:t xml:space="preserve">propagacion</w:t>
-            </w:r>
-          </w:p>
-        </w:tc>
-        <w:tc>
-          <w:tcPr/>
-          <w:p>
-            <w:pPr>
-              <w:pStyle w:val="Compact"/>
-            </w:pPr>
-            <w:r>
-              <w:t xml:space="preserve">Línea Base Climatológica</w:t>
-            </w:r>
-          </w:p>
-        </w:tc>
-        <w:tc>
-          <w:tcPr/>
-          <w:p>
-            <w:pPr>
-              <w:pStyle w:val="Compact"/>
-            </w:pPr>
-            <w:r>
-              <w:t xml:space="preserve">0.5000</w:t>
-            </w:r>
-          </w:p>
-        </w:tc>
-        <w:tc>
-          <w:tcPr/>
-          <w:p>
-            <w:pPr>
-              <w:pStyle w:val="Compact"/>
-            </w:pPr>
-            <w:r>
-              <w:t xml:space="preserve">0.0909</w:t>
-            </w:r>
-          </w:p>
-        </w:tc>
-        <w:tc>
-          <w:tcPr/>
-          <w:p>
-            <w:pPr>
-              <w:pStyle w:val="Compact"/>
-            </w:pPr>
-            <w:r>
-              <w:t xml:space="preserve">0.0826</w:t>
-            </w:r>
-          </w:p>
-        </w:tc>
-        <w:tc>
-          <w:tcPr/>
-          <w:p>
-            <w:pPr>
-              <w:pStyle w:val="Compact"/>
-            </w:pPr>
-            <w:r>
-              <w:t xml:space="preserve">0.0000</w:t>
-            </w:r>
-          </w:p>
-        </w:tc>
-        <w:tc>
-          <w:tcPr/>
-          <w:p>
-            <w:pPr>
-              <w:pStyle w:val="Compact"/>
-            </w:pPr>
-            <w:r>
-              <w:t xml:space="preserve">0.0000</w:t>
-            </w:r>
-          </w:p>
-        </w:tc>
-        <w:tc>
-          <w:tcPr/>
-          <w:p>
-            <w:pPr>
-              <w:pStyle w:val="Compact"/>
-            </w:pPr>
-            <w:r>
-              <w:t xml:space="preserve">0.0000</w:t>
-            </w:r>
-          </w:p>
-        </w:tc>
-        <w:tc>
-          <w:tcPr/>
-          <w:p>
-            <w:pPr>
-              <w:pStyle w:val="Compact"/>
-            </w:pPr>
-            <w:r>
-              <w:t xml:space="preserve">0.0000</w:t>
-            </w:r>
-          </w:p>
-        </w:tc>
-        <w:tc>
-          <w:tcPr/>
-          <w:p>
-            <w:pPr>
-              <w:pStyle w:val="Compact"/>
-            </w:pPr>
-            <w:r>
-              <w:t xml:space="preserve">0.0000</w:t>
-            </w:r>
-          </w:p>
-        </w:tc>
-        <w:tc>
-          <w:tcPr/>
-          <w:p>
-            <w:pPr>
-              <w:pStyle w:val="Compact"/>
-            </w:pPr>
-            <w:r>
-              <w:t xml:space="preserve">0</w:t>
-            </w:r>
-          </w:p>
-        </w:tc>
-      </w:tr>
-    </w:tbl>
-    <w:p>
-      <w:pPr>
-        <w:pStyle w:val="BodyText"/>
-      </w:pPr>
-      <w:r>
-        <w:t xml:space="preserve">FWI = full Canadian Fire Weather Index; INPE = INPE Fire Risk; M2 = baseline ignition model in the ignition task and tactical propagation model in the propagation task; M3 = hybrid ignition model; Climatology = climatological baseline; Ign. = ignition; Prop. = propagation.</w:t>
-      </w:r>
-    </w:p>
-    <w:p>
-      <w:pPr>
-        <w:pStyle w:val="BodyText"/>
-      </w:pPr>
-      <w:r>
-        <w:rPr>
-          <w:b/>
-          <w:bCs/>
-        </w:rPr>
-        <w:t xml:space="preserve">Table S12.</w:t>
-      </w:r>
-      <w:r>
-        <w:t xml:space="preserve"> </w:t>
-      </w:r>
-      <w:r>
-        <w:t xml:space="preserve">Controlled ablation of M1, M2 and M3 on the retrospective 2024–2025 test.</w:t>
-      </w:r>
-    </w:p>
-    <w:tbl>
-      <w:tblPr>
-        <w:tblStyle w:val="Table"/>
-        <w:tblW w:type="pct" w:w="5000"/>
-        <w:tblLayout w:type="fixed"/>
-        <w:tblLook w:firstRow="1" w:lastRow="0" w:firstColumn="0" w:lastColumn="0" w:noHBand="0" w:noVBand="0" w:val="0020"/>
-      </w:tblPr>
-      <w:tblGrid>
-        <w:gridCol w:w="660"/>
-        <w:gridCol w:w="660"/>
-        <w:gridCol w:w="660"/>
-        <w:gridCol w:w="660"/>
-        <w:gridCol w:w="660"/>
-        <w:gridCol w:w="660"/>
-        <w:gridCol w:w="660"/>
-        <w:gridCol w:w="660"/>
-        <w:gridCol w:w="660"/>
-        <w:gridCol w:w="660"/>
-        <w:gridCol w:w="660"/>
-        <w:gridCol w:w="660"/>
-      </w:tblGrid>
-      <w:tr>
-        <w:trPr>
-          <w:tblHeader w:val="on"/>
-        </w:trPr>
-        <w:tc>
-          <w:tcPr/>
-          <w:p>
-            <w:pPr>
-              <w:pStyle w:val="Compact"/>
-            </w:pPr>
-            <w:r>
-              <w:t xml:space="preserve">Region</w:t>
-            </w:r>
-          </w:p>
-        </w:tc>
-        <w:tc>
-          <w:tcPr/>
-          <w:p>
-            <w:pPr>
-              <w:pStyle w:val="Compact"/>
-            </w:pPr>
-            <w:r>
               <w:t xml:space="preserve">Architecture</w:t>
             </w:r>
           </w:p>
@@ -19048,7 +19229,7 @@
               <a:graphicData uri="http://schemas.openxmlformats.org/drawingml/2006/picture">
                 <pic:pic>
                   <pic:nvPicPr>
-                    <pic:cNvPr descr="figuras/supp_fig01_shap.png" id="17" name="Picture"/>
+                    <pic:cNvPr descr="../../entregables/figuras/supp_fig01_shap.png" id="17" name="Picture"/>
                     <pic:cNvPicPr>
                       <a:picLocks noChangeArrowheads="1" noChangeAspect="1"/>
                     </pic:cNvPicPr>
@@ -29669,7 +29850,7 @@
               <a:graphicData uri="http://schemas.openxmlformats.org/drawingml/2006/picture">
                 <pic:pic>
                   <pic:nvPicPr>
-                    <pic:cNvPr descr="figuras/supp_fig02_ablacion.png" id="20" name="Picture"/>
+                    <pic:cNvPr descr="../../entregables/figuras/supp_fig02_ablacion.png" id="20" name="Picture"/>
                     <pic:cNvPicPr>
                       <a:picLocks noChangeArrowheads="1" noChangeAspect="1"/>
                     </pic:cNvPicPr>
@@ -29734,7 +29915,7 @@
               <a:graphicData uri="http://schemas.openxmlformats.org/drawingml/2006/picture">
                 <pic:pic>
                   <pic:nvPicPr>
-                    <pic:cNvPr descr="figuras/supp_fig03_cost_loss.png" id="23" name="Picture"/>
+                    <pic:cNvPr descr="../../entregables/figuras/supp_fig03_cost_loss.png" id="23" name="Picture"/>
                     <pic:cNvPicPr>
                       <a:picLocks noChangeArrowheads="1" noChangeAspect="1"/>
                     </pic:cNvPicPr>

--- a/entregables/material_suplementario.docx
+++ b/entregables/material_suplementario.docx
@@ -123,7 +123,7 @@
         <w:t xml:space="preserve"> </w:t>
       </w:r>
       <w:r>
-        <w:t xml:space="preserve">— Notes S1–S3, Tables S1–S20 and Figures S1–S3.</w:t>
+        <w:t xml:space="preserve">— Notes S1–S3, Tables S1–S21 and Figures S1–S3.</w:t>
       </w:r>
       <w:r>
         <w:br/>
@@ -293,13 +293,13 @@
           <w:b/>
           <w:bCs/>
         </w:rPr>
-        <w:t xml:space="preserve">Tables S1–S20:</w:t>
+        <w:t xml:space="preserve">Tables S1–S21:</w:t>
       </w:r>
       <w:r>
         <w:t xml:space="preserve"> </w:t>
       </w:r>
       <w:r>
-        <w:t xml:space="preserve">variable dictionary, hyperparameters, departmental results, computational profile, conformal coverage, population evaluation, paired significance, spatial blocks, lead time, sampling, full benchmark, ablation, M1 baseline, gated policy, confirmation holdout, coupled baseline, D2 sensitivity, SHAP, cost-loss and data audit.</w:t>
+        <w:t xml:space="preserve">variable dictionary, hyperparameters, departmental results, computational profile, conformal coverage, population evaluation, paired significance, spatial blocks, lead time, sampling, full benchmark, ablation, M1 baseline, gated policy, confirmation holdout, coupled baseline, D2 sensitivity, SHAP, cost-loss, data audit and a weather-only baseline.</w:t>
       </w:r>
     </w:p>
     <w:p>
@@ -14125,7 +14125,7 @@
         <w:pStyle w:val="BodyText"/>
       </w:pPr>
       <w:r>
-        <w:t xml:space="preserve">The full benchmark includes M2, propagation, FWI, INPE and the climatological baseline. FWI and INPE are normalized indices, not calibrated probabilities. All cutoffs, including those of FWI and INPE, were selected on the 2023 validation set by maximizing F0.5 and then frozen for the 2024–2025 test; neither index received local calibration. FWI is reported on the Canadian index scale (0.3029 in Chaco, 2.1509 in Oriental) and INPE on a 0–1 risk scale (0.8963 in Chaco, 0.0750 in Oriental).</w:t>
+        <w:t xml:space="preserve">The full benchmark includes M2, propagation, FWI, INPE and the climatological baseline. FWI and INPE are normalized indices, not calibrated probabilities. The weather-only GBT uses the same learner, capacity and calibration as M1/M2/M3 but only the FWI information set; its full detail is in Table S21. All cutoffs, including those of FWI and INPE, were selected on the 2023 validation set by maximizing F0.5 and then frozen for the 2024–2025 test; neither index received local calibration. FWI is reported on the Canadian index scale (0.3029 in Chaco, 2.1509 in Oriental) and INPE on a 0–1 risk scale (0.8963 in Chaco, 0.0750 in Oriental).</w:t>
       </w:r>
     </w:p>
     <w:p>
@@ -14926,117 +14926,117 @@
               <w:pStyle w:val="Compact"/>
             </w:pPr>
             <w:r>
-              <w:t xml:space="preserve">Línea Base Climatológica</w:t>
-            </w:r>
-          </w:p>
-        </w:tc>
-        <w:tc>
-          <w:tcPr/>
-          <w:p>
-            <w:pPr>
-              <w:pStyle w:val="Compact"/>
-            </w:pPr>
-            <w:r>
-              <w:t xml:space="preserve">0.5000</w:t>
-            </w:r>
-          </w:p>
-        </w:tc>
-        <w:tc>
-          <w:tcPr/>
-          <w:p>
-            <w:pPr>
-              <w:pStyle w:val="Compact"/>
-            </w:pPr>
-            <w:r>
-              <w:t xml:space="preserve">0.0909</w:t>
-            </w:r>
-          </w:p>
-        </w:tc>
-        <w:tc>
-          <w:tcPr/>
-          <w:p>
-            <w:pPr>
-              <w:pStyle w:val="Compact"/>
-            </w:pPr>
-            <w:r>
-              <w:t xml:space="preserve">0.0826</w:t>
-            </w:r>
-          </w:p>
-        </w:tc>
-        <w:tc>
-          <w:tcPr/>
-          <w:p>
-            <w:pPr>
-              <w:pStyle w:val="Compact"/>
-            </w:pPr>
-            <w:r>
-              <w:t xml:space="preserve">0.0000</w:t>
-            </w:r>
-          </w:p>
-        </w:tc>
-        <w:tc>
-          <w:tcPr/>
-          <w:p>
-            <w:pPr>
-              <w:pStyle w:val="Compact"/>
-            </w:pPr>
-            <w:r>
-              <w:t xml:space="preserve">0.0000</w:t>
-            </w:r>
-          </w:p>
-        </w:tc>
-        <w:tc>
-          <w:tcPr/>
-          <w:p>
-            <w:pPr>
-              <w:pStyle w:val="Compact"/>
-            </w:pPr>
-            <w:r>
-              <w:t xml:space="preserve">0.0909</w:t>
-            </w:r>
-          </w:p>
-        </w:tc>
-        <w:tc>
-          <w:tcPr/>
-          <w:p>
-            <w:pPr>
-              <w:pStyle w:val="Compact"/>
-            </w:pPr>
-            <w:r>
-              <w:t xml:space="preserve">0.0000</w:t>
-            </w:r>
-          </w:p>
-        </w:tc>
-        <w:tc>
-          <w:tcPr/>
-          <w:p>
-            <w:pPr>
-              <w:pStyle w:val="Compact"/>
-            </w:pPr>
-            <w:r>
-              <w:t xml:space="preserve">0.0000</w:t>
-            </w:r>
-          </w:p>
-        </w:tc>
-        <w:tc>
-          <w:tcPr/>
-          <w:p>
-            <w:pPr>
-              <w:pStyle w:val="Compact"/>
-            </w:pPr>
-            <w:r>
-              <w:t xml:space="preserve">0.0000</w:t>
-            </w:r>
-          </w:p>
-        </w:tc>
-        <w:tc>
-          <w:tcPr/>
-          <w:p>
-            <w:pPr>
-              <w:pStyle w:val="Compact"/>
-            </w:pPr>
-            <w:r>
-              <w:t xml:space="preserve">0</w:t>
+              <w:t xml:space="preserve">Weather-only GBT</w:t>
+            </w:r>
+          </w:p>
+        </w:tc>
+        <w:tc>
+          <w:tcPr/>
+          <w:p>
+            <w:pPr>
+              <w:pStyle w:val="Compact"/>
+            </w:pPr>
+            <w:r>
+              <w:t xml:space="preserve">0.5512</w:t>
+            </w:r>
+          </w:p>
+        </w:tc>
+        <w:tc>
+          <w:tcPr/>
+          <w:p>
+            <w:pPr>
+              <w:pStyle w:val="Compact"/>
+            </w:pPr>
+            <w:r>
+              <w:t xml:space="preserve">0.1071</w:t>
+            </w:r>
+          </w:p>
+        </w:tc>
+        <w:tc>
+          <w:tcPr/>
+          <w:p>
+            <w:pPr>
+              <w:pStyle w:val="Compact"/>
+            </w:pPr>
+            <w:r>
+              <w:t xml:space="preserve">0.0824</w:t>
+            </w:r>
+          </w:p>
+        </w:tc>
+        <w:tc>
+          <w:tcPr/>
+          <w:p>
+            <w:pPr>
+              <w:pStyle w:val="Compact"/>
+            </w:pPr>
+            <w:r>
+              <w:t xml:space="preserve">0.0025</w:t>
+            </w:r>
+          </w:p>
+        </w:tc>
+        <w:tc>
+          <w:tcPr/>
+          <w:p>
+            <w:pPr>
+              <w:pStyle w:val="Compact"/>
+            </w:pPr>
+            <w:r>
+              <w:t xml:space="preserve">0.0013</w:t>
+            </w:r>
+          </w:p>
+        </w:tc>
+        <w:tc>
+          <w:tcPr/>
+          <w:p>
+            <w:pPr>
+              <w:pStyle w:val="Compact"/>
+            </w:pPr>
+            <w:r>
+              <w:t xml:space="preserve">0.1020</w:t>
+            </w:r>
+          </w:p>
+        </w:tc>
+        <w:tc>
+          <w:tcPr/>
+          <w:p>
+            <w:pPr>
+              <w:pStyle w:val="Compact"/>
+            </w:pPr>
+            <w:r>
+              <w:t xml:space="preserve">0.1143</w:t>
+            </w:r>
+          </w:p>
+        </w:tc>
+        <w:tc>
+          <w:tcPr/>
+          <w:p>
+            <w:pPr>
+              <w:pStyle w:val="Compact"/>
+            </w:pPr>
+            <w:r>
+              <w:t xml:space="preserve">0.1932</w:t>
+            </w:r>
+          </w:p>
+        </w:tc>
+        <w:tc>
+          <w:tcPr/>
+          <w:p>
+            <w:pPr>
+              <w:pStyle w:val="Compact"/>
+            </w:pPr>
+            <w:r>
+              <w:t xml:space="preserve">0.1245</w:t>
+            </w:r>
+          </w:p>
+        </w:tc>
+        <w:tc>
+          <w:tcPr/>
+          <w:p>
+            <w:pPr>
+              <w:pStyle w:val="Compact"/>
+            </w:pPr>
+            <w:r>
+              <w:t xml:space="preserve">24036</w:t>
             </w:r>
           </w:p>
         </w:tc>
@@ -15060,128 +15060,128 @@
               <w:pStyle w:val="Compact"/>
             </w:pPr>
             <w:r>
-              <w:t xml:space="preserve">propagacion</w:t>
-            </w:r>
-          </w:p>
-        </w:tc>
-        <w:tc>
-          <w:tcPr/>
-          <w:p>
-            <w:pPr>
-              <w:pStyle w:val="Compact"/>
-            </w:pPr>
-            <w:r>
-              <w:t xml:space="preserve">Incendios_PY (Propagación Táctica)</w:t>
-            </w:r>
-          </w:p>
-        </w:tc>
-        <w:tc>
-          <w:tcPr/>
-          <w:p>
-            <w:pPr>
-              <w:pStyle w:val="Compact"/>
-            </w:pPr>
-            <w:r>
-              <w:t xml:space="preserve">0.9039</w:t>
-            </w:r>
-          </w:p>
-        </w:tc>
-        <w:tc>
-          <w:tcPr/>
-          <w:p>
-            <w:pPr>
-              <w:pStyle w:val="Compact"/>
-            </w:pPr>
-            <w:r>
-              <w:t xml:space="preserve">0.6935</w:t>
-            </w:r>
-          </w:p>
-        </w:tc>
-        <w:tc>
-          <w:tcPr/>
-          <w:p>
-            <w:pPr>
-              <w:pStyle w:val="Compact"/>
-            </w:pPr>
-            <w:r>
-              <w:t xml:space="preserve">0.0442</w:t>
-            </w:r>
-          </w:p>
-        </w:tc>
-        <w:tc>
-          <w:tcPr/>
-          <w:p>
-            <w:pPr>
-              <w:pStyle w:val="Compact"/>
-            </w:pPr>
-            <w:r>
-              <w:t xml:space="preserve">0.4656</w:t>
-            </w:r>
-          </w:p>
-        </w:tc>
-        <w:tc>
-          <w:tcPr/>
-          <w:p>
-            <w:pPr>
-              <w:pStyle w:val="Compact"/>
-            </w:pPr>
-            <w:r>
-              <w:t xml:space="preserve">0.0086</w:t>
-            </w:r>
-          </w:p>
-        </w:tc>
-        <w:tc>
-          <w:tcPr/>
-          <w:p>
-            <w:pPr>
-              <w:pStyle w:val="Compact"/>
-            </w:pPr>
-            <w:r>
-              <w:t xml:space="preserve">0.5467</w:t>
-            </w:r>
-          </w:p>
-        </w:tc>
-        <w:tc>
-          <w:tcPr/>
-          <w:p>
-            <w:pPr>
-              <w:pStyle w:val="Compact"/>
-            </w:pPr>
-            <w:r>
-              <w:t xml:space="preserve">0.8369</w:t>
-            </w:r>
-          </w:p>
-        </w:tc>
-        <w:tc>
-          <w:tcPr/>
-          <w:p>
-            <w:pPr>
-              <w:pStyle w:val="Compact"/>
-            </w:pPr>
-            <w:r>
-              <w:t xml:space="preserve">0.5240</w:t>
-            </w:r>
-          </w:p>
-        </w:tc>
-        <w:tc>
-          <w:tcPr/>
-          <w:p>
-            <w:pPr>
-              <w:pStyle w:val="Compact"/>
-            </w:pPr>
-            <w:r>
-              <w:t xml:space="preserve">0.7476</w:t>
-            </w:r>
-          </w:p>
-        </w:tc>
-        <w:tc>
-          <w:tcPr/>
-          <w:p>
-            <w:pPr>
-              <w:pStyle w:val="Compact"/>
-            </w:pPr>
-            <w:r>
-              <w:t xml:space="preserve">5353</w:t>
+              <w:t xml:space="preserve">ignicion</w:t>
+            </w:r>
+          </w:p>
+        </w:tc>
+        <w:tc>
+          <w:tcPr/>
+          <w:p>
+            <w:pPr>
+              <w:pStyle w:val="Compact"/>
+            </w:pPr>
+            <w:r>
+              <w:t xml:space="preserve">Línea Base Climatológica</w:t>
+            </w:r>
+          </w:p>
+        </w:tc>
+        <w:tc>
+          <w:tcPr/>
+          <w:p>
+            <w:pPr>
+              <w:pStyle w:val="Compact"/>
+            </w:pPr>
+            <w:r>
+              <w:t xml:space="preserve">0.5000</w:t>
+            </w:r>
+          </w:p>
+        </w:tc>
+        <w:tc>
+          <w:tcPr/>
+          <w:p>
+            <w:pPr>
+              <w:pStyle w:val="Compact"/>
+            </w:pPr>
+            <w:r>
+              <w:t xml:space="preserve">0.0909</w:t>
+            </w:r>
+          </w:p>
+        </w:tc>
+        <w:tc>
+          <w:tcPr/>
+          <w:p>
+            <w:pPr>
+              <w:pStyle w:val="Compact"/>
+            </w:pPr>
+            <w:r>
+              <w:t xml:space="preserve">0.0826</w:t>
+            </w:r>
+          </w:p>
+        </w:tc>
+        <w:tc>
+          <w:tcPr/>
+          <w:p>
+            <w:pPr>
+              <w:pStyle w:val="Compact"/>
+            </w:pPr>
+            <w:r>
+              <w:t xml:space="preserve">0.0000</w:t>
+            </w:r>
+          </w:p>
+        </w:tc>
+        <w:tc>
+          <w:tcPr/>
+          <w:p>
+            <w:pPr>
+              <w:pStyle w:val="Compact"/>
+            </w:pPr>
+            <w:r>
+              <w:t xml:space="preserve">0.0000</w:t>
+            </w:r>
+          </w:p>
+        </w:tc>
+        <w:tc>
+          <w:tcPr/>
+          <w:p>
+            <w:pPr>
+              <w:pStyle w:val="Compact"/>
+            </w:pPr>
+            <w:r>
+              <w:t xml:space="preserve">0.0909</w:t>
+            </w:r>
+          </w:p>
+        </w:tc>
+        <w:tc>
+          <w:tcPr/>
+          <w:p>
+            <w:pPr>
+              <w:pStyle w:val="Compact"/>
+            </w:pPr>
+            <w:r>
+              <w:t xml:space="preserve">0.0000</w:t>
+            </w:r>
+          </w:p>
+        </w:tc>
+        <w:tc>
+          <w:tcPr/>
+          <w:p>
+            <w:pPr>
+              <w:pStyle w:val="Compact"/>
+            </w:pPr>
+            <w:r>
+              <w:t xml:space="preserve">0.0000</w:t>
+            </w:r>
+          </w:p>
+        </w:tc>
+        <w:tc>
+          <w:tcPr/>
+          <w:p>
+            <w:pPr>
+              <w:pStyle w:val="Compact"/>
+            </w:pPr>
+            <w:r>
+              <w:t xml:space="preserve">0.0000</w:t>
+            </w:r>
+          </w:p>
+        </w:tc>
+        <w:tc>
+          <w:tcPr/>
+          <w:p>
+            <w:pPr>
+              <w:pStyle w:val="Compact"/>
+            </w:pPr>
+            <w:r>
+              <w:t xml:space="preserve">0</w:t>
             </w:r>
           </w:p>
         </w:tc>
@@ -15216,117 +15216,117 @@
               <w:pStyle w:val="Compact"/>
             </w:pPr>
             <w:r>
-              <w:t xml:space="preserve">Línea Base Climatológica</w:t>
-            </w:r>
-          </w:p>
-        </w:tc>
-        <w:tc>
-          <w:tcPr/>
-          <w:p>
-            <w:pPr>
-              <w:pStyle w:val="Compact"/>
-            </w:pPr>
-            <w:r>
-              <w:t xml:space="preserve">0.5000</w:t>
-            </w:r>
-          </w:p>
-        </w:tc>
-        <w:tc>
-          <w:tcPr/>
-          <w:p>
-            <w:pPr>
-              <w:pStyle w:val="Compact"/>
-            </w:pPr>
-            <w:r>
-              <w:t xml:space="preserve">0.0909</w:t>
-            </w:r>
-          </w:p>
-        </w:tc>
-        <w:tc>
-          <w:tcPr/>
-          <w:p>
-            <w:pPr>
-              <w:pStyle w:val="Compact"/>
-            </w:pPr>
-            <w:r>
-              <w:t xml:space="preserve">0.0826</w:t>
-            </w:r>
-          </w:p>
-        </w:tc>
-        <w:tc>
-          <w:tcPr/>
-          <w:p>
-            <w:pPr>
-              <w:pStyle w:val="Compact"/>
-            </w:pPr>
-            <w:r>
-              <w:t xml:space="preserve">0.0000</w:t>
-            </w:r>
-          </w:p>
-        </w:tc>
-        <w:tc>
-          <w:tcPr/>
-          <w:p>
-            <w:pPr>
-              <w:pStyle w:val="Compact"/>
-            </w:pPr>
-            <w:r>
-              <w:t xml:space="preserve">0.0000</w:t>
-            </w:r>
-          </w:p>
-        </w:tc>
-        <w:tc>
-          <w:tcPr/>
-          <w:p>
-            <w:pPr>
-              <w:pStyle w:val="Compact"/>
-            </w:pPr>
-            <w:r>
-              <w:t xml:space="preserve">0.0909</w:t>
-            </w:r>
-          </w:p>
-        </w:tc>
-        <w:tc>
-          <w:tcPr/>
-          <w:p>
-            <w:pPr>
-              <w:pStyle w:val="Compact"/>
-            </w:pPr>
-            <w:r>
-              <w:t xml:space="preserve">0.0000</w:t>
-            </w:r>
-          </w:p>
-        </w:tc>
-        <w:tc>
-          <w:tcPr/>
-          <w:p>
-            <w:pPr>
-              <w:pStyle w:val="Compact"/>
-            </w:pPr>
-            <w:r>
-              <w:t xml:space="preserve">0.0000</w:t>
-            </w:r>
-          </w:p>
-        </w:tc>
-        <w:tc>
-          <w:tcPr/>
-          <w:p>
-            <w:pPr>
-              <w:pStyle w:val="Compact"/>
-            </w:pPr>
-            <w:r>
-              <w:t xml:space="preserve">0.0000</w:t>
-            </w:r>
-          </w:p>
-        </w:tc>
-        <w:tc>
-          <w:tcPr/>
-          <w:p>
-            <w:pPr>
-              <w:pStyle w:val="Compact"/>
-            </w:pPr>
-            <w:r>
-              <w:t xml:space="preserve">0</w:t>
+              <w:t xml:space="preserve">Incendios_PY (Propagación Táctica)</w:t>
+            </w:r>
+          </w:p>
+        </w:tc>
+        <w:tc>
+          <w:tcPr/>
+          <w:p>
+            <w:pPr>
+              <w:pStyle w:val="Compact"/>
+            </w:pPr>
+            <w:r>
+              <w:t xml:space="preserve">0.9039</w:t>
+            </w:r>
+          </w:p>
+        </w:tc>
+        <w:tc>
+          <w:tcPr/>
+          <w:p>
+            <w:pPr>
+              <w:pStyle w:val="Compact"/>
+            </w:pPr>
+            <w:r>
+              <w:t xml:space="preserve">0.6935</w:t>
+            </w:r>
+          </w:p>
+        </w:tc>
+        <w:tc>
+          <w:tcPr/>
+          <w:p>
+            <w:pPr>
+              <w:pStyle w:val="Compact"/>
+            </w:pPr>
+            <w:r>
+              <w:t xml:space="preserve">0.0442</w:t>
+            </w:r>
+          </w:p>
+        </w:tc>
+        <w:tc>
+          <w:tcPr/>
+          <w:p>
+            <w:pPr>
+              <w:pStyle w:val="Compact"/>
+            </w:pPr>
+            <w:r>
+              <w:t xml:space="preserve">0.4656</w:t>
+            </w:r>
+          </w:p>
+        </w:tc>
+        <w:tc>
+          <w:tcPr/>
+          <w:p>
+            <w:pPr>
+              <w:pStyle w:val="Compact"/>
+            </w:pPr>
+            <w:r>
+              <w:t xml:space="preserve">0.0086</w:t>
+            </w:r>
+          </w:p>
+        </w:tc>
+        <w:tc>
+          <w:tcPr/>
+          <w:p>
+            <w:pPr>
+              <w:pStyle w:val="Compact"/>
+            </w:pPr>
+            <w:r>
+              <w:t xml:space="preserve">0.5467</w:t>
+            </w:r>
+          </w:p>
+        </w:tc>
+        <w:tc>
+          <w:tcPr/>
+          <w:p>
+            <w:pPr>
+              <w:pStyle w:val="Compact"/>
+            </w:pPr>
+            <w:r>
+              <w:t xml:space="preserve">0.8369</w:t>
+            </w:r>
+          </w:p>
+        </w:tc>
+        <w:tc>
+          <w:tcPr/>
+          <w:p>
+            <w:pPr>
+              <w:pStyle w:val="Compact"/>
+            </w:pPr>
+            <w:r>
+              <w:t xml:space="preserve">0.5240</w:t>
+            </w:r>
+          </w:p>
+        </w:tc>
+        <w:tc>
+          <w:tcPr/>
+          <w:p>
+            <w:pPr>
+              <w:pStyle w:val="Compact"/>
+            </w:pPr>
+            <w:r>
+              <w:t xml:space="preserve">0.7476</w:t>
+            </w:r>
+          </w:p>
+        </w:tc>
+        <w:tc>
+          <w:tcPr/>
+          <w:p>
+            <w:pPr>
+              <w:pStyle w:val="Compact"/>
+            </w:pPr>
+            <w:r>
+              <w:t xml:space="preserve">5353</w:t>
             </w:r>
           </w:p>
         </w:tc>
@@ -15339,139 +15339,139 @@
               <w:pStyle w:val="Compact"/>
             </w:pPr>
             <w:r>
-              <w:t xml:space="preserve">Oriental</w:t>
-            </w:r>
-          </w:p>
-        </w:tc>
-        <w:tc>
-          <w:tcPr/>
-          <w:p>
-            <w:pPr>
-              <w:pStyle w:val="Compact"/>
-            </w:pPr>
-            <w:r>
-              <w:t xml:space="preserve">ignicion</w:t>
-            </w:r>
-          </w:p>
-        </w:tc>
-        <w:tc>
-          <w:tcPr/>
-          <w:p>
-            <w:pPr>
-              <w:pStyle w:val="Compact"/>
-            </w:pPr>
-            <w:r>
-              <w:t xml:space="preserve">Incendios_PY (Ignición Híbrida M3)</w:t>
-            </w:r>
-          </w:p>
-        </w:tc>
-        <w:tc>
-          <w:tcPr/>
-          <w:p>
-            <w:pPr>
-              <w:pStyle w:val="Compact"/>
-            </w:pPr>
-            <w:r>
-              <w:t xml:space="preserve">0.7534</w:t>
-            </w:r>
-          </w:p>
-        </w:tc>
-        <w:tc>
-          <w:tcPr/>
-          <w:p>
-            <w:pPr>
-              <w:pStyle w:val="Compact"/>
-            </w:pPr>
-            <w:r>
-              <w:t xml:space="preserve">0.2340</w:t>
-            </w:r>
-          </w:p>
-        </w:tc>
-        <w:tc>
-          <w:tcPr/>
-          <w:p>
-            <w:pPr>
-              <w:pStyle w:val="Compact"/>
-            </w:pPr>
-            <w:r>
-              <w:t xml:space="preserve">0.0765</w:t>
-            </w:r>
-          </w:p>
-        </w:tc>
-        <w:tc>
-          <w:tcPr/>
-          <w:p>
-            <w:pPr>
-              <w:pStyle w:val="Compact"/>
-            </w:pPr>
-            <w:r>
-              <w:t xml:space="preserve">0.0748</w:t>
-            </w:r>
-          </w:p>
-        </w:tc>
-        <w:tc>
-          <w:tcPr/>
-          <w:p>
-            <w:pPr>
-              <w:pStyle w:val="Compact"/>
-            </w:pPr>
-            <w:r>
-              <w:t xml:space="preserve">0.0082</w:t>
-            </w:r>
-          </w:p>
-        </w:tc>
-        <w:tc>
-          <w:tcPr/>
-          <w:p>
-            <w:pPr>
-              <w:pStyle w:val="Compact"/>
-            </w:pPr>
-            <w:r>
-              <w:t xml:space="preserve">0.2186</w:t>
-            </w:r>
-          </w:p>
-        </w:tc>
-        <w:tc>
-          <w:tcPr/>
-          <w:p>
-            <w:pPr>
-              <w:pStyle w:val="Compact"/>
-            </w:pPr>
-            <w:r>
-              <w:t xml:space="preserve">0.3013</w:t>
-            </w:r>
-          </w:p>
-        </w:tc>
-        <w:tc>
-          <w:tcPr/>
-          <w:p>
-            <w:pPr>
-              <w:pStyle w:val="Compact"/>
-            </w:pPr>
-            <w:r>
-              <w:t xml:space="preserve">0.1859</w:t>
-            </w:r>
-          </w:p>
-        </w:tc>
-        <w:tc>
-          <w:tcPr/>
-          <w:p>
-            <w:pPr>
-              <w:pStyle w:val="Compact"/>
-            </w:pPr>
-            <w:r>
-              <w:t xml:space="preserve">0.2680</w:t>
-            </w:r>
-          </w:p>
-        </w:tc>
-        <w:tc>
-          <w:tcPr/>
-          <w:p>
-            <w:pPr>
-              <w:pStyle w:val="Compact"/>
-            </w:pPr>
-            <w:r>
-              <w:t xml:space="preserve">7835</w:t>
+              <w:t xml:space="preserve">Chaco</w:t>
+            </w:r>
+          </w:p>
+        </w:tc>
+        <w:tc>
+          <w:tcPr/>
+          <w:p>
+            <w:pPr>
+              <w:pStyle w:val="Compact"/>
+            </w:pPr>
+            <w:r>
+              <w:t xml:space="preserve">propagacion</w:t>
+            </w:r>
+          </w:p>
+        </w:tc>
+        <w:tc>
+          <w:tcPr/>
+          <w:p>
+            <w:pPr>
+              <w:pStyle w:val="Compact"/>
+            </w:pPr>
+            <w:r>
+              <w:t xml:space="preserve">Línea Base Climatológica</w:t>
+            </w:r>
+          </w:p>
+        </w:tc>
+        <w:tc>
+          <w:tcPr/>
+          <w:p>
+            <w:pPr>
+              <w:pStyle w:val="Compact"/>
+            </w:pPr>
+            <w:r>
+              <w:t xml:space="preserve">0.5000</w:t>
+            </w:r>
+          </w:p>
+        </w:tc>
+        <w:tc>
+          <w:tcPr/>
+          <w:p>
+            <w:pPr>
+              <w:pStyle w:val="Compact"/>
+            </w:pPr>
+            <w:r>
+              <w:t xml:space="preserve">0.0909</w:t>
+            </w:r>
+          </w:p>
+        </w:tc>
+        <w:tc>
+          <w:tcPr/>
+          <w:p>
+            <w:pPr>
+              <w:pStyle w:val="Compact"/>
+            </w:pPr>
+            <w:r>
+              <w:t xml:space="preserve">0.0826</w:t>
+            </w:r>
+          </w:p>
+        </w:tc>
+        <w:tc>
+          <w:tcPr/>
+          <w:p>
+            <w:pPr>
+              <w:pStyle w:val="Compact"/>
+            </w:pPr>
+            <w:r>
+              <w:t xml:space="preserve">0.0000</w:t>
+            </w:r>
+          </w:p>
+        </w:tc>
+        <w:tc>
+          <w:tcPr/>
+          <w:p>
+            <w:pPr>
+              <w:pStyle w:val="Compact"/>
+            </w:pPr>
+            <w:r>
+              <w:t xml:space="preserve">0.0000</w:t>
+            </w:r>
+          </w:p>
+        </w:tc>
+        <w:tc>
+          <w:tcPr/>
+          <w:p>
+            <w:pPr>
+              <w:pStyle w:val="Compact"/>
+            </w:pPr>
+            <w:r>
+              <w:t xml:space="preserve">0.0909</w:t>
+            </w:r>
+          </w:p>
+        </w:tc>
+        <w:tc>
+          <w:tcPr/>
+          <w:p>
+            <w:pPr>
+              <w:pStyle w:val="Compact"/>
+            </w:pPr>
+            <w:r>
+              <w:t xml:space="preserve">0.0000</w:t>
+            </w:r>
+          </w:p>
+        </w:tc>
+        <w:tc>
+          <w:tcPr/>
+          <w:p>
+            <w:pPr>
+              <w:pStyle w:val="Compact"/>
+            </w:pPr>
+            <w:r>
+              <w:t xml:space="preserve">0.0000</w:t>
+            </w:r>
+          </w:p>
+        </w:tc>
+        <w:tc>
+          <w:tcPr/>
+          <w:p>
+            <w:pPr>
+              <w:pStyle w:val="Compact"/>
+            </w:pPr>
+            <w:r>
+              <w:t xml:space="preserve">0.0000</w:t>
+            </w:r>
+          </w:p>
+        </w:tc>
+        <w:tc>
+          <w:tcPr/>
+          <w:p>
+            <w:pPr>
+              <w:pStyle w:val="Compact"/>
+            </w:pPr>
+            <w:r>
+              <w:t xml:space="preserve">0</w:t>
             </w:r>
           </w:p>
         </w:tc>
@@ -15506,117 +15506,117 @@
               <w:pStyle w:val="Compact"/>
             </w:pPr>
             <w:r>
-              <w:t xml:space="preserve">Incendios_PY (Ignición Base M2)</w:t>
-            </w:r>
-          </w:p>
-        </w:tc>
-        <w:tc>
-          <w:tcPr/>
-          <w:p>
-            <w:pPr>
-              <w:pStyle w:val="Compact"/>
-            </w:pPr>
-            <w:r>
-              <w:t xml:space="preserve">0.7406</w:t>
-            </w:r>
-          </w:p>
-        </w:tc>
-        <w:tc>
-          <w:tcPr/>
-          <w:p>
-            <w:pPr>
-              <w:pStyle w:val="Compact"/>
-            </w:pPr>
-            <w:r>
-              <w:t xml:space="preserve">0.2146</w:t>
-            </w:r>
-          </w:p>
-        </w:tc>
-        <w:tc>
-          <w:tcPr/>
-          <w:p>
-            <w:pPr>
-              <w:pStyle w:val="Compact"/>
-            </w:pPr>
-            <w:r>
-              <w:t xml:space="preserve">0.0774</w:t>
-            </w:r>
-          </w:p>
-        </w:tc>
-        <w:tc>
-          <w:tcPr/>
-          <w:p>
-            <w:pPr>
-              <w:pStyle w:val="Compact"/>
-            </w:pPr>
-            <w:r>
-              <w:t xml:space="preserve">0.0640</w:t>
-            </w:r>
-          </w:p>
-        </w:tc>
-        <w:tc>
-          <w:tcPr/>
-          <w:p>
-            <w:pPr>
-              <w:pStyle w:val="Compact"/>
-            </w:pPr>
-            <w:r>
-              <w:t xml:space="preserve">0.0070</w:t>
-            </w:r>
-          </w:p>
-        </w:tc>
-        <w:tc>
-          <w:tcPr/>
-          <w:p>
-            <w:pPr>
-              <w:pStyle w:val="Compact"/>
-            </w:pPr>
-            <w:r>
-              <w:t xml:space="preserve">0.1983</w:t>
-            </w:r>
-          </w:p>
-        </w:tc>
-        <w:tc>
-          <w:tcPr/>
-          <w:p>
-            <w:pPr>
-              <w:pStyle w:val="Compact"/>
-            </w:pPr>
-            <w:r>
-              <w:t xml:space="preserve">0.2610</w:t>
-            </w:r>
-          </w:p>
-        </w:tc>
-        <w:tc>
-          <w:tcPr/>
-          <w:p>
-            <w:pPr>
-              <w:pStyle w:val="Compact"/>
-            </w:pPr>
-            <w:r>
-              <w:t xml:space="preserve">0.1958</w:t>
-            </w:r>
-          </w:p>
-        </w:tc>
-        <w:tc>
-          <w:tcPr/>
-          <w:p>
-            <w:pPr>
-              <w:pStyle w:val="Compact"/>
-            </w:pPr>
-            <w:r>
-              <w:t xml:space="preserve">0.2447</w:t>
-            </w:r>
-          </w:p>
-        </w:tc>
-        <w:tc>
-          <w:tcPr/>
-          <w:p>
-            <w:pPr>
-              <w:pStyle w:val="Compact"/>
-            </w:pPr>
-            <w:r>
-              <w:t xml:space="preserve">10075</w:t>
+              <w:t xml:space="preserve">Incendios_PY (Ignición Híbrida M3)</w:t>
+            </w:r>
+          </w:p>
+        </w:tc>
+        <w:tc>
+          <w:tcPr/>
+          <w:p>
+            <w:pPr>
+              <w:pStyle w:val="Compact"/>
+            </w:pPr>
+            <w:r>
+              <w:t xml:space="preserve">0.7534</w:t>
+            </w:r>
+          </w:p>
+        </w:tc>
+        <w:tc>
+          <w:tcPr/>
+          <w:p>
+            <w:pPr>
+              <w:pStyle w:val="Compact"/>
+            </w:pPr>
+            <w:r>
+              <w:t xml:space="preserve">0.2340</w:t>
+            </w:r>
+          </w:p>
+        </w:tc>
+        <w:tc>
+          <w:tcPr/>
+          <w:p>
+            <w:pPr>
+              <w:pStyle w:val="Compact"/>
+            </w:pPr>
+            <w:r>
+              <w:t xml:space="preserve">0.0765</w:t>
+            </w:r>
+          </w:p>
+        </w:tc>
+        <w:tc>
+          <w:tcPr/>
+          <w:p>
+            <w:pPr>
+              <w:pStyle w:val="Compact"/>
+            </w:pPr>
+            <w:r>
+              <w:t xml:space="preserve">0.0748</w:t>
+            </w:r>
+          </w:p>
+        </w:tc>
+        <w:tc>
+          <w:tcPr/>
+          <w:p>
+            <w:pPr>
+              <w:pStyle w:val="Compact"/>
+            </w:pPr>
+            <w:r>
+              <w:t xml:space="preserve">0.0082</w:t>
+            </w:r>
+          </w:p>
+        </w:tc>
+        <w:tc>
+          <w:tcPr/>
+          <w:p>
+            <w:pPr>
+              <w:pStyle w:val="Compact"/>
+            </w:pPr>
+            <w:r>
+              <w:t xml:space="preserve">0.2186</w:t>
+            </w:r>
+          </w:p>
+        </w:tc>
+        <w:tc>
+          <w:tcPr/>
+          <w:p>
+            <w:pPr>
+              <w:pStyle w:val="Compact"/>
+            </w:pPr>
+            <w:r>
+              <w:t xml:space="preserve">0.3013</w:t>
+            </w:r>
+          </w:p>
+        </w:tc>
+        <w:tc>
+          <w:tcPr/>
+          <w:p>
+            <w:pPr>
+              <w:pStyle w:val="Compact"/>
+            </w:pPr>
+            <w:r>
+              <w:t xml:space="preserve">0.1859</w:t>
+            </w:r>
+          </w:p>
+        </w:tc>
+        <w:tc>
+          <w:tcPr/>
+          <w:p>
+            <w:pPr>
+              <w:pStyle w:val="Compact"/>
+            </w:pPr>
+            <w:r>
+              <w:t xml:space="preserve">0.2680</w:t>
+            </w:r>
+          </w:p>
+        </w:tc>
+        <w:tc>
+          <w:tcPr/>
+          <w:p>
+            <w:pPr>
+              <w:pStyle w:val="Compact"/>
+            </w:pPr>
+            <w:r>
+              <w:t xml:space="preserve">7835</w:t>
             </w:r>
           </w:p>
         </w:tc>
@@ -15651,117 +15651,117 @@
               <w:pStyle w:val="Compact"/>
             </w:pPr>
             <w:r>
-              <w:t xml:space="preserve">Canadian FWI completo</w:t>
-            </w:r>
-          </w:p>
-        </w:tc>
-        <w:tc>
-          <w:tcPr/>
-          <w:p>
-            <w:pPr>
-              <w:pStyle w:val="Compact"/>
-            </w:pPr>
-            <w:r>
-              <w:t xml:space="preserve">0.5564</w:t>
-            </w:r>
-          </w:p>
-        </w:tc>
-        <w:tc>
-          <w:tcPr/>
-          <w:p>
-            <w:pPr>
-              <w:pStyle w:val="Compact"/>
-            </w:pPr>
-            <w:r>
-              <w:t xml:space="preserve">0.1061</w:t>
-            </w:r>
-          </w:p>
-        </w:tc>
-        <w:tc>
-          <w:tcPr/>
-          <w:p>
-            <w:pPr>
-              <w:pStyle w:val="Compact"/>
-            </w:pPr>
-            <w:r>
-              <w:t xml:space="preserve">—</w:t>
-            </w:r>
-          </w:p>
-        </w:tc>
-        <w:tc>
-          <w:tcPr/>
-          <w:p>
-            <w:pPr>
-              <w:pStyle w:val="Compact"/>
-            </w:pPr>
-            <w:r>
-              <w:t xml:space="preserve">—</w:t>
-            </w:r>
-          </w:p>
-        </w:tc>
-        <w:tc>
-          <w:tcPr/>
-          <w:p>
-            <w:pPr>
-              <w:pStyle w:val="Compact"/>
-            </w:pPr>
-            <w:r>
-              <w:t xml:space="preserve">—</w:t>
-            </w:r>
-          </w:p>
-        </w:tc>
-        <w:tc>
-          <w:tcPr/>
-          <w:p>
-            <w:pPr>
-              <w:pStyle w:val="Compact"/>
-            </w:pPr>
-            <w:r>
-              <w:t xml:space="preserve">2.1509</w:t>
-            </w:r>
-          </w:p>
-        </w:tc>
-        <w:tc>
-          <w:tcPr/>
-          <w:p>
-            <w:pPr>
-              <w:pStyle w:val="Compact"/>
-            </w:pPr>
-            <w:r>
-              <w:t xml:space="preserve">0.1076</w:t>
-            </w:r>
-          </w:p>
-        </w:tc>
-        <w:tc>
-          <w:tcPr/>
-          <w:p>
-            <w:pPr>
-              <w:pStyle w:val="Compact"/>
-            </w:pPr>
-            <w:r>
-              <w:t xml:space="preserve">0.3899</w:t>
-            </w:r>
-          </w:p>
-        </w:tc>
-        <w:tc>
-          <w:tcPr/>
-          <w:p>
-            <w:pPr>
-              <w:pStyle w:val="Compact"/>
-            </w:pPr>
-            <w:r>
-              <w:t xml:space="preserve">0.1258</w:t>
-            </w:r>
-          </w:p>
-        </w:tc>
-        <w:tc>
-          <w:tcPr/>
-          <w:p>
-            <w:pPr>
-              <w:pStyle w:val="Compact"/>
-            </w:pPr>
-            <w:r>
-              <w:t xml:space="preserve">58766</w:t>
+              <w:t xml:space="preserve">Incendios_PY (Ignición Base M2)</w:t>
+            </w:r>
+          </w:p>
+        </w:tc>
+        <w:tc>
+          <w:tcPr/>
+          <w:p>
+            <w:pPr>
+              <w:pStyle w:val="Compact"/>
+            </w:pPr>
+            <w:r>
+              <w:t xml:space="preserve">0.7406</w:t>
+            </w:r>
+          </w:p>
+        </w:tc>
+        <w:tc>
+          <w:tcPr/>
+          <w:p>
+            <w:pPr>
+              <w:pStyle w:val="Compact"/>
+            </w:pPr>
+            <w:r>
+              <w:t xml:space="preserve">0.2146</w:t>
+            </w:r>
+          </w:p>
+        </w:tc>
+        <w:tc>
+          <w:tcPr/>
+          <w:p>
+            <w:pPr>
+              <w:pStyle w:val="Compact"/>
+            </w:pPr>
+            <w:r>
+              <w:t xml:space="preserve">0.0774</w:t>
+            </w:r>
+          </w:p>
+        </w:tc>
+        <w:tc>
+          <w:tcPr/>
+          <w:p>
+            <w:pPr>
+              <w:pStyle w:val="Compact"/>
+            </w:pPr>
+            <w:r>
+              <w:t xml:space="preserve">0.0640</w:t>
+            </w:r>
+          </w:p>
+        </w:tc>
+        <w:tc>
+          <w:tcPr/>
+          <w:p>
+            <w:pPr>
+              <w:pStyle w:val="Compact"/>
+            </w:pPr>
+            <w:r>
+              <w:t xml:space="preserve">0.0070</w:t>
+            </w:r>
+          </w:p>
+        </w:tc>
+        <w:tc>
+          <w:tcPr/>
+          <w:p>
+            <w:pPr>
+              <w:pStyle w:val="Compact"/>
+            </w:pPr>
+            <w:r>
+              <w:t xml:space="preserve">0.1983</w:t>
+            </w:r>
+          </w:p>
+        </w:tc>
+        <w:tc>
+          <w:tcPr/>
+          <w:p>
+            <w:pPr>
+              <w:pStyle w:val="Compact"/>
+            </w:pPr>
+            <w:r>
+              <w:t xml:space="preserve">0.2610</w:t>
+            </w:r>
+          </w:p>
+        </w:tc>
+        <w:tc>
+          <w:tcPr/>
+          <w:p>
+            <w:pPr>
+              <w:pStyle w:val="Compact"/>
+            </w:pPr>
+            <w:r>
+              <w:t xml:space="preserve">0.1958</w:t>
+            </w:r>
+          </w:p>
+        </w:tc>
+        <w:tc>
+          <w:tcPr/>
+          <w:p>
+            <w:pPr>
+              <w:pStyle w:val="Compact"/>
+            </w:pPr>
+            <w:r>
+              <w:t xml:space="preserve">0.2447</w:t>
+            </w:r>
+          </w:p>
+        </w:tc>
+        <w:tc>
+          <w:tcPr/>
+          <w:p>
+            <w:pPr>
+              <w:pStyle w:val="Compact"/>
+            </w:pPr>
+            <w:r>
+              <w:t xml:space="preserve">10075</w:t>
             </w:r>
           </w:p>
         </w:tc>
@@ -15796,6 +15796,151 @@
               <w:pStyle w:val="Compact"/>
             </w:pPr>
             <w:r>
+              <w:t xml:space="preserve">Canadian FWI completo</w:t>
+            </w:r>
+          </w:p>
+        </w:tc>
+        <w:tc>
+          <w:tcPr/>
+          <w:p>
+            <w:pPr>
+              <w:pStyle w:val="Compact"/>
+            </w:pPr>
+            <w:r>
+              <w:t xml:space="preserve">0.5564</w:t>
+            </w:r>
+          </w:p>
+        </w:tc>
+        <w:tc>
+          <w:tcPr/>
+          <w:p>
+            <w:pPr>
+              <w:pStyle w:val="Compact"/>
+            </w:pPr>
+            <w:r>
+              <w:t xml:space="preserve">0.1061</w:t>
+            </w:r>
+          </w:p>
+        </w:tc>
+        <w:tc>
+          <w:tcPr/>
+          <w:p>
+            <w:pPr>
+              <w:pStyle w:val="Compact"/>
+            </w:pPr>
+            <w:r>
+              <w:t xml:space="preserve">—</w:t>
+            </w:r>
+          </w:p>
+        </w:tc>
+        <w:tc>
+          <w:tcPr/>
+          <w:p>
+            <w:pPr>
+              <w:pStyle w:val="Compact"/>
+            </w:pPr>
+            <w:r>
+              <w:t xml:space="preserve">—</w:t>
+            </w:r>
+          </w:p>
+        </w:tc>
+        <w:tc>
+          <w:tcPr/>
+          <w:p>
+            <w:pPr>
+              <w:pStyle w:val="Compact"/>
+            </w:pPr>
+            <w:r>
+              <w:t xml:space="preserve">—</w:t>
+            </w:r>
+          </w:p>
+        </w:tc>
+        <w:tc>
+          <w:tcPr/>
+          <w:p>
+            <w:pPr>
+              <w:pStyle w:val="Compact"/>
+            </w:pPr>
+            <w:r>
+              <w:t xml:space="preserve">2.1509</w:t>
+            </w:r>
+          </w:p>
+        </w:tc>
+        <w:tc>
+          <w:tcPr/>
+          <w:p>
+            <w:pPr>
+              <w:pStyle w:val="Compact"/>
+            </w:pPr>
+            <w:r>
+              <w:t xml:space="preserve">0.1076</w:t>
+            </w:r>
+          </w:p>
+        </w:tc>
+        <w:tc>
+          <w:tcPr/>
+          <w:p>
+            <w:pPr>
+              <w:pStyle w:val="Compact"/>
+            </w:pPr>
+            <w:r>
+              <w:t xml:space="preserve">0.3899</w:t>
+            </w:r>
+          </w:p>
+        </w:tc>
+        <w:tc>
+          <w:tcPr/>
+          <w:p>
+            <w:pPr>
+              <w:pStyle w:val="Compact"/>
+            </w:pPr>
+            <w:r>
+              <w:t xml:space="preserve">0.1258</w:t>
+            </w:r>
+          </w:p>
+        </w:tc>
+        <w:tc>
+          <w:tcPr/>
+          <w:p>
+            <w:pPr>
+              <w:pStyle w:val="Compact"/>
+            </w:pPr>
+            <w:r>
+              <w:t xml:space="preserve">58766</w:t>
+            </w:r>
+          </w:p>
+        </w:tc>
+      </w:tr>
+      <w:tr>
+        <w:tc>
+          <w:tcPr/>
+          <w:p>
+            <w:pPr>
+              <w:pStyle w:val="Compact"/>
+            </w:pPr>
+            <w:r>
+              <w:t xml:space="preserve">Oriental</w:t>
+            </w:r>
+          </w:p>
+        </w:tc>
+        <w:tc>
+          <w:tcPr/>
+          <w:p>
+            <w:pPr>
+              <w:pStyle w:val="Compact"/>
+            </w:pPr>
+            <w:r>
+              <w:t xml:space="preserve">ignicion</w:t>
+            </w:r>
+          </w:p>
+        </w:tc>
+        <w:tc>
+          <w:tcPr/>
+          <w:p>
+            <w:pPr>
+              <w:pStyle w:val="Compact"/>
+            </w:pPr>
+            <w:r>
               <w:t xml:space="preserve">INPE Risco de Fogo</w:t>
             </w:r>
           </w:p>
@@ -15907,6 +16052,151 @@
             </w:pPr>
             <w:r>
               <w:t xml:space="preserve">141802</w:t>
+            </w:r>
+          </w:p>
+        </w:tc>
+      </w:tr>
+      <w:tr>
+        <w:tc>
+          <w:tcPr/>
+          <w:p>
+            <w:pPr>
+              <w:pStyle w:val="Compact"/>
+            </w:pPr>
+            <w:r>
+              <w:t xml:space="preserve">Oriental</w:t>
+            </w:r>
+          </w:p>
+        </w:tc>
+        <w:tc>
+          <w:tcPr/>
+          <w:p>
+            <w:pPr>
+              <w:pStyle w:val="Compact"/>
+            </w:pPr>
+            <w:r>
+              <w:t xml:space="preserve">ignicion</w:t>
+            </w:r>
+          </w:p>
+        </w:tc>
+        <w:tc>
+          <w:tcPr/>
+          <w:p>
+            <w:pPr>
+              <w:pStyle w:val="Compact"/>
+            </w:pPr>
+            <w:r>
+              <w:t xml:space="preserve">Weather-only GBT</w:t>
+            </w:r>
+          </w:p>
+        </w:tc>
+        <w:tc>
+          <w:tcPr/>
+          <w:p>
+            <w:pPr>
+              <w:pStyle w:val="Compact"/>
+            </w:pPr>
+            <w:r>
+              <w:t xml:space="preserve">0.5645</w:t>
+            </w:r>
+          </w:p>
+        </w:tc>
+        <w:tc>
+          <w:tcPr/>
+          <w:p>
+            <w:pPr>
+              <w:pStyle w:val="Compact"/>
+            </w:pPr>
+            <w:r>
+              <w:t xml:space="preserve">0.1077</w:t>
+            </w:r>
+          </w:p>
+        </w:tc>
+        <w:tc>
+          <w:tcPr/>
+          <w:p>
+            <w:pPr>
+              <w:pStyle w:val="Compact"/>
+            </w:pPr>
+            <w:r>
+              <w:t xml:space="preserve">0.0823</w:t>
+            </w:r>
+          </w:p>
+        </w:tc>
+        <w:tc>
+          <w:tcPr/>
+          <w:p>
+            <w:pPr>
+              <w:pStyle w:val="Compact"/>
+            </w:pPr>
+            <w:r>
+              <w:t xml:space="preserve">0.0042</w:t>
+            </w:r>
+          </w:p>
+        </w:tc>
+        <w:tc>
+          <w:tcPr/>
+          <w:p>
+            <w:pPr>
+              <w:pStyle w:val="Compact"/>
+            </w:pPr>
+            <w:r>
+              <w:t xml:space="preserve">0.0013</w:t>
+            </w:r>
+          </w:p>
+        </w:tc>
+        <w:tc>
+          <w:tcPr/>
+          <w:p>
+            <w:pPr>
+              <w:pStyle w:val="Compact"/>
+            </w:pPr>
+            <w:r>
+              <w:t xml:space="preserve">0.0975</w:t>
+            </w:r>
+          </w:p>
+        </w:tc>
+        <w:tc>
+          <w:tcPr/>
+          <w:p>
+            <w:pPr>
+              <w:pStyle w:val="Compact"/>
+            </w:pPr>
+            <w:r>
+              <w:t xml:space="preserve">0.1108</w:t>
+            </w:r>
+          </w:p>
+        </w:tc>
+        <w:tc>
+          <w:tcPr/>
+          <w:p>
+            <w:pPr>
+              <w:pStyle w:val="Compact"/>
+            </w:pPr>
+            <w:r>
+              <w:t xml:space="preserve">0.4244</w:t>
+            </w:r>
+          </w:p>
+        </w:tc>
+        <w:tc>
+          <w:tcPr/>
+          <w:p>
+            <w:pPr>
+              <w:pStyle w:val="Compact"/>
+            </w:pPr>
+            <w:r>
+              <w:t xml:space="preserve">0.1300</w:t>
+            </w:r>
+          </w:p>
+        </w:tc>
+        <w:tc>
+          <w:tcPr/>
+          <w:p>
+            <w:pPr>
+              <w:pStyle w:val="Compact"/>
+            </w:pPr>
+            <w:r>
+              <w:t xml:space="preserve">61905</w:t>
             </w:r>
           </w:p>
         </w:tc>
@@ -37497,6 +37787,579 @@
       </w:r>
       <w:r>
         <w:t xml:space="preserve">. The 25 km/10 d row reproduces the same sample and features as the main partitions; its small difference from Table 10 reflects retraining inside this sensitivity harness, not a different target or sample. M3 beat M2 in all 18 region-by-evaluation comparisons (ΔROC +0.004 to +0.016). The 7-day window had the highest ROC-AUC in every region × radius pair, and the radius effect was small: 35 km was slightly better in Chaco and 25 km in Oriental. The ranking and the D2 conclusion are stable.</w:t>
+      </w:r>
+    </w:p>
+    <w:p>
+      <w:pPr>
+        <w:pStyle w:val="BodyText"/>
+      </w:pPr>
+      <w:r>
+        <w:rPr>
+          <w:b/>
+          <w:bCs/>
+        </w:rPr>
+        <w:t xml:space="preserve">Table S21.</w:t>
+      </w:r>
+      <w:r>
+        <w:t xml:space="preserve"> </w:t>
+      </w:r>
+      <w:r>
+        <w:t xml:space="preserve">Weather-only GBT baseline on the retrospective 2024–2025 test. The model uses the same learner, capacity, monotonic constraints and monotonic Platt calibration as M1/M2/M3, but only the information set available to the Canadian FWI.</w:t>
+      </w:r>
+    </w:p>
+    <w:tbl>
+      <w:tblPr>
+        <w:tblStyle w:val="Table"/>
+        <w:tblW w:type="pct" w:w="5000"/>
+        <w:tblLayout w:type="fixed"/>
+        <w:tblLook w:firstRow="1" w:lastRow="0" w:firstColumn="0" w:lastColumn="0" w:noHBand="0" w:noVBand="0" w:val="0020"/>
+      </w:tblPr>
+      <w:tblGrid>
+        <w:gridCol w:w="660"/>
+        <w:gridCol w:w="660"/>
+        <w:gridCol w:w="660"/>
+        <w:gridCol w:w="660"/>
+        <w:gridCol w:w="660"/>
+        <w:gridCol w:w="660"/>
+        <w:gridCol w:w="660"/>
+        <w:gridCol w:w="660"/>
+        <w:gridCol w:w="660"/>
+        <w:gridCol w:w="660"/>
+        <w:gridCol w:w="660"/>
+        <w:gridCol w:w="660"/>
+      </w:tblGrid>
+      <w:tr>
+        <w:trPr>
+          <w:tblHeader w:val="on"/>
+        </w:trPr>
+        <w:tc>
+          <w:tcPr/>
+          <w:p>
+            <w:pPr>
+              <w:pStyle w:val="Compact"/>
+            </w:pPr>
+            <w:r>
+              <w:t xml:space="preserve">Region</w:t>
+            </w:r>
+          </w:p>
+        </w:tc>
+        <w:tc>
+          <w:tcPr/>
+          <w:p>
+            <w:pPr>
+              <w:pStyle w:val="Compact"/>
+            </w:pPr>
+            <w:r>
+              <w:t xml:space="preserve">ROC-AUC [95 % CI]</w:t>
+            </w:r>
+          </w:p>
+        </w:tc>
+        <w:tc>
+          <w:tcPr/>
+          <w:p>
+            <w:pPr>
+              <w:pStyle w:val="Compact"/>
+            </w:pPr>
+            <w:r>
+              <w:t xml:space="preserve">PR-AUC</w:t>
+            </w:r>
+          </w:p>
+        </w:tc>
+        <w:tc>
+          <w:tcPr/>
+          <w:p>
+            <w:pPr>
+              <w:pStyle w:val="Compact"/>
+            </w:pPr>
+            <w:r>
+              <w:t xml:space="preserve">Brier</w:t>
+            </w:r>
+          </w:p>
+        </w:tc>
+        <w:tc>
+          <w:tcPr/>
+          <w:p>
+            <w:pPr>
+              <w:pStyle w:val="Compact"/>
+            </w:pPr>
+            <w:r>
+              <w:t xml:space="preserve">BSS</w:t>
+            </w:r>
+          </w:p>
+        </w:tc>
+        <w:tc>
+          <w:tcPr/>
+          <w:p>
+            <w:pPr>
+              <w:pStyle w:val="Compact"/>
+            </w:pPr>
+            <w:r>
+              <w:t xml:space="preserve">ECE</w:t>
+            </w:r>
+          </w:p>
+        </w:tc>
+        <w:tc>
+          <w:tcPr/>
+          <w:p>
+            <w:pPr>
+              <w:pStyle w:val="Compact"/>
+            </w:pPr>
+            <w:r>
+              <w:t xml:space="preserve">Cutoff</w:t>
+            </w:r>
+          </w:p>
+        </w:tc>
+        <w:tc>
+          <w:tcPr/>
+          <w:p>
+            <w:pPr>
+              <w:pStyle w:val="Compact"/>
+            </w:pPr>
+            <w:r>
+              <w:t xml:space="preserve">Precision</w:t>
+            </w:r>
+          </w:p>
+        </w:tc>
+        <w:tc>
+          <w:tcPr/>
+          <w:p>
+            <w:pPr>
+              <w:pStyle w:val="Compact"/>
+            </w:pPr>
+            <w:r>
+              <w:t xml:space="preserve">Recall</w:t>
+            </w:r>
+          </w:p>
+        </w:tc>
+        <w:tc>
+          <w:tcPr/>
+          <w:p>
+            <w:pPr>
+              <w:pStyle w:val="Compact"/>
+            </w:pPr>
+            <w:r>
+              <w:t xml:space="preserve">F0.5</w:t>
+            </w:r>
+          </w:p>
+        </w:tc>
+        <w:tc>
+          <w:tcPr/>
+          <w:p>
+            <w:pPr>
+              <w:pStyle w:val="Compact"/>
+            </w:pPr>
+            <w:r>
+              <w:t xml:space="preserve">FP</w:t>
+            </w:r>
+          </w:p>
+        </w:tc>
+        <w:tc>
+          <w:tcPr/>
+          <w:p>
+            <w:pPr>
+              <w:pStyle w:val="Compact"/>
+            </w:pPr>
+            <w:r>
+              <w:t xml:space="preserve">ΔROC vs M3 (p)</w:t>
+            </w:r>
+          </w:p>
+        </w:tc>
+      </w:tr>
+      <w:tr>
+        <w:tc>
+          <w:tcPr/>
+          <w:p>
+            <w:pPr>
+              <w:pStyle w:val="Compact"/>
+            </w:pPr>
+            <w:r>
+              <w:t xml:space="preserve">Chaco</w:t>
+            </w:r>
+          </w:p>
+        </w:tc>
+        <w:tc>
+          <w:tcPr/>
+          <w:p>
+            <w:pPr>
+              <w:pStyle w:val="Compact"/>
+            </w:pPr>
+            <w:r>
+              <w:t xml:space="preserve">0.5512 [0.542–0.560]</w:t>
+            </w:r>
+          </w:p>
+        </w:tc>
+        <w:tc>
+          <w:tcPr/>
+          <w:p>
+            <w:pPr>
+              <w:pStyle w:val="Compact"/>
+            </w:pPr>
+            <w:r>
+              <w:t xml:space="preserve">0.1071</w:t>
+            </w:r>
+          </w:p>
+        </w:tc>
+        <w:tc>
+          <w:tcPr/>
+          <w:p>
+            <w:pPr>
+              <w:pStyle w:val="Compact"/>
+            </w:pPr>
+            <w:r>
+              <w:t xml:space="preserve">0.0824</w:t>
+            </w:r>
+          </w:p>
+        </w:tc>
+        <w:tc>
+          <w:tcPr/>
+          <w:p>
+            <w:pPr>
+              <w:pStyle w:val="Compact"/>
+            </w:pPr>
+            <w:r>
+              <w:t xml:space="preserve">0.0025</w:t>
+            </w:r>
+          </w:p>
+        </w:tc>
+        <w:tc>
+          <w:tcPr/>
+          <w:p>
+            <w:pPr>
+              <w:pStyle w:val="Compact"/>
+            </w:pPr>
+            <w:r>
+              <w:t xml:space="preserve">0.0013</w:t>
+            </w:r>
+          </w:p>
+        </w:tc>
+        <w:tc>
+          <w:tcPr/>
+          <w:p>
+            <w:pPr>
+              <w:pStyle w:val="Compact"/>
+            </w:pPr>
+            <w:r>
+              <w:t xml:space="preserve">0.1020</w:t>
+            </w:r>
+          </w:p>
+        </w:tc>
+        <w:tc>
+          <w:tcPr/>
+          <w:p>
+            <w:pPr>
+              <w:pStyle w:val="Compact"/>
+            </w:pPr>
+            <w:r>
+              <w:t xml:space="preserve">0.1143</w:t>
+            </w:r>
+          </w:p>
+        </w:tc>
+        <w:tc>
+          <w:tcPr/>
+          <w:p>
+            <w:pPr>
+              <w:pStyle w:val="Compact"/>
+            </w:pPr>
+            <w:r>
+              <w:t xml:space="preserve">0.1932</w:t>
+            </w:r>
+          </w:p>
+        </w:tc>
+        <w:tc>
+          <w:tcPr/>
+          <w:p>
+            <w:pPr>
+              <w:pStyle w:val="Compact"/>
+            </w:pPr>
+            <w:r>
+              <w:t xml:space="preserve">0.1245</w:t>
+            </w:r>
+          </w:p>
+        </w:tc>
+        <w:tc>
+          <w:tcPr/>
+          <w:p>
+            <w:pPr>
+              <w:pStyle w:val="Compact"/>
+            </w:pPr>
+            <w:r>
+              <w:t xml:space="preserve">24036</w:t>
+            </w:r>
+          </w:p>
+        </w:tc>
+        <w:tc>
+          <w:tcPr/>
+          <w:p>
+            <w:pPr>
+              <w:pStyle w:val="Compact"/>
+            </w:pPr>
+            <w:r>
+              <w:t xml:space="preserve">+0.2509 (≤0.001)</w:t>
+            </w:r>
+          </w:p>
+        </w:tc>
+      </w:tr>
+      <w:tr>
+        <w:tc>
+          <w:tcPr/>
+          <w:p>
+            <w:pPr>
+              <w:pStyle w:val="Compact"/>
+            </w:pPr>
+            <w:r>
+              <w:t xml:space="preserve">Oriental</w:t>
+            </w:r>
+          </w:p>
+        </w:tc>
+        <w:tc>
+          <w:tcPr/>
+          <w:p>
+            <w:pPr>
+              <w:pStyle w:val="Compact"/>
+            </w:pPr>
+            <w:r>
+              <w:t xml:space="preserve">0.5645 [0.556–0.575]</w:t>
+            </w:r>
+          </w:p>
+        </w:tc>
+        <w:tc>
+          <w:tcPr/>
+          <w:p>
+            <w:pPr>
+              <w:pStyle w:val="Compact"/>
+            </w:pPr>
+            <w:r>
+              <w:t xml:space="preserve">0.1077</w:t>
+            </w:r>
+          </w:p>
+        </w:tc>
+        <w:tc>
+          <w:tcPr/>
+          <w:p>
+            <w:pPr>
+              <w:pStyle w:val="Compact"/>
+            </w:pPr>
+            <w:r>
+              <w:t xml:space="preserve">0.0823</w:t>
+            </w:r>
+          </w:p>
+        </w:tc>
+        <w:tc>
+          <w:tcPr/>
+          <w:p>
+            <w:pPr>
+              <w:pStyle w:val="Compact"/>
+            </w:pPr>
+            <w:r>
+              <w:t xml:space="preserve">0.0042</w:t>
+            </w:r>
+          </w:p>
+        </w:tc>
+        <w:tc>
+          <w:tcPr/>
+          <w:p>
+            <w:pPr>
+              <w:pStyle w:val="Compact"/>
+            </w:pPr>
+            <w:r>
+              <w:t xml:space="preserve">0.0013</w:t>
+            </w:r>
+          </w:p>
+        </w:tc>
+        <w:tc>
+          <w:tcPr/>
+          <w:p>
+            <w:pPr>
+              <w:pStyle w:val="Compact"/>
+            </w:pPr>
+            <w:r>
+              <w:t xml:space="preserve">0.0975</w:t>
+            </w:r>
+          </w:p>
+        </w:tc>
+        <w:tc>
+          <w:tcPr/>
+          <w:p>
+            <w:pPr>
+              <w:pStyle w:val="Compact"/>
+            </w:pPr>
+            <w:r>
+              <w:t xml:space="preserve">0.1108</w:t>
+            </w:r>
+          </w:p>
+        </w:tc>
+        <w:tc>
+          <w:tcPr/>
+          <w:p>
+            <w:pPr>
+              <w:pStyle w:val="Compact"/>
+            </w:pPr>
+            <w:r>
+              <w:t xml:space="preserve">0.4244</w:t>
+            </w:r>
+          </w:p>
+        </w:tc>
+        <w:tc>
+          <w:tcPr/>
+          <w:p>
+            <w:pPr>
+              <w:pStyle w:val="Compact"/>
+            </w:pPr>
+            <w:r>
+              <w:t xml:space="preserve">0.1300</w:t>
+            </w:r>
+          </w:p>
+        </w:tc>
+        <w:tc>
+          <w:tcPr/>
+          <w:p>
+            <w:pPr>
+              <w:pStyle w:val="Compact"/>
+            </w:pPr>
+            <w:r>
+              <w:t xml:space="preserve">61905</w:t>
+            </w:r>
+          </w:p>
+        </w:tc>
+        <w:tc>
+          <w:tcPr/>
+          <w:p>
+            <w:pPr>
+              <w:pStyle w:val="Compact"/>
+            </w:pPr>
+            <w:r>
+              <w:t xml:space="preserve">+0.1889 (≤0.001)</w:t>
+            </w:r>
+          </w:p>
+        </w:tc>
+      </w:tr>
+    </w:tbl>
+    <w:p>
+      <w:pPr>
+        <w:pStyle w:val="BodyText"/>
+      </w:pPr>
+      <w:r>
+        <w:t xml:space="preserve">Features (9):</w:t>
+      </w:r>
+      <w:r>
+        <w:t xml:space="preserve"> </w:t>
+      </w:r>
+      <w:r>
+        <w:rPr>
+          <w:rStyle w:val="VerbatimChar"/>
+        </w:rPr>
+        <w:t xml:space="preserve">temp_max_c</w:t>
+      </w:r>
+      <w:r>
+        <w:t xml:space="preserve">,</w:t>
+      </w:r>
+      <w:r>
+        <w:t xml:space="preserve"> </w:t>
+      </w:r>
+      <w:r>
+        <w:rPr>
+          <w:rStyle w:val="VerbatimChar"/>
+        </w:rPr>
+        <w:t xml:space="preserve">temp_min_c</w:t>
+      </w:r>
+      <w:r>
+        <w:t xml:space="preserve">,</w:t>
+      </w:r>
+      <w:r>
+        <w:t xml:space="preserve"> </w:t>
+      </w:r>
+      <w:r>
+        <w:rPr>
+          <w:rStyle w:val="VerbatimChar"/>
+        </w:rPr>
+        <w:t xml:space="preserve">vpd_max_kpa</w:t>
+      </w:r>
+      <w:r>
+        <w:t xml:space="preserve">,</w:t>
+      </w:r>
+      <w:r>
+        <w:t xml:space="preserve"> </w:t>
+      </w:r>
+      <w:r>
+        <w:rPr>
+          <w:rStyle w:val="VerbatimChar"/>
+        </w:rPr>
+        <w:t xml:space="preserve">viento_max_kmh</w:t>
+      </w:r>
+      <w:r>
+        <w:t xml:space="preserve">,</w:t>
+      </w:r>
+      <w:r>
+        <w:t xml:space="preserve"> </w:t>
+      </w:r>
+      <w:r>
+        <w:rPr>
+          <w:rStyle w:val="VerbatimChar"/>
+        </w:rPr>
+        <w:t xml:space="preserve">precipitacion_mm</w:t>
+      </w:r>
+      <w:r>
+        <w:t xml:space="preserve">,</w:t>
+      </w:r>
+      <w:r>
+        <w:t xml:space="preserve"> </w:t>
+      </w:r>
+      <w:r>
+        <w:rPr>
+          <w:rStyle w:val="VerbatimChar"/>
+        </w:rPr>
+        <w:t xml:space="preserve">precipitacion_48h_mm</w:t>
+      </w:r>
+      <w:r>
+        <w:t xml:space="preserve">,</w:t>
+      </w:r>
+      <w:r>
+        <w:t xml:space="preserve"> </w:t>
+      </w:r>
+      <w:r>
+        <w:rPr>
+          <w:rStyle w:val="VerbatimChar"/>
+        </w:rPr>
+        <w:t xml:space="preserve">dias_secos_consecutivos</w:t>
+      </w:r>
+      <w:r>
+        <w:t xml:space="preserve">,</w:t>
+      </w:r>
+      <w:r>
+        <w:t xml:space="preserve"> </w:t>
+      </w:r>
+      <w:r>
+        <w:rPr>
+          <w:rStyle w:val="VerbatimChar"/>
+        </w:rPr>
+        <w:t xml:space="preserve">ffmc</w:t>
+      </w:r>
+      <w:r>
+        <w:t xml:space="preserve">,</w:t>
+      </w:r>
+      <w:r>
+        <w:t xml:space="preserve"> </w:t>
+      </w:r>
+      <w:r>
+        <w:rPr>
+          <w:rStyle w:val="VerbatimChar"/>
+        </w:rPr>
+        <w:t xml:space="preserve">isi</w:t>
+      </w:r>
+      <w:r>
+        <w:t xml:space="preserve">. BSS is relative to the 2018–2022 training prevalence. ΔROC is M3 minus the weather-only GBT, with a paired bootstrap grouped by date (B = 1 000). The full machine-readable table is</w:t>
+      </w:r>
+      <w:r>
+        <w:t xml:space="preserve"> </w:t>
+      </w:r>
+      <w:r>
+        <w:rPr>
+          <w:rStyle w:val="VerbatimChar"/>
+        </w:rPr>
+        <w:t xml:space="preserve">tablas/tablaS21_benchmark_weather_only.csv</w:t>
+      </w:r>
+      <w:r>
+        <w:t xml:space="preserve">.</w:t>
       </w:r>
     </w:p>
     <w:bookmarkEnd w:id="24"/>

--- a/entregables/material_suplementario.docx
+++ b/entregables/material_suplementario.docx
@@ -2139,7 +2139,7 @@
         <w:pStyle w:val="BodyText"/>
       </w:pPr>
       <w:r>
-        <w:t xml:space="preserve">Bootstrap resampling is by date, not by row, because daily fire activity is strongly clustered. All cells from a sampled date are retained; this preserves within-day dependence. The spatial holdout removes an entire 50-km block plus a 20-km buffer, recomputes historical priors without the held-out fires and evaluates both held-in and held-out cells. The primary metrics are ROC-AUC and PR-AUC; Brier score, expected calibration error, precision, recall, F0.5 and false positives are also reported. AUC intervals use 500 grouped bootstrap replicates; paired differences use 1 000. Because four main comparisons are made against FWI and INPE, the significance statements are a conservative screening result rather than multiplicity-adjusted inference. The bootstrap resolution is 0.001.</w:t>
+        <w:t xml:space="preserve">Bootstrap resampling is by date, not by row, because daily fire activity is strongly clustered. All cells from a sampled date are retained; this preserves within-day dependence. The spatial holdout removes an entire 50-km block plus a 20-km buffer, recomputes historical priors without the held-out fires and evaluates both held-in and held-out cells. The primary metrics are ROC-AUC and PR-AUC; Brier score, expected calibration error, precision, recall, F0.5 and false positives are also reported. AUC intervals use 500 grouped bootstrap replicates; paired differences use 1 000. The six confirmatory comparisons are corrected with Holm–Bonferroni and Benjamini–Hochberg; all remain significant at α = 0.05. The bootstrap resolution is 0.001, so adjusted values at the floor are upper bounds.</w:t>
       </w:r>
     </w:p>
     <w:p>
@@ -9858,7 +9858,7 @@
         <w:t xml:space="preserve"> </w:t>
       </w:r>
       <w:r>
-        <w:t xml:space="preserve">Paired ROC-AUC differences against FWI and INPE, grouped by date (retrospective 2024–2025 test).</w:t>
+        <w:t xml:space="preserve">Paired ROC-AUC differences for the six confirmatory comparisons (four against FWI and INPE and two M3−M2), grouped by date (retrospective 2024–2025 test). Holm–Bonferroni and Benjamini–Hochberg adjusted p-values are reported.</w:t>
       </w:r>
     </w:p>
     <w:tbl>
@@ -9869,12 +9869,14 @@
         <w:tblLook w:firstRow="1" w:lastRow="0" w:firstColumn="0" w:lastColumn="0" w:noHBand="0" w:noVBand="0" w:val="0020"/>
       </w:tblPr>
       <w:tblGrid>
-        <w:gridCol w:w="1320"/>
-        <w:gridCol w:w="1320"/>
-        <w:gridCol w:w="1320"/>
-        <w:gridCol w:w="1320"/>
-        <w:gridCol w:w="1320"/>
-        <w:gridCol w:w="1320"/>
+        <w:gridCol w:w="990"/>
+        <w:gridCol w:w="990"/>
+        <w:gridCol w:w="990"/>
+        <w:gridCol w:w="990"/>
+        <w:gridCol w:w="990"/>
+        <w:gridCol w:w="990"/>
+        <w:gridCol w:w="990"/>
+        <w:gridCol w:w="990"/>
       </w:tblGrid>
       <w:tr>
         <w:trPr>
@@ -9931,18 +9933,40 @@
               <w:pStyle w:val="Compact"/>
             </w:pPr>
             <w:r>
-              <w:t xml:space="preserve">p value</w:t>
-            </w:r>
-          </w:p>
-        </w:tc>
-        <w:tc>
-          <w:tcPr/>
-          <w:p>
-            <w:pPr>
-              <w:pStyle w:val="Compact"/>
-            </w:pPr>
-            <w:r>
-              <w:t xml:space="preserve">Bootstrap replicates</w:t>
+              <w:t xml:space="preserve">p raw</w:t>
+            </w:r>
+          </w:p>
+        </w:tc>
+        <w:tc>
+          <w:tcPr/>
+          <w:p>
+            <w:pPr>
+              <w:pStyle w:val="Compact"/>
+            </w:pPr>
+            <w:r>
+              <w:t xml:space="preserve">p Holm</w:t>
+            </w:r>
+          </w:p>
+        </w:tc>
+        <w:tc>
+          <w:tcPr/>
+          <w:p>
+            <w:pPr>
+              <w:pStyle w:val="Compact"/>
+            </w:pPr>
+            <w:r>
+              <w:t xml:space="preserve">p BH</w:t>
+            </w:r>
+          </w:p>
+        </w:tc>
+        <w:tc>
+          <w:tcPr/>
+          <w:p>
+            <w:pPr>
+              <w:pStyle w:val="Compact"/>
+            </w:pPr>
+            <w:r>
+              <w:t xml:space="preserve">B</w:t>
             </w:r>
           </w:p>
         </w:tc>
@@ -9999,7 +10023,29 @@
               <w:pStyle w:val="Compact"/>
             </w:pPr>
             <w:r>
-              <w:t xml:space="preserve">0.001</w:t>
+              <w:t xml:space="preserve">≤0.001</w:t>
+            </w:r>
+          </w:p>
+        </w:tc>
+        <w:tc>
+          <w:tcPr/>
+          <w:p>
+            <w:pPr>
+              <w:pStyle w:val="Compact"/>
+            </w:pPr>
+            <w:r>
+              <w:t xml:space="preserve">0.0060</w:t>
+            </w:r>
+          </w:p>
+        </w:tc>
+        <w:tc>
+          <w:tcPr/>
+          <w:p>
+            <w:pPr>
+              <w:pStyle w:val="Compact"/>
+            </w:pPr>
+            <w:r>
+              <w:t xml:space="preserve">0.0010</w:t>
             </w:r>
           </w:p>
         </w:tc>
@@ -10067,7 +10113,29 @@
               <w:pStyle w:val="Compact"/>
             </w:pPr>
             <w:r>
-              <w:t xml:space="preserve">0.001</w:t>
+              <w:t xml:space="preserve">≤0.001</w:t>
+            </w:r>
+          </w:p>
+        </w:tc>
+        <w:tc>
+          <w:tcPr/>
+          <w:p>
+            <w:pPr>
+              <w:pStyle w:val="Compact"/>
+            </w:pPr>
+            <w:r>
+              <w:t xml:space="preserve">0.0060</w:t>
+            </w:r>
+          </w:p>
+        </w:tc>
+        <w:tc>
+          <w:tcPr/>
+          <w:p>
+            <w:pPr>
+              <w:pStyle w:val="Compact"/>
+            </w:pPr>
+            <w:r>
+              <w:t xml:space="preserve">0.0010</w:t>
             </w:r>
           </w:p>
         </w:tc>
@@ -10091,7 +10159,7 @@
               <w:pStyle w:val="Compact"/>
             </w:pPr>
             <w:r>
-              <w:t xml:space="preserve">Chaco</w:t>
+              <w:t xml:space="preserve">Oriental</w:t>
             </w:r>
           </w:p>
         </w:tc>
@@ -10113,29 +10181,51 @@
               <w:pStyle w:val="Compact"/>
             </w:pPr>
             <w:r>
-              <w:t xml:space="preserve">Incendios_PY (Ignición Híbrida M3) vs Canadian FWI completo</w:t>
-            </w:r>
-          </w:p>
-        </w:tc>
-        <w:tc>
-          <w:tcPr/>
-          <w:p>
-            <w:pPr>
-              <w:pStyle w:val="Compact"/>
-            </w:pPr>
-            <w:r>
-              <w:t xml:space="preserve">0.2848</w:t>
-            </w:r>
-          </w:p>
-        </w:tc>
-        <w:tc>
-          <w:tcPr/>
-          <w:p>
-            <w:pPr>
-              <w:pStyle w:val="Compact"/>
-            </w:pPr>
-            <w:r>
-              <w:t xml:space="preserve">0.001</w:t>
+              <w:t xml:space="preserve">Incendios_PY (Ignición Híbrida M3) vs Incendios_PY (Ignición Base M2)</w:t>
+            </w:r>
+          </w:p>
+        </w:tc>
+        <w:tc>
+          <w:tcPr/>
+          <w:p>
+            <w:pPr>
+              <w:pStyle w:val="Compact"/>
+            </w:pPr>
+            <w:r>
+              <w:t xml:space="preserve">0.0128</w:t>
+            </w:r>
+          </w:p>
+        </w:tc>
+        <w:tc>
+          <w:tcPr/>
+          <w:p>
+            <w:pPr>
+              <w:pStyle w:val="Compact"/>
+            </w:pPr>
+            <w:r>
+              <w:t xml:space="preserve">≤0.001</w:t>
+            </w:r>
+          </w:p>
+        </w:tc>
+        <w:tc>
+          <w:tcPr/>
+          <w:p>
+            <w:pPr>
+              <w:pStyle w:val="Compact"/>
+            </w:pPr>
+            <w:r>
+              <w:t xml:space="preserve">0.0060</w:t>
+            </w:r>
+          </w:p>
+        </w:tc>
+        <w:tc>
+          <w:tcPr/>
+          <w:p>
+            <w:pPr>
+              <w:pStyle w:val="Compact"/>
+            </w:pPr>
+            <w:r>
+              <w:t xml:space="preserve">0.0010</w:t>
             </w:r>
           </w:p>
         </w:tc>
@@ -10181,6 +10271,96 @@
               <w:pStyle w:val="Compact"/>
             </w:pPr>
             <w:r>
+              <w:t xml:space="preserve">Incendios_PY (Ignición Híbrida M3) vs Canadian FWI completo</w:t>
+            </w:r>
+          </w:p>
+        </w:tc>
+        <w:tc>
+          <w:tcPr/>
+          <w:p>
+            <w:pPr>
+              <w:pStyle w:val="Compact"/>
+            </w:pPr>
+            <w:r>
+              <w:t xml:space="preserve">0.2848</w:t>
+            </w:r>
+          </w:p>
+        </w:tc>
+        <w:tc>
+          <w:tcPr/>
+          <w:p>
+            <w:pPr>
+              <w:pStyle w:val="Compact"/>
+            </w:pPr>
+            <w:r>
+              <w:t xml:space="preserve">≤0.001</w:t>
+            </w:r>
+          </w:p>
+        </w:tc>
+        <w:tc>
+          <w:tcPr/>
+          <w:p>
+            <w:pPr>
+              <w:pStyle w:val="Compact"/>
+            </w:pPr>
+            <w:r>
+              <w:t xml:space="preserve">0.0060</w:t>
+            </w:r>
+          </w:p>
+        </w:tc>
+        <w:tc>
+          <w:tcPr/>
+          <w:p>
+            <w:pPr>
+              <w:pStyle w:val="Compact"/>
+            </w:pPr>
+            <w:r>
+              <w:t xml:space="preserve">0.0010</w:t>
+            </w:r>
+          </w:p>
+        </w:tc>
+        <w:tc>
+          <w:tcPr/>
+          <w:p>
+            <w:pPr>
+              <w:pStyle w:val="Compact"/>
+            </w:pPr>
+            <w:r>
+              <w:t xml:space="preserve">1000</w:t>
+            </w:r>
+          </w:p>
+        </w:tc>
+      </w:tr>
+      <w:tr>
+        <w:tc>
+          <w:tcPr/>
+          <w:p>
+            <w:pPr>
+              <w:pStyle w:val="Compact"/>
+            </w:pPr>
+            <w:r>
+              <w:t xml:space="preserve">Chaco</w:t>
+            </w:r>
+          </w:p>
+        </w:tc>
+        <w:tc>
+          <w:tcPr/>
+          <w:p>
+            <w:pPr>
+              <w:pStyle w:val="Compact"/>
+            </w:pPr>
+            <w:r>
+              <w:t xml:space="preserve">ignicion</w:t>
+            </w:r>
+          </w:p>
+        </w:tc>
+        <w:tc>
+          <w:tcPr/>
+          <w:p>
+            <w:pPr>
+              <w:pStyle w:val="Compact"/>
+            </w:pPr>
+            <w:r>
               <w:t xml:space="preserve">Incendios_PY (Ignición Híbrida M3) vs INPE Risco de Fogo</w:t>
             </w:r>
           </w:p>
@@ -10203,7 +10383,119 @@
               <w:pStyle w:val="Compact"/>
             </w:pPr>
             <w:r>
-              <w:t xml:space="preserve">0.001</w:t>
+              <w:t xml:space="preserve">≤0.001</w:t>
+            </w:r>
+          </w:p>
+        </w:tc>
+        <w:tc>
+          <w:tcPr/>
+          <w:p>
+            <w:pPr>
+              <w:pStyle w:val="Compact"/>
+            </w:pPr>
+            <w:r>
+              <w:t xml:space="preserve">0.0060</w:t>
+            </w:r>
+          </w:p>
+        </w:tc>
+        <w:tc>
+          <w:tcPr/>
+          <w:p>
+            <w:pPr>
+              <w:pStyle w:val="Compact"/>
+            </w:pPr>
+            <w:r>
+              <w:t xml:space="preserve">0.0010</w:t>
+            </w:r>
+          </w:p>
+        </w:tc>
+        <w:tc>
+          <w:tcPr/>
+          <w:p>
+            <w:pPr>
+              <w:pStyle w:val="Compact"/>
+            </w:pPr>
+            <w:r>
+              <w:t xml:space="preserve">1000</w:t>
+            </w:r>
+          </w:p>
+        </w:tc>
+      </w:tr>
+      <w:tr>
+        <w:tc>
+          <w:tcPr/>
+          <w:p>
+            <w:pPr>
+              <w:pStyle w:val="Compact"/>
+            </w:pPr>
+            <w:r>
+              <w:t xml:space="preserve">Chaco</w:t>
+            </w:r>
+          </w:p>
+        </w:tc>
+        <w:tc>
+          <w:tcPr/>
+          <w:p>
+            <w:pPr>
+              <w:pStyle w:val="Compact"/>
+            </w:pPr>
+            <w:r>
+              <w:t xml:space="preserve">ignicion</w:t>
+            </w:r>
+          </w:p>
+        </w:tc>
+        <w:tc>
+          <w:tcPr/>
+          <w:p>
+            <w:pPr>
+              <w:pStyle w:val="Compact"/>
+            </w:pPr>
+            <w:r>
+              <w:t xml:space="preserve">Incendios_PY (Ignición Híbrida M3) vs Incendios_PY (Ignición Base M2)</w:t>
+            </w:r>
+          </w:p>
+        </w:tc>
+        <w:tc>
+          <w:tcPr/>
+          <w:p>
+            <w:pPr>
+              <w:pStyle w:val="Compact"/>
+            </w:pPr>
+            <w:r>
+              <w:t xml:space="preserve">0.0030</w:t>
+            </w:r>
+          </w:p>
+        </w:tc>
+        <w:tc>
+          <w:tcPr/>
+          <w:p>
+            <w:pPr>
+              <w:pStyle w:val="Compact"/>
+            </w:pPr>
+            <w:r>
+              <w:t xml:space="preserve">≤0.001</w:t>
+            </w:r>
+          </w:p>
+        </w:tc>
+        <w:tc>
+          <w:tcPr/>
+          <w:p>
+            <w:pPr>
+              <w:pStyle w:val="Compact"/>
+            </w:pPr>
+            <w:r>
+              <w:t xml:space="preserve">0.0060</w:t>
+            </w:r>
+          </w:p>
+        </w:tc>
+        <w:tc>
+          <w:tcPr/>
+          <w:p>
+            <w:pPr>
+              <w:pStyle w:val="Compact"/>
+            </w:pPr>
+            <w:r>
+              <w:t xml:space="preserve">0.0010</w:t>
             </w:r>
           </w:p>
         </w:tc>
@@ -10225,7 +10517,7 @@
         <w:pStyle w:val="BodyText"/>
       </w:pPr>
       <w:r>
-        <w:t xml:space="preserve">The comparison uses B = 1,000 grouped-by-date bootstrap replicates. Values are retrospective diagnostics, not a blind confirmation.</w:t>
+        <w:t xml:space="preserve">The family is pre-specified as the six confirmatory comparisons. With B = 1,000 the bootstrap resolution is 0.001, so the raw p-values sit at the resolution floor and the adjusted values are upper bounds. Values are retrospective diagnostics, not a blind confirmation.</w:t>
       </w:r>
     </w:p>
     <w:p>
